--- a/docs/entregable_completo_mvp.docx
+++ b/docs/entregable_completo_mvp.docx
@@ -158,7 +158,7 @@
                 <w:color w:val="334155"/>
                 <w:sz w:val="18"/>
               </w:rPr>
-              <w:t>Scrum (2 Sprints semanales, equipo de 5 profesionales)</w:t>
+              <w:t>Scrum (2 Sprints semanales, equipo de 5 desarrolladores de software)</w:t>
             </w:r>
           </w:p>
         </w:tc>
@@ -470,7 +470,7 @@
         <w:spacing w:after="120"/>
       </w:pPr>
       <w:r>
-        <w:t>A continuación se detallan las Historias de Usuario formales con sus Criterios de Aceptación estructurados bajo la sintaxis Gherkin (Dado / Cuando / Entonces):</w:t>
+        <w:t>A continuación se detallan las Historias de Usuario formales con sus Criterios de Aceptación estructurados bajo la sintaxis Gherkin (Dado / Cuando / Entonces) y sus subtareas técnicas de desarrollo asociadas:</w:t>
       </w:r>
     </w:p>
     <w:p>
@@ -509,15 +509,29 @@
     </w:p>
     <w:p>
       <w:pPr>
+        <w:spacing w:before="60" w:after="40"/>
+      </w:pPr>
+      <w:r>
+        <w:rPr>
+          <w:rFonts w:ascii="Arial" w:hAnsi="Arial"/>
+          <w:b/>
+          <w:color w:val="1E3A5F"/>
+          <w:sz w:val="18"/>
+        </w:rPr>
+        <w:t>Criterios de Aceptación (Gherkin):</w:t>
+      </w:r>
+    </w:p>
+    <w:p>
+      <w:pPr>
         <w:pStyle w:val="ListBullet"/>
-        <w:spacing w:after="60"/>
+        <w:spacing w:after="40"/>
       </w:pPr>
       <w:r>
         <w:rPr>
           <w:rFonts w:ascii="Arial" w:hAnsi="Arial"/>
           <w:b/>
           <w:color w:val="D97706"/>
-          <w:sz w:val="18"/>
+          <w:sz w:val="17"/>
         </w:rPr>
         <w:t xml:space="preserve">Criterio 1.1 (Pantalla inicial limpia): </w:t>
       </w:r>
@@ -525,7 +539,7 @@
         <w:rPr>
           <w:rFonts w:ascii="Arial" w:hAnsi="Arial"/>
           <w:color w:val="1F2937"/>
-          <w:sz w:val="18"/>
+          <w:sz w:val="17"/>
         </w:rPr>
         <w:t>Dado que un usuario no autenticado ingresa a la aplicación,</w:t>
         <w:br/>
@@ -537,14 +551,14 @@
     <w:p>
       <w:pPr>
         <w:pStyle w:val="ListBullet"/>
-        <w:spacing w:after="60"/>
+        <w:spacing w:after="40"/>
       </w:pPr>
       <w:r>
         <w:rPr>
           <w:rFonts w:ascii="Arial" w:hAnsi="Arial"/>
           <w:b/>
           <w:color w:val="D97706"/>
-          <w:sz w:val="18"/>
+          <w:sz w:val="17"/>
         </w:rPr>
         <w:t xml:space="preserve">Criterio 1.2 (Credenciales incorrectas): </w:t>
       </w:r>
@@ -552,7 +566,7 @@
         <w:rPr>
           <w:rFonts w:ascii="Arial" w:hAnsi="Arial"/>
           <w:color w:val="1F2937"/>
-          <w:sz w:val="18"/>
+          <w:sz w:val="17"/>
         </w:rPr>
         <w:t>Dado que el usuario ingresa credenciales no registradas,</w:t>
         <w:br/>
@@ -564,14 +578,14 @@
     <w:p>
       <w:pPr>
         <w:pStyle w:val="ListBullet"/>
-        <w:spacing w:after="60"/>
+        <w:spacing w:after="40"/>
       </w:pPr>
       <w:r>
         <w:rPr>
           <w:rFonts w:ascii="Arial" w:hAnsi="Arial"/>
           <w:b/>
           <w:color w:val="D97706"/>
-          <w:sz w:val="18"/>
+          <w:sz w:val="17"/>
         </w:rPr>
         <w:t xml:space="preserve">Criterio 1.3 (Acceso de Gerente): </w:t>
       </w:r>
@@ -579,7 +593,7 @@
         <w:rPr>
           <w:rFonts w:ascii="Arial" w:hAnsi="Arial"/>
           <w:color w:val="1F2937"/>
-          <w:sz w:val="18"/>
+          <w:sz w:val="17"/>
         </w:rPr>
         <w:t>Dado que el usuario ingresa las credenciales válidas de Gerente,</w:t>
         <w:br/>
@@ -591,14 +605,14 @@
     <w:p>
       <w:pPr>
         <w:pStyle w:val="ListBullet"/>
-        <w:spacing w:after="60"/>
+        <w:spacing w:after="40"/>
       </w:pPr>
       <w:r>
         <w:rPr>
           <w:rFonts w:ascii="Arial" w:hAnsi="Arial"/>
           <w:b/>
           <w:color w:val="D97706"/>
-          <w:sz w:val="18"/>
+          <w:sz w:val="17"/>
         </w:rPr>
         <w:t xml:space="preserve">Criterio 1.4 (Acceso de Asistente): </w:t>
       </w:r>
@@ -606,13 +620,119 @@
         <w:rPr>
           <w:rFonts w:ascii="Arial" w:hAnsi="Arial"/>
           <w:color w:val="1F2937"/>
-          <w:sz w:val="18"/>
+          <w:sz w:val="17"/>
         </w:rPr>
         <w:t>Dado que el usuario ingresa las credenciales de Asistente,</w:t>
         <w:br/>
         <w:t>Cuando presiona 'Iniciar Sesión',</w:t>
         <w:br/>
         <w:t>Entonces accede al panel operativo de pagos, sin acceso a las cuentas bancarias personales del gerente.</w:t>
+      </w:r>
+    </w:p>
+    <w:p>
+      <w:pPr>
+        <w:spacing w:before="60" w:after="40"/>
+      </w:pPr>
+      <w:r>
+        <w:rPr>
+          <w:rFonts w:ascii="Arial" w:hAnsi="Arial"/>
+          <w:b/>
+          <w:color w:val="0F5132"/>
+          <w:sz w:val="18"/>
+        </w:rPr>
+        <w:t>Subtareas Técnicas de Desarrollo (Jira):</w:t>
+      </w:r>
+    </w:p>
+    <w:p>
+      <w:pPr>
+        <w:pStyle w:val="ListBullet"/>
+        <w:spacing w:after="40"/>
+      </w:pPr>
+      <w:r>
+        <w:rPr>
+          <w:rFonts w:ascii="Arial" w:hAnsi="Arial"/>
+          <w:b/>
+          <w:color w:val="0F5132"/>
+          <w:sz w:val="17"/>
+        </w:rPr>
+        <w:t xml:space="preserve">SUB-02 (Desarrollador 1 - 3h): </w:t>
+      </w:r>
+      <w:r>
+        <w:rPr>
+          <w:rFonts w:ascii="Arial" w:hAnsi="Arial"/>
+          <w:color w:val="1F2937"/>
+          <w:sz w:val="17"/>
+        </w:rPr>
+        <w:t>Codificar formulario de autenticación RBAC con captura de evento submit y sessionStorage.</w:t>
+      </w:r>
+    </w:p>
+    <w:p>
+      <w:pPr>
+        <w:pStyle w:val="ListBullet"/>
+        <w:spacing w:after="40"/>
+      </w:pPr>
+      <w:r>
+        <w:rPr>
+          <w:rFonts w:ascii="Arial" w:hAnsi="Arial"/>
+          <w:b/>
+          <w:color w:val="0F5132"/>
+          <w:sz w:val="17"/>
+        </w:rPr>
+        <w:t xml:space="preserve">SUB-03 (Desarrollador 2 - 2h): </w:t>
+      </w:r>
+      <w:r>
+        <w:rPr>
+          <w:rFonts w:ascii="Arial" w:hAnsi="Arial"/>
+          <w:color w:val="1F2937"/>
+          <w:sz w:val="17"/>
+        </w:rPr>
+        <w:t>Maquetar layout CSS responsive en estilos.css con paleta corporativa y retícula de 8px.</w:t>
+      </w:r>
+    </w:p>
+    <w:p>
+      <w:pPr>
+        <w:pStyle w:val="ListBullet"/>
+        <w:spacing w:after="40"/>
+      </w:pPr>
+      <w:r>
+        <w:rPr>
+          <w:rFonts w:ascii="Arial" w:hAnsi="Arial"/>
+          <w:b/>
+          <w:color w:val="0F5132"/>
+          <w:sz w:val="17"/>
+        </w:rPr>
+        <w:t xml:space="preserve">SUB-04 (Desarrollador 4 - 2h): </w:t>
+      </w:r>
+      <w:r>
+        <w:rPr>
+          <w:rFonts w:ascii="Arial" w:hAnsi="Arial"/>
+          <w:color w:val="1F2937"/>
+          <w:sz w:val="17"/>
+        </w:rPr>
+        <w:t>Implementar controlador DOM para alternar visibilidad entre contenedor de login y vistas de rol.</w:t>
+      </w:r>
+    </w:p>
+    <w:p>
+      <w:pPr>
+        <w:pStyle w:val="ListBullet"/>
+        <w:spacing w:after="40"/>
+      </w:pPr>
+      <w:r>
+        <w:rPr>
+          <w:rFonts w:ascii="Arial" w:hAnsi="Arial"/>
+          <w:b/>
+          <w:color w:val="0F5132"/>
+          <w:sz w:val="17"/>
+        </w:rPr>
+        <w:t xml:space="preserve">SUB-05 (Desarrollador 5 - 2h): </w:t>
+      </w:r>
+      <w:r>
+        <w:rPr>
+          <w:rFonts w:ascii="Arial" w:hAnsi="Arial"/>
+          <w:color w:val="1F2937"/>
+          <w:sz w:val="17"/>
+        </w:rPr>
+        <w:t>Escribir y ejecutar suite de pruebas de inyección de credenciales inválidas y control de alertas.</w:t>
       </w:r>
     </w:p>
     <w:p>
@@ -651,15 +771,29 @@
     </w:p>
     <w:p>
       <w:pPr>
+        <w:spacing w:before="60" w:after="40"/>
+      </w:pPr>
+      <w:r>
+        <w:rPr>
+          <w:rFonts w:ascii="Arial" w:hAnsi="Arial"/>
+          <w:b/>
+          <w:color w:val="1E3A5F"/>
+          <w:sz w:val="18"/>
+        </w:rPr>
+        <w:t>Criterios de Aceptación (Gherkin):</w:t>
+      </w:r>
+    </w:p>
+    <w:p>
+      <w:pPr>
         <w:pStyle w:val="ListBullet"/>
-        <w:spacing w:after="60"/>
+        <w:spacing w:after="40"/>
       </w:pPr>
       <w:r>
         <w:rPr>
           <w:rFonts w:ascii="Arial" w:hAnsi="Arial"/>
           <w:b/>
           <w:color w:val="D97706"/>
-          <w:sz w:val="18"/>
+          <w:sz w:val="17"/>
         </w:rPr>
         <w:t xml:space="preserve">Criterio 2.1 (4 KPIs Financieros Obligatorios): </w:t>
       </w:r>
@@ -667,7 +801,7 @@
         <w:rPr>
           <w:rFonts w:ascii="Arial" w:hAnsi="Arial"/>
           <w:color w:val="1F2937"/>
-          <w:sz w:val="18"/>
+          <w:sz w:val="17"/>
         </w:rPr>
         <w:t>Dado que el Gerente ha iniciado sesión en un periodo mensual,</w:t>
         <w:br/>
@@ -679,14 +813,14 @@
     <w:p>
       <w:pPr>
         <w:pStyle w:val="ListBullet"/>
-        <w:spacing w:after="60"/>
+        <w:spacing w:after="40"/>
       </w:pPr>
       <w:r>
         <w:rPr>
           <w:rFonts w:ascii="Arial" w:hAnsi="Arial"/>
           <w:b/>
           <w:color w:val="D97706"/>
-          <w:sz w:val="18"/>
+          <w:sz w:val="17"/>
         </w:rPr>
         <w:t xml:space="preserve">Criterio 2.2 (Vista Conjunta en la Misma Pantalla): </w:t>
       </w:r>
@@ -694,7 +828,7 @@
         <w:rPr>
           <w:rFonts w:ascii="Arial" w:hAnsi="Arial"/>
           <w:color w:val="1F2937"/>
-          <w:sz w:val="18"/>
+          <w:sz w:val="17"/>
         </w:rPr>
         <w:t>Dado que existen gastos registrados,</w:t>
         <w:br/>
@@ -706,14 +840,14 @@
     <w:p>
       <w:pPr>
         <w:pStyle w:val="ListBullet"/>
-        <w:spacing w:after="60"/>
+        <w:spacing w:after="40"/>
       </w:pPr>
       <w:r>
         <w:rPr>
           <w:rFonts w:ascii="Arial" w:hAnsi="Arial"/>
           <w:b/>
           <w:color w:val="D97706"/>
-          <w:sz w:val="18"/>
+          <w:sz w:val="17"/>
         </w:rPr>
         <w:t xml:space="preserve">Criterio 2.3 (Navegación de Meses): </w:t>
       </w:r>
@@ -721,7 +855,7 @@
         <w:rPr>
           <w:rFonts w:ascii="Arial" w:hAnsi="Arial"/>
           <w:color w:val="1F2937"/>
-          <w:sz w:val="18"/>
+          <w:sz w:val="17"/>
         </w:rPr>
         <w:t>Dado que el Gerente se encuentra en el mes actual (Octubre 2026),</w:t>
         <w:br/>
@@ -731,14 +865,14 @@
     <w:p>
       <w:pPr>
         <w:pStyle w:val="ListBullet"/>
-        <w:spacing w:after="60"/>
+        <w:spacing w:after="40"/>
       </w:pPr>
       <w:r>
         <w:rPr>
           <w:rFonts w:ascii="Arial" w:hAnsi="Arial"/>
           <w:b/>
           <w:color w:val="D97706"/>
-          <w:sz w:val="18"/>
+          <w:sz w:val="17"/>
         </w:rPr>
         <w:t xml:space="preserve">Criterio 2.4 (Privacidad de Cuentas Personales): </w:t>
       </w:r>
@@ -746,13 +880,165 @@
         <w:rPr>
           <w:rFonts w:ascii="Arial" w:hAnsi="Arial"/>
           <w:color w:val="1F2937"/>
-          <w:sz w:val="18"/>
+          <w:sz w:val="17"/>
         </w:rPr>
         <w:t>Dado que el Gerente mantiene cuentas bancarias personales,</w:t>
         <w:br/>
         <w:t>Cuando consulta su sesión,</w:t>
         <w:br/>
         <w:t>Entonces visualiza su panel confidencial de cuentas y tarjetas, el cual permanece 100% oculto e inaccesible para la vista del asistente.</w:t>
+      </w:r>
+    </w:p>
+    <w:p>
+      <w:pPr>
+        <w:spacing w:before="60" w:after="40"/>
+      </w:pPr>
+      <w:r>
+        <w:rPr>
+          <w:rFonts w:ascii="Arial" w:hAnsi="Arial"/>
+          <w:b/>
+          <w:color w:val="0F5132"/>
+          <w:sz w:val="18"/>
+        </w:rPr>
+        <w:t>Subtareas Técnicas de Desarrollo (Jira):</w:t>
+      </w:r>
+    </w:p>
+    <w:p>
+      <w:pPr>
+        <w:pStyle w:val="ListBullet"/>
+        <w:spacing w:after="40"/>
+      </w:pPr>
+      <w:r>
+        <w:rPr>
+          <w:rFonts w:ascii="Arial" w:hAnsi="Arial"/>
+          <w:b/>
+          <w:color w:val="0F5132"/>
+          <w:sz w:val="17"/>
+        </w:rPr>
+        <w:t xml:space="preserve">SUB-06 (Desarrollador 2 - 2h): </w:t>
+      </w:r>
+      <w:r>
+        <w:rPr>
+          <w:rFonts w:ascii="Arial" w:hAnsi="Arial"/>
+          <w:color w:val="1F2937"/>
+          <w:sz w:val="17"/>
+        </w:rPr>
+        <w:t>Maquetar componente de navegación temporal (period-navigator) con botones anterior/siguiente.</w:t>
+      </w:r>
+    </w:p>
+    <w:p>
+      <w:pPr>
+        <w:pStyle w:val="ListBullet"/>
+        <w:spacing w:after="40"/>
+      </w:pPr>
+      <w:r>
+        <w:rPr>
+          <w:rFonts w:ascii="Arial" w:hAnsi="Arial"/>
+          <w:b/>
+          <w:color w:val="0F5132"/>
+          <w:sz w:val="17"/>
+        </w:rPr>
+        <w:t xml:space="preserve">SUB-07 (Desarrollador 3 - 2h): </w:t>
+      </w:r>
+      <w:r>
+        <w:rPr>
+          <w:rFonts w:ascii="Arial" w:hAnsi="Arial"/>
+          <w:color w:val="1F2937"/>
+          <w:sz w:val="17"/>
+        </w:rPr>
+        <w:t>Programar funciones de fechas (changePeriod, getActivePeriodKey) para Septiembre, Octubre y Noviembre.</w:t>
+      </w:r>
+    </w:p>
+    <w:p>
+      <w:pPr>
+        <w:pStyle w:val="ListBullet"/>
+        <w:spacing w:after="40"/>
+      </w:pPr>
+      <w:r>
+        <w:rPr>
+          <w:rFonts w:ascii="Arial" w:hAnsi="Arial"/>
+          <w:b/>
+          <w:color w:val="0F5132"/>
+          <w:sz w:val="17"/>
+        </w:rPr>
+        <w:t xml:space="preserve">SUB-08 (Desarrollador 3 - 3h): </w:t>
+      </w:r>
+      <w:r>
+        <w:rPr>
+          <w:rFonts w:ascii="Arial" w:hAnsi="Arial"/>
+          <w:color w:val="1F2937"/>
+          <w:sz w:val="17"/>
+        </w:rPr>
+        <w:t>Desarrollar algoritmos de agregación financiera para cálculo dinámico de los 4 KPIs en Dashboard.</w:t>
+      </w:r>
+    </w:p>
+    <w:p>
+      <w:pPr>
+        <w:pStyle w:val="ListBullet"/>
+        <w:spacing w:after="40"/>
+      </w:pPr>
+      <w:r>
+        <w:rPr>
+          <w:rFonts w:ascii="Arial" w:hAnsi="Arial"/>
+          <w:b/>
+          <w:color w:val="0F5132"/>
+          <w:sz w:val="17"/>
+        </w:rPr>
+        <w:t xml:space="preserve">SUB-09 (Desarrollador 1 - 3h): </w:t>
+      </w:r>
+      <w:r>
+        <w:rPr>
+          <w:rFonts w:ascii="Arial" w:hAnsi="Arial"/>
+          <w:color w:val="1F2937"/>
+          <w:sz w:val="17"/>
+        </w:rPr>
+        <w:t>Construir tablas sincronizadas en el DOM para renderizar pagos pendientes y realizados juntos.</w:t>
+      </w:r>
+    </w:p>
+    <w:p>
+      <w:pPr>
+        <w:pStyle w:val="ListBullet"/>
+        <w:spacing w:after="40"/>
+      </w:pPr>
+      <w:r>
+        <w:rPr>
+          <w:rFonts w:ascii="Arial" w:hAnsi="Arial"/>
+          <w:b/>
+          <w:color w:val="0F5132"/>
+          <w:sz w:val="17"/>
+        </w:rPr>
+        <w:t xml:space="preserve">SUB-10 (Desarrollador 4 - 2h): </w:t>
+      </w:r>
+      <w:r>
+        <w:rPr>
+          <w:rFonts w:ascii="Arial" w:hAnsi="Arial"/>
+          <w:color w:val="1F2937"/>
+          <w:sz w:val="17"/>
+        </w:rPr>
+        <w:t>Codificar sección de cuentas bancarias confidenciales con lógica de aislamiento para el Asistente.</w:t>
+      </w:r>
+    </w:p>
+    <w:p>
+      <w:pPr>
+        <w:pStyle w:val="ListBullet"/>
+        <w:spacing w:after="40"/>
+      </w:pPr>
+      <w:r>
+        <w:rPr>
+          <w:rFonts w:ascii="Arial" w:hAnsi="Arial"/>
+          <w:b/>
+          <w:color w:val="0F5132"/>
+          <w:sz w:val="17"/>
+        </w:rPr>
+        <w:t xml:space="preserve">SUB-11 (Desarrollador 5 - 2h): </w:t>
+      </w:r>
+      <w:r>
+        <w:rPr>
+          <w:rFonts w:ascii="Arial" w:hAnsi="Arial"/>
+          <w:color w:val="1F2937"/>
+          <w:sz w:val="17"/>
+        </w:rPr>
+        <w:t>Ejecutar pruebas de recálculo dinámico de métricas y filtrado temporal al cambiar de mes.</w:t>
       </w:r>
     </w:p>
     <w:p>
@@ -791,15 +1077,29 @@
     </w:p>
     <w:p>
       <w:pPr>
+        <w:spacing w:before="60" w:after="40"/>
+      </w:pPr>
+      <w:r>
+        <w:rPr>
+          <w:rFonts w:ascii="Arial" w:hAnsi="Arial"/>
+          <w:b/>
+          <w:color w:val="1E3A5F"/>
+          <w:sz w:val="18"/>
+        </w:rPr>
+        <w:t>Criterios de Aceptación (Gherkin):</w:t>
+      </w:r>
+    </w:p>
+    <w:p>
+      <w:pPr>
         <w:pStyle w:val="ListBullet"/>
-        <w:spacing w:after="60"/>
+        <w:spacing w:after="40"/>
       </w:pPr>
       <w:r>
         <w:rPr>
           <w:rFonts w:ascii="Arial" w:hAnsi="Arial"/>
           <w:b/>
           <w:color w:val="D97706"/>
-          <w:sz w:val="18"/>
+          <w:sz w:val="17"/>
         </w:rPr>
         <w:t xml:space="preserve">Criterio 3.1 (Identificación del recibo): </w:t>
       </w:r>
@@ -807,7 +1107,7 @@
         <w:rPr>
           <w:rFonts w:ascii="Arial" w:hAnsi="Arial"/>
           <w:color w:val="1F2937"/>
-          <w:sz w:val="18"/>
+          <w:sz w:val="17"/>
         </w:rPr>
         <w:t>Dado que se registra una nueva obligación financiera,</w:t>
         <w:br/>
@@ -819,14 +1119,14 @@
     <w:p>
       <w:pPr>
         <w:pStyle w:val="ListBullet"/>
-        <w:spacing w:after="60"/>
+        <w:spacing w:after="40"/>
       </w:pPr>
       <w:r>
         <w:rPr>
           <w:rFonts w:ascii="Arial" w:hAnsi="Arial"/>
           <w:b/>
           <w:color w:val="D97706"/>
-          <w:sz w:val="18"/>
+          <w:sz w:val="17"/>
         </w:rPr>
         <w:t xml:space="preserve">Criterio 3.2 (Comprobación de deuda propia / DNI): </w:t>
       </w:r>
@@ -834,13 +1134,119 @@
         <w:rPr>
           <w:rFonts w:ascii="Arial" w:hAnsi="Arial"/>
           <w:color w:val="1F2937"/>
-          <w:sz w:val="18"/>
+          <w:sz w:val="17"/>
         </w:rPr>
         <w:t>Dado que se registra o consulta un recibo,</w:t>
         <w:br/>
         <w:t>Cuando el usuario hace clic en 'Ver Titular / DNI',</w:t>
         <w:br/>
         <w:t>Entonces se despliega una ventana modal con la imagen del documento de identidad o constancia que acredita que la obligación pertenece al titular del negocio.</w:t>
+      </w:r>
+    </w:p>
+    <w:p>
+      <w:pPr>
+        <w:spacing w:before="60" w:after="40"/>
+      </w:pPr>
+      <w:r>
+        <w:rPr>
+          <w:rFonts w:ascii="Arial" w:hAnsi="Arial"/>
+          <w:b/>
+          <w:color w:val="0F5132"/>
+          <w:sz w:val="18"/>
+        </w:rPr>
+        <w:t>Subtareas Técnicas de Desarrollo (Jira):</w:t>
+      </w:r>
+    </w:p>
+    <w:p>
+      <w:pPr>
+        <w:pStyle w:val="ListBullet"/>
+        <w:spacing w:after="40"/>
+      </w:pPr>
+      <w:r>
+        <w:rPr>
+          <w:rFonts w:ascii="Arial" w:hAnsi="Arial"/>
+          <w:b/>
+          <w:color w:val="0F5132"/>
+          <w:sz w:val="17"/>
+        </w:rPr>
+        <w:t xml:space="preserve">SUB-12 (Desarrollador 4 - 2h): </w:t>
+      </w:r>
+      <w:r>
+        <w:rPr>
+          <w:rFonts w:ascii="Arial" w:hAnsi="Arial"/>
+          <w:color w:val="1F2937"/>
+          <w:sz w:val="17"/>
+        </w:rPr>
+        <w:t>Definir e inicializar esquema en localStorage con atributos receiptId y fotos base64/SVG.</w:t>
+      </w:r>
+    </w:p>
+    <w:p>
+      <w:pPr>
+        <w:pStyle w:val="ListBullet"/>
+        <w:spacing w:after="40"/>
+      </w:pPr>
+      <w:r>
+        <w:rPr>
+          <w:rFonts w:ascii="Arial" w:hAnsi="Arial"/>
+          <w:b/>
+          <w:color w:val="0F5132"/>
+          <w:sz w:val="17"/>
+        </w:rPr>
+        <w:t xml:space="preserve">SUB-13 (Desarrollador 2 - 1h): </w:t>
+      </w:r>
+      <w:r>
+        <w:rPr>
+          <w:rFonts w:ascii="Arial" w:hAnsi="Arial"/>
+          <w:color w:val="1F2937"/>
+          <w:sz w:val="17"/>
+        </w:rPr>
+        <w:t>Maquetar etiquetas monoespaciadas para códigos oficiales de recibo/suministro en tablas.</w:t>
+      </w:r>
+    </w:p>
+    <w:p>
+      <w:pPr>
+        <w:pStyle w:val="ListBullet"/>
+        <w:spacing w:after="40"/>
+      </w:pPr>
+      <w:r>
+        <w:rPr>
+          <w:rFonts w:ascii="Arial" w:hAnsi="Arial"/>
+          <w:b/>
+          <w:color w:val="0F5132"/>
+          <w:sz w:val="17"/>
+        </w:rPr>
+        <w:t xml:space="preserve">SUB-14 (Desarrollador 2 - 2h): </w:t>
+      </w:r>
+      <w:r>
+        <w:rPr>
+          <w:rFonts w:ascii="Arial" w:hAnsi="Arial"/>
+          <w:color w:val="1F2937"/>
+          <w:sz w:val="17"/>
+        </w:rPr>
+        <w:t>Programar modal y visor de imágenes en DOM para comprobación de titularidad (Foto DNI/RUC).</w:t>
+      </w:r>
+    </w:p>
+    <w:p>
+      <w:pPr>
+        <w:pStyle w:val="ListBullet"/>
+        <w:spacing w:after="40"/>
+      </w:pPr>
+      <w:r>
+        <w:rPr>
+          <w:rFonts w:ascii="Arial" w:hAnsi="Arial"/>
+          <w:b/>
+          <w:color w:val="0F5132"/>
+          <w:sz w:val="17"/>
+        </w:rPr>
+        <w:t xml:space="preserve">SUB-15 (Desarrollador 5 - 2h): </w:t>
+      </w:r>
+      <w:r>
+        <w:rPr>
+          <w:rFonts w:ascii="Arial" w:hAnsi="Arial"/>
+          <w:color w:val="1F2937"/>
+          <w:sz w:val="17"/>
+        </w:rPr>
+        <w:t>Validar procesamiento de imágenes con FileReader y manejo de visualización en modal.</w:t>
       </w:r>
     </w:p>
     <w:p>
@@ -879,15 +1285,29 @@
     </w:p>
     <w:p>
       <w:pPr>
+        <w:spacing w:before="60" w:after="40"/>
+      </w:pPr>
+      <w:r>
+        <w:rPr>
+          <w:rFonts w:ascii="Arial" w:hAnsi="Arial"/>
+          <w:b/>
+          <w:color w:val="1E3A5F"/>
+          <w:sz w:val="18"/>
+        </w:rPr>
+        <w:t>Criterios de Aceptación (Gherkin):</w:t>
+      </w:r>
+    </w:p>
+    <w:p>
+      <w:pPr>
         <w:pStyle w:val="ListBullet"/>
-        <w:spacing w:after="60"/>
+        <w:spacing w:after="40"/>
       </w:pPr>
       <w:r>
         <w:rPr>
           <w:rFonts w:ascii="Arial" w:hAnsi="Arial"/>
           <w:b/>
           <w:color w:val="D97706"/>
-          <w:sz w:val="18"/>
+          <w:sz w:val="17"/>
         </w:rPr>
         <w:t xml:space="preserve">Criterio 4.1 (Alta de Proveedores con Billetera Digital Yape): </w:t>
       </w:r>
@@ -895,7 +1315,7 @@
         <w:rPr>
           <w:rFonts w:ascii="Arial" w:hAnsi="Arial"/>
           <w:color w:val="1F2937"/>
-          <w:sz w:val="18"/>
+          <w:sz w:val="17"/>
         </w:rPr>
         <w:t>Dado que el Gerente registra un proveedor,</w:t>
         <w:br/>
@@ -907,14 +1327,14 @@
     <w:p>
       <w:pPr>
         <w:pStyle w:val="ListBullet"/>
-        <w:spacing w:after="60"/>
+        <w:spacing w:after="40"/>
       </w:pPr>
       <w:r>
         <w:rPr>
           <w:rFonts w:ascii="Arial" w:hAnsi="Arial"/>
           <w:b/>
           <w:color w:val="D97706"/>
-          <w:sz w:val="18"/>
+          <w:sz w:val="17"/>
         </w:rPr>
         <w:t xml:space="preserve">Criterio 4.2 (Creación Dinámica de Tipos de Gasto): </w:t>
       </w:r>
@@ -922,7 +1342,7 @@
         <w:rPr>
           <w:rFonts w:ascii="Arial" w:hAnsi="Arial"/>
           <w:color w:val="1F2937"/>
-          <w:sz w:val="18"/>
+          <w:sz w:val="17"/>
         </w:rPr>
         <w:t>Dado que el Gerente requiere una nueva categoría (ej. 'Seguros' o 'Mantenimiento'),</w:t>
         <w:br/>
@@ -934,14 +1354,14 @@
     <w:p>
       <w:pPr>
         <w:pStyle w:val="ListBullet"/>
-        <w:spacing w:after="60"/>
+        <w:spacing w:after="40"/>
       </w:pPr>
       <w:r>
         <w:rPr>
           <w:rFonts w:ascii="Arial" w:hAnsi="Arial"/>
           <w:b/>
           <w:color w:val="D97706"/>
-          <w:sz w:val="18"/>
+          <w:sz w:val="17"/>
         </w:rPr>
         <w:t xml:space="preserve">Criterio 4.3 (Consumo Restringido por el Asistente): </w:t>
       </w:r>
@@ -949,13 +1369,119 @@
         <w:rPr>
           <w:rFonts w:ascii="Arial" w:hAnsi="Arial"/>
           <w:color w:val="1F2937"/>
-          <w:sz w:val="18"/>
+          <w:sz w:val="17"/>
         </w:rPr>
         <w:t>Dado que el Asistente registra un nuevo gasto,</w:t>
         <w:br/>
         <w:t>Cuando despliega las opciones de proveedor y tipo de gasto,</w:t>
         <w:br/>
         <w:t>Entonces solo puede elegir entre los elementos registrados previamente por la gerencia.</w:t>
+      </w:r>
+    </w:p>
+    <w:p>
+      <w:pPr>
+        <w:spacing w:before="60" w:after="40"/>
+      </w:pPr>
+      <w:r>
+        <w:rPr>
+          <w:rFonts w:ascii="Arial" w:hAnsi="Arial"/>
+          <w:b/>
+          <w:color w:val="0F5132"/>
+          <w:sz w:val="18"/>
+        </w:rPr>
+        <w:t>Subtareas Técnicas de Desarrollo (Jira):</w:t>
+      </w:r>
+    </w:p>
+    <w:p>
+      <w:pPr>
+        <w:pStyle w:val="ListBullet"/>
+        <w:spacing w:after="40"/>
+      </w:pPr>
+      <w:r>
+        <w:rPr>
+          <w:rFonts w:ascii="Arial" w:hAnsi="Arial"/>
+          <w:b/>
+          <w:color w:val="0F5132"/>
+          <w:sz w:val="17"/>
+        </w:rPr>
+        <w:t xml:space="preserve">SUB-16 (Desarrollador 1 - 3h): </w:t>
+      </w:r>
+      <w:r>
+        <w:rPr>
+          <w:rFonts w:ascii="Arial" w:hAnsi="Arial"/>
+          <w:color w:val="1F2937"/>
+          <w:sz w:val="17"/>
+        </w:rPr>
+        <w:t>Desarrollar modal exclusivo de Gerente para alta de proveedores con campos de Yape (celular/titular).</w:t>
+      </w:r>
+    </w:p>
+    <w:p>
+      <w:pPr>
+        <w:pStyle w:val="ListBullet"/>
+        <w:spacing w:after="40"/>
+      </w:pPr>
+      <w:r>
+        <w:rPr>
+          <w:rFonts w:ascii="Arial" w:hAnsi="Arial"/>
+          <w:b/>
+          <w:color w:val="0F5132"/>
+          <w:sz w:val="17"/>
+        </w:rPr>
+        <w:t xml:space="preserve">SUB-17 (Desarrollador 3 - 2h): </w:t>
+      </w:r>
+      <w:r>
+        <w:rPr>
+          <w:rFonts w:ascii="Arial" w:hAnsi="Arial"/>
+          <w:color w:val="1F2937"/>
+          <w:sz w:val="17"/>
+        </w:rPr>
+        <w:t>Implementar función addExpenseType y selector dinámico para tipos de gasto de Gerencia.</w:t>
+      </w:r>
+    </w:p>
+    <w:p>
+      <w:pPr>
+        <w:pStyle w:val="ListBullet"/>
+        <w:spacing w:after="40"/>
+      </w:pPr>
+      <w:r>
+        <w:rPr>
+          <w:rFonts w:ascii="Arial" w:hAnsi="Arial"/>
+          <w:b/>
+          <w:color w:val="0F5132"/>
+          <w:sz w:val="17"/>
+        </w:rPr>
+        <w:t xml:space="preserve">SUB-18 (Desarrollador 2 - 2h): </w:t>
+      </w:r>
+      <w:r>
+        <w:rPr>
+          <w:rFonts w:ascii="Arial" w:hAnsi="Arial"/>
+          <w:color w:val="1F2937"/>
+          <w:sz w:val="17"/>
+        </w:rPr>
+        <w:t>Construir tabla modal para auditoría del catálogo de proveedores y datos de billetera digital.</w:t>
+      </w:r>
+    </w:p>
+    <w:p>
+      <w:pPr>
+        <w:pStyle w:val="ListBullet"/>
+        <w:spacing w:after="40"/>
+      </w:pPr>
+      <w:r>
+        <w:rPr>
+          <w:rFonts w:ascii="Arial" w:hAnsi="Arial"/>
+          <w:b/>
+          <w:color w:val="0F5132"/>
+          <w:sz w:val="17"/>
+        </w:rPr>
+        <w:t xml:space="preserve">SUB-19 (Desarrollador 5 - 2h): </w:t>
+      </w:r>
+      <w:r>
+        <w:rPr>
+          <w:rFonts w:ascii="Arial" w:hAnsi="Arial"/>
+          <w:color w:val="1F2937"/>
+          <w:sz w:val="17"/>
+        </w:rPr>
+        <w:t>Escribir pruebas funcionales para asegurar que el Asistente solo consuma catálogos aprobados.</w:t>
       </w:r>
     </w:p>
     <w:p>
@@ -994,15 +1520,29 @@
     </w:p>
     <w:p>
       <w:pPr>
+        <w:spacing w:before="60" w:after="40"/>
+      </w:pPr>
+      <w:r>
+        <w:rPr>
+          <w:rFonts w:ascii="Arial" w:hAnsi="Arial"/>
+          <w:b/>
+          <w:color w:val="1E3A5F"/>
+          <w:sz w:val="18"/>
+        </w:rPr>
+        <w:t>Criterios de Aceptación (Gherkin):</w:t>
+      </w:r>
+    </w:p>
+    <w:p>
+      <w:pPr>
         <w:pStyle w:val="ListBullet"/>
-        <w:spacing w:after="60"/>
+        <w:spacing w:after="40"/>
       </w:pPr>
       <w:r>
         <w:rPr>
           <w:rFonts w:ascii="Arial" w:hAnsi="Arial"/>
           <w:b/>
           <w:color w:val="D97706"/>
-          <w:sz w:val="18"/>
+          <w:sz w:val="17"/>
         </w:rPr>
         <w:t xml:space="preserve">Criterio 5.1 (Visualización Automática de Datos de Yape): </w:t>
       </w:r>
@@ -1010,7 +1550,7 @@
         <w:rPr>
           <w:rFonts w:ascii="Arial" w:hAnsi="Arial"/>
           <w:color w:val="1F2937"/>
-          <w:sz w:val="18"/>
+          <w:sz w:val="17"/>
         </w:rPr>
         <w:t>Dado que el Asistente selecciona como método 'Yape (Billetera Digital)',</w:t>
         <w:br/>
@@ -1022,14 +1562,14 @@
     <w:p>
       <w:pPr>
         <w:pStyle w:val="ListBullet"/>
-        <w:spacing w:after="60"/>
+        <w:spacing w:after="40"/>
       </w:pPr>
       <w:r>
         <w:rPr>
           <w:rFonts w:ascii="Arial" w:hAnsi="Arial"/>
           <w:b/>
           <w:color w:val="D97706"/>
-          <w:sz w:val="18"/>
+          <w:sz w:val="17"/>
         </w:rPr>
         <w:t xml:space="preserve">Criterio 5.2 (Redondeo Legal de Céntimos en Efectivo - Ley N° 29571 / BCRP): </w:t>
       </w:r>
@@ -1037,7 +1577,7 @@
         <w:rPr>
           <w:rFonts w:ascii="Arial" w:hAnsi="Arial"/>
           <w:color w:val="1F2937"/>
-          <w:sz w:val="18"/>
+          <w:sz w:val="17"/>
         </w:rPr>
         <w:t>Dado que el Asistente selecciona el método 'Efectivo' para un gasto con céntimos no fraccionables (ej. S/ 500.35),</w:t>
         <w:br/>
@@ -1049,14 +1589,14 @@
     <w:p>
       <w:pPr>
         <w:pStyle w:val="ListBullet"/>
-        <w:spacing w:after="60"/>
+        <w:spacing w:after="40"/>
       </w:pPr>
       <w:r>
         <w:rPr>
           <w:rFonts w:ascii="Arial" w:hAnsi="Arial"/>
           <w:b/>
           <w:color w:val="D97706"/>
-          <w:sz w:val="18"/>
+          <w:sz w:val="17"/>
         </w:rPr>
         <w:t xml:space="preserve">Criterio 5.3 (Foto del Comprobante de Pago Obligatorio): </w:t>
       </w:r>
@@ -1064,13 +1604,142 @@
         <w:rPr>
           <w:rFonts w:ascii="Arial" w:hAnsi="Arial"/>
           <w:color w:val="1F2937"/>
-          <w:sz w:val="18"/>
+          <w:sz w:val="17"/>
         </w:rPr>
         <w:t>Dado que el Asistente liquida una obligación,</w:t>
         <w:br/>
         <w:t>Cuando adjunta la fotografía o captura del voucher bancario/recibo sellado y confirma el pago,</w:t>
         <w:br/>
         <w:t>Entonces el gasto cambia a estado 'Realizado' y la foto queda archivada para consulta inmediata del Gerente mediante el botón 'Ver Voucher'.</w:t>
+      </w:r>
+    </w:p>
+    <w:p>
+      <w:pPr>
+        <w:spacing w:before="60" w:after="40"/>
+      </w:pPr>
+      <w:r>
+        <w:rPr>
+          <w:rFonts w:ascii="Arial" w:hAnsi="Arial"/>
+          <w:b/>
+          <w:color w:val="0F5132"/>
+          <w:sz w:val="18"/>
+        </w:rPr>
+        <w:t>Subtareas Técnicas de Desarrollo (Jira):</w:t>
+      </w:r>
+    </w:p>
+    <w:p>
+      <w:pPr>
+        <w:pStyle w:val="ListBullet"/>
+        <w:spacing w:after="40"/>
+      </w:pPr>
+      <w:r>
+        <w:rPr>
+          <w:rFonts w:ascii="Arial" w:hAnsi="Arial"/>
+          <w:b/>
+          <w:color w:val="0F5132"/>
+          <w:sz w:val="17"/>
+        </w:rPr>
+        <w:t xml:space="preserve">SUB-20 (Desarrollador 3 - 2h): </w:t>
+      </w:r>
+      <w:r>
+        <w:rPr>
+          <w:rFonts w:ascii="Arial" w:hAnsi="Arial"/>
+          <w:color w:val="1F2937"/>
+          <w:sz w:val="17"/>
+        </w:rPr>
+        <w:t>Programar event listener en selector de método de pago para desplegar tarjeta Yape del proveedor.</w:t>
+      </w:r>
+    </w:p>
+    <w:p>
+      <w:pPr>
+        <w:pStyle w:val="ListBullet"/>
+        <w:spacing w:after="40"/>
+      </w:pPr>
+      <w:r>
+        <w:rPr>
+          <w:rFonts w:ascii="Arial" w:hAnsi="Arial"/>
+          <w:b/>
+          <w:color w:val="0F5132"/>
+          <w:sz w:val="17"/>
+        </w:rPr>
+        <w:t xml:space="preserve">SUB-21 (Desarrollador 3 - 2h): </w:t>
+      </w:r>
+      <w:r>
+        <w:rPr>
+          <w:rFonts w:ascii="Arial" w:hAnsi="Arial"/>
+          <w:color w:val="1F2937"/>
+          <w:sz w:val="17"/>
+        </w:rPr>
+        <w:t>Implementar algoritmo matemático de redondeo de céntimos en efectivo bajo Ley N° 29571 / BCRP.</w:t>
+      </w:r>
+    </w:p>
+    <w:p>
+      <w:pPr>
+        <w:pStyle w:val="ListBullet"/>
+        <w:spacing w:after="40"/>
+      </w:pPr>
+      <w:r>
+        <w:rPr>
+          <w:rFonts w:ascii="Arial" w:hAnsi="Arial"/>
+          <w:b/>
+          <w:color w:val="0F5132"/>
+          <w:sz w:val="17"/>
+        </w:rPr>
+        <w:t xml:space="preserve">SUB-22 (Desarrollador 4 - 2h): </w:t>
+      </w:r>
+      <w:r>
+        <w:rPr>
+          <w:rFonts w:ascii="Arial" w:hAnsi="Arial"/>
+          <w:color w:val="1F2937"/>
+          <w:sz w:val="17"/>
+        </w:rPr>
+        <w:t>Codificar lógica reactiva de cálculo de vuelto en efectivo según monto en input cashReceived.</w:t>
+      </w:r>
+    </w:p>
+    <w:p>
+      <w:pPr>
+        <w:pStyle w:val="ListBullet"/>
+        <w:spacing w:after="40"/>
+      </w:pPr>
+      <w:r>
+        <w:rPr>
+          <w:rFonts w:ascii="Arial" w:hAnsi="Arial"/>
+          <w:b/>
+          <w:color w:val="0F5132"/>
+          <w:sz w:val="17"/>
+        </w:rPr>
+        <w:t xml:space="preserve">SUB-23 (Desarrollador 2 - 3h): </w:t>
+      </w:r>
+      <w:r>
+        <w:rPr>
+          <w:rFonts w:ascii="Arial" w:hAnsi="Arial"/>
+          <w:color w:val="1F2937"/>
+          <w:sz w:val="17"/>
+        </w:rPr>
+        <w:t>Programar módulo de carga de foto de voucher con FileReader y modal de comprobante archivado.</w:t>
+      </w:r>
+    </w:p>
+    <w:p>
+      <w:pPr>
+        <w:pStyle w:val="ListBullet"/>
+        <w:spacing w:after="40"/>
+      </w:pPr>
+      <w:r>
+        <w:rPr>
+          <w:rFonts w:ascii="Arial" w:hAnsi="Arial"/>
+          <w:b/>
+          <w:color w:val="0F5132"/>
+          <w:sz w:val="17"/>
+        </w:rPr>
+        <w:t xml:space="preserve">SUB-24 (Desarrollador 5 - 2h): </w:t>
+      </w:r>
+      <w:r>
+        <w:rPr>
+          <w:rFonts w:ascii="Arial" w:hAnsi="Arial"/>
+          <w:color w:val="1F2937"/>
+          <w:sz w:val="17"/>
+        </w:rPr>
+        <w:t>Ejecutar suite de pruebas de liquidación en efectivo (S/ 500.35 -&gt; S/ 500.30 y vuelto S/ 9.70) y Yape.</w:t>
       </w:r>
     </w:p>
     <w:p>
@@ -1095,7 +1764,7 @@
         <w:spacing w:after="120"/>
       </w:pPr>
       <w:r>
-        <w:t>A continuación se presenta el desglose técnico de 20 subtareas estimadas (entre 1h y 3h cada una), clasificadas por tipo de tarea según el estándar ágil de Jira:</w:t>
+        <w:t>A continuación se presenta el desglose técnico de 26 subtareas directas y libres de ambigüedad, desarrolladas por el equipo de 5 programadores según el estándar ágil de Jira:</w:t>
       </w:r>
     </w:p>
     <w:tbl>
@@ -1116,7 +1785,7 @@
       <w:tr>
         <w:tc>
           <w:tcPr>
-            <w:tcW w:type="dxa" w:w="1152"/>
+            <w:tcW w:type="dxa" w:w="936"/>
             <w:shd w:fill="1E3A5F"/>
             <w:tcMar>
               <w:top w:w="80" w:type="dxa"/>
@@ -1142,7 +1811,7 @@
         </w:tc>
         <w:tc>
           <w:tcPr>
-            <w:tcW w:type="dxa" w:w="1440"/>
+            <w:tcW w:type="dxa" w:w="1368"/>
             <w:shd w:fill="1E3A5F"/>
             <w:tcMar>
               <w:top w:w="80" w:type="dxa"/>
@@ -1162,13 +1831,13 @@
                 <w:color w:val="FFFFFF"/>
                 <w:sz w:val="17"/>
               </w:rPr>
-              <w:t>Historia</w:t>
+              <w:t>Historia Relacionada</w:t>
             </w:r>
           </w:p>
         </w:tc>
         <w:tc>
           <w:tcPr>
-            <w:tcW w:type="dxa" w:w="3168"/>
+            <w:tcW w:type="dxa" w:w="3888"/>
             <w:shd w:fill="1E3A5F"/>
             <w:tcMar>
               <w:top w:w="80" w:type="dxa"/>
@@ -1188,13 +1857,13 @@
                 <w:color w:val="FFFFFF"/>
                 <w:sz w:val="17"/>
               </w:rPr>
-              <w:t>Título de la Subtarea</w:t>
+              <w:t>Título Técnico de la Subtarea (Para Desarrolladores)</w:t>
             </w:r>
           </w:p>
         </w:tc>
         <w:tc>
           <w:tcPr>
-            <w:tcW w:type="dxa" w:w="1584"/>
+            <w:tcW w:type="dxa" w:w="1224"/>
             <w:shd w:fill="1E3A5F"/>
             <w:tcMar>
               <w:top w:w="80" w:type="dxa"/>
@@ -1220,7 +1889,7 @@
         </w:tc>
         <w:tc>
           <w:tcPr>
-            <w:tcW w:type="dxa" w:w="720"/>
+            <w:tcW w:type="dxa" w:w="648"/>
             <w:shd w:fill="1E3A5F"/>
             <w:tcMar>
               <w:top w:w="80" w:type="dxa"/>
@@ -1241,7 +1910,7 @@
                 <w:color w:val="FFFFFF"/>
                 <w:sz w:val="17"/>
               </w:rPr>
-              <w:t>Horas</w:t>
+              <w:t>Estimación</w:t>
             </w:r>
           </w:p>
         </w:tc>
@@ -1267,7 +1936,7 @@
                 <w:color w:val="FFFFFF"/>
                 <w:sz w:val="17"/>
               </w:rPr>
-              <w:t>Rol Asignado</w:t>
+              <w:t>Asignado</w:t>
             </w:r>
           </w:p>
         </w:tc>
@@ -1275,7 +1944,7 @@
       <w:tr>
         <w:tc>
           <w:tcPr>
-            <w:tcW w:type="dxa" w:w="1152"/>
+            <w:tcW w:type="dxa" w:w="936"/>
             <w:shd w:fill="F8F9FA"/>
             <w:tcMar>
               <w:top w:w="60" w:type="dxa"/>
@@ -1300,7 +1969,7 @@
         </w:tc>
         <w:tc>
           <w:tcPr>
-            <w:tcW w:type="dxa" w:w="1440"/>
+            <w:tcW w:type="dxa" w:w="1368"/>
             <w:shd w:fill="F8F9FA"/>
             <w:tcMar>
               <w:top w:w="60" w:type="dxa"/>
@@ -1325,7 +1994,7 @@
         </w:tc>
         <w:tc>
           <w:tcPr>
-            <w:tcW w:type="dxa" w:w="3168"/>
+            <w:tcW w:type="dxa" w:w="3888"/>
             <w:shd w:fill="F8F9FA"/>
             <w:tcMar>
               <w:top w:w="60" w:type="dxa"/>
@@ -1344,13 +2013,13 @@
                 <w:color w:val="1F2937"/>
                 <w:sz w:val="16"/>
               </w:rPr>
-              <w:t>Configuración de arquitectura modular y servidor local</w:t>
+              <w:t>Configurar servidor HTTP nativo en server.js con manejo de MIME types y rutas estáticas</w:t>
             </w:r>
           </w:p>
         </w:tc>
         <w:tc>
           <w:tcPr>
-            <w:tcW w:type="dxa" w:w="1584"/>
+            <w:tcW w:type="dxa" w:w="1224"/>
             <w:shd w:fill="F8F9FA"/>
             <w:tcMar>
               <w:top w:w="60" w:type="dxa"/>
@@ -1375,7 +2044,7 @@
         </w:tc>
         <w:tc>
           <w:tcPr>
-            <w:tcW w:type="dxa" w:w="720"/>
+            <w:tcW w:type="dxa" w:w="648"/>
             <w:shd w:fill="F8F9FA"/>
             <w:tcMar>
               <w:top w:w="60" w:type="dxa"/>
@@ -1420,7 +2089,7 @@
                 <w:color w:val="1F2937"/>
                 <w:sz w:val="16"/>
               </w:rPr>
-              <w:t>Full-Stack Dev 1</w:t>
+              <w:t>Desarrollador 1</w:t>
             </w:r>
           </w:p>
         </w:tc>
@@ -1428,7 +2097,7 @@
       <w:tr>
         <w:tc>
           <w:tcPr>
-            <w:tcW w:type="dxa" w:w="1152"/>
+            <w:tcW w:type="dxa" w:w="936"/>
             <w:shd w:fill="FFFFFF"/>
             <w:tcMar>
               <w:top w:w="60" w:type="dxa"/>
@@ -1453,7 +2122,7 @@
         </w:tc>
         <w:tc>
           <w:tcPr>
-            <w:tcW w:type="dxa" w:w="1440"/>
+            <w:tcW w:type="dxa" w:w="1368"/>
             <w:shd w:fill="FFFFFF"/>
             <w:tcMar>
               <w:top w:w="60" w:type="dxa"/>
@@ -1478,7 +2147,7 @@
         </w:tc>
         <w:tc>
           <w:tcPr>
-            <w:tcW w:type="dxa" w:w="3168"/>
+            <w:tcW w:type="dxa" w:w="3888"/>
             <w:shd w:fill="FFFFFF"/>
             <w:tcMar>
               <w:top w:w="60" w:type="dxa"/>
@@ -1497,13 +2166,13 @@
                 <w:color w:val="1F2937"/>
                 <w:sz w:val="16"/>
               </w:rPr>
-              <w:t>Implementación de autenticación RBAC y pantalla inicial</w:t>
+              <w:t>Codificar formulario de autenticación RBAC con captura de evento submit y sessionStorage</w:t>
             </w:r>
           </w:p>
         </w:tc>
         <w:tc>
           <w:tcPr>
-            <w:tcW w:type="dxa" w:w="1584"/>
+            <w:tcW w:type="dxa" w:w="1224"/>
             <w:shd w:fill="FFFFFF"/>
             <w:tcMar>
               <w:top w:w="60" w:type="dxa"/>
@@ -1528,7 +2197,7 @@
         </w:tc>
         <w:tc>
           <w:tcPr>
-            <w:tcW w:type="dxa" w:w="720"/>
+            <w:tcW w:type="dxa" w:w="648"/>
             <w:shd w:fill="FFFFFF"/>
             <w:tcMar>
               <w:top w:w="60" w:type="dxa"/>
@@ -1573,7 +2242,7 @@
                 <w:color w:val="1F2937"/>
                 <w:sz w:val="16"/>
               </w:rPr>
-              <w:t>Full-Stack Dev 1</w:t>
+              <w:t>Desarrollador 1</w:t>
             </w:r>
           </w:p>
         </w:tc>
@@ -1581,7 +2250,7 @@
       <w:tr>
         <w:tc>
           <w:tcPr>
-            <w:tcW w:type="dxa" w:w="1152"/>
+            <w:tcW w:type="dxa" w:w="936"/>
             <w:shd w:fill="F8F9FA"/>
             <w:tcMar>
               <w:top w:w="60" w:type="dxa"/>
@@ -1606,7 +2275,7 @@
         </w:tc>
         <w:tc>
           <w:tcPr>
-            <w:tcW w:type="dxa" w:w="1440"/>
+            <w:tcW w:type="dxa" w:w="1368"/>
             <w:shd w:fill="F8F9FA"/>
             <w:tcMar>
               <w:top w:w="60" w:type="dxa"/>
@@ -1625,13 +2294,13 @@
                 <w:color w:val="1F2937"/>
                 <w:sz w:val="16"/>
               </w:rPr>
-              <w:t>HU-02</w:t>
+              <w:t>HU-01</w:t>
             </w:r>
           </w:p>
         </w:tc>
         <w:tc>
           <w:tcPr>
-            <w:tcW w:type="dxa" w:w="3168"/>
+            <w:tcW w:type="dxa" w:w="3888"/>
             <w:shd w:fill="F8F9FA"/>
             <w:tcMar>
               <w:top w:w="60" w:type="dxa"/>
@@ -1650,13 +2319,13 @@
                 <w:color w:val="1F2937"/>
                 <w:sz w:val="16"/>
               </w:rPr>
-              <w:t>Maquetado de barra de navegación temporal por meses</w:t>
+              <w:t>Maquetar layout CSS responsive en estilos.css con paleta corporativa y retícula de 8px</w:t>
             </w:r>
           </w:p>
         </w:tc>
         <w:tc>
           <w:tcPr>
-            <w:tcW w:type="dxa" w:w="1584"/>
+            <w:tcW w:type="dxa" w:w="1224"/>
             <w:shd w:fill="F8F9FA"/>
             <w:tcMar>
               <w:top w:w="60" w:type="dxa"/>
@@ -1681,7 +2350,7 @@
         </w:tc>
         <w:tc>
           <w:tcPr>
-            <w:tcW w:type="dxa" w:w="720"/>
+            <w:tcW w:type="dxa" w:w="648"/>
             <w:shd w:fill="F8F9FA"/>
             <w:tcMar>
               <w:top w:w="60" w:type="dxa"/>
@@ -1726,7 +2395,7 @@
                 <w:color w:val="1F2937"/>
                 <w:sz w:val="16"/>
               </w:rPr>
-              <w:t>Full-Stack Dev 2</w:t>
+              <w:t>Desarrollador 2</w:t>
             </w:r>
           </w:p>
         </w:tc>
@@ -1734,7 +2403,7 @@
       <w:tr>
         <w:tc>
           <w:tcPr>
-            <w:tcW w:type="dxa" w:w="1152"/>
+            <w:tcW w:type="dxa" w:w="936"/>
             <w:shd w:fill="FFFFFF"/>
             <w:tcMar>
               <w:top w:w="60" w:type="dxa"/>
@@ -1759,7 +2428,313 @@
         </w:tc>
         <w:tc>
           <w:tcPr>
-            <w:tcW w:type="dxa" w:w="1440"/>
+            <w:tcW w:type="dxa" w:w="1368"/>
+            <w:shd w:fill="FFFFFF"/>
+            <w:tcMar>
+              <w:top w:w="60" w:type="dxa"/>
+              <w:bottom w:w="60" w:type="dxa"/>
+              <w:left w:w="80" w:type="dxa"/>
+              <w:right w:w="80" w:type="dxa"/>
+            </w:tcMar>
+          </w:tcPr>
+          <w:p>
+            <w:pPr>
+              <w:spacing w:after="0"/>
+            </w:pPr>
+            <w:r>
+              <w:rPr>
+                <w:rFonts w:ascii="Arial" w:hAnsi="Arial"/>
+                <w:color w:val="1F2937"/>
+                <w:sz w:val="16"/>
+              </w:rPr>
+              <w:t>HU-01</w:t>
+            </w:r>
+          </w:p>
+        </w:tc>
+        <w:tc>
+          <w:tcPr>
+            <w:tcW w:type="dxa" w:w="3888"/>
+            <w:shd w:fill="FFFFFF"/>
+            <w:tcMar>
+              <w:top w:w="60" w:type="dxa"/>
+              <w:bottom w:w="60" w:type="dxa"/>
+              <w:left w:w="80" w:type="dxa"/>
+              <w:right w:w="80" w:type="dxa"/>
+            </w:tcMar>
+          </w:tcPr>
+          <w:p>
+            <w:pPr>
+              <w:spacing w:after="0"/>
+            </w:pPr>
+            <w:r>
+              <w:rPr>
+                <w:rFonts w:ascii="Arial" w:hAnsi="Arial"/>
+                <w:color w:val="1F2937"/>
+                <w:sz w:val="16"/>
+              </w:rPr>
+              <w:t>Implementar controlador DOM para alternar visibilidad entre contenedor de login y vistas de rol</w:t>
+            </w:r>
+          </w:p>
+        </w:tc>
+        <w:tc>
+          <w:tcPr>
+            <w:tcW w:type="dxa" w:w="1224"/>
+            <w:shd w:fill="FFFFFF"/>
+            <w:tcMar>
+              <w:top w:w="60" w:type="dxa"/>
+              <w:bottom w:w="60" w:type="dxa"/>
+              <w:left w:w="80" w:type="dxa"/>
+              <w:right w:w="80" w:type="dxa"/>
+            </w:tcMar>
+          </w:tcPr>
+          <w:p>
+            <w:pPr>
+              <w:spacing w:after="0"/>
+            </w:pPr>
+            <w:r>
+              <w:rPr>
+                <w:rFonts w:ascii="Arial" w:hAnsi="Arial"/>
+                <w:color w:val="1F2937"/>
+                <w:sz w:val="16"/>
+              </w:rPr>
+              <w:t>Codificación</w:t>
+            </w:r>
+          </w:p>
+        </w:tc>
+        <w:tc>
+          <w:tcPr>
+            <w:tcW w:type="dxa" w:w="648"/>
+            <w:shd w:fill="FFFFFF"/>
+            <w:tcMar>
+              <w:top w:w="60" w:type="dxa"/>
+              <w:bottom w:w="60" w:type="dxa"/>
+              <w:left w:w="80" w:type="dxa"/>
+              <w:right w:w="80" w:type="dxa"/>
+            </w:tcMar>
+          </w:tcPr>
+          <w:p>
+            <w:pPr>
+              <w:spacing w:after="0"/>
+              <w:jc w:val="right"/>
+            </w:pPr>
+            <w:r>
+              <w:rPr>
+                <w:rFonts w:ascii="Arial" w:hAnsi="Arial"/>
+                <w:color w:val="1F2937"/>
+                <w:sz w:val="16"/>
+              </w:rPr>
+              <w:t>2h</w:t>
+            </w:r>
+          </w:p>
+        </w:tc>
+        <w:tc>
+          <w:tcPr>
+            <w:tcW w:type="dxa" w:w="1296"/>
+            <w:shd w:fill="FFFFFF"/>
+            <w:tcMar>
+              <w:top w:w="60" w:type="dxa"/>
+              <w:bottom w:w="60" w:type="dxa"/>
+              <w:left w:w="80" w:type="dxa"/>
+              <w:right w:w="80" w:type="dxa"/>
+            </w:tcMar>
+          </w:tcPr>
+          <w:p>
+            <w:pPr>
+              <w:spacing w:after="0"/>
+            </w:pPr>
+            <w:r>
+              <w:rPr>
+                <w:rFonts w:ascii="Arial" w:hAnsi="Arial"/>
+                <w:color w:val="1F2937"/>
+                <w:sz w:val="16"/>
+              </w:rPr>
+              <w:t>Desarrollador 4</w:t>
+            </w:r>
+          </w:p>
+        </w:tc>
+      </w:tr>
+      <w:tr>
+        <w:tc>
+          <w:tcPr>
+            <w:tcW w:type="dxa" w:w="936"/>
+            <w:shd w:fill="F8F9FA"/>
+            <w:tcMar>
+              <w:top w:w="60" w:type="dxa"/>
+              <w:bottom w:w="60" w:type="dxa"/>
+              <w:left w:w="80" w:type="dxa"/>
+              <w:right w:w="80" w:type="dxa"/>
+            </w:tcMar>
+          </w:tcPr>
+          <w:p>
+            <w:pPr>
+              <w:spacing w:after="0"/>
+            </w:pPr>
+            <w:r>
+              <w:rPr>
+                <w:rFonts w:ascii="Arial" w:hAnsi="Arial"/>
+                <w:color w:val="1F2937"/>
+                <w:sz w:val="16"/>
+              </w:rPr>
+              <w:t>SUB-05</w:t>
+            </w:r>
+          </w:p>
+        </w:tc>
+        <w:tc>
+          <w:tcPr>
+            <w:tcW w:type="dxa" w:w="1368"/>
+            <w:shd w:fill="F8F9FA"/>
+            <w:tcMar>
+              <w:top w:w="60" w:type="dxa"/>
+              <w:bottom w:w="60" w:type="dxa"/>
+              <w:left w:w="80" w:type="dxa"/>
+              <w:right w:w="80" w:type="dxa"/>
+            </w:tcMar>
+          </w:tcPr>
+          <w:p>
+            <w:pPr>
+              <w:spacing w:after="0"/>
+            </w:pPr>
+            <w:r>
+              <w:rPr>
+                <w:rFonts w:ascii="Arial" w:hAnsi="Arial"/>
+                <w:color w:val="1F2937"/>
+                <w:sz w:val="16"/>
+              </w:rPr>
+              <w:t>HU-01</w:t>
+            </w:r>
+          </w:p>
+        </w:tc>
+        <w:tc>
+          <w:tcPr>
+            <w:tcW w:type="dxa" w:w="3888"/>
+            <w:shd w:fill="F8F9FA"/>
+            <w:tcMar>
+              <w:top w:w="60" w:type="dxa"/>
+              <w:bottom w:w="60" w:type="dxa"/>
+              <w:left w:w="80" w:type="dxa"/>
+              <w:right w:w="80" w:type="dxa"/>
+            </w:tcMar>
+          </w:tcPr>
+          <w:p>
+            <w:pPr>
+              <w:spacing w:after="0"/>
+            </w:pPr>
+            <w:r>
+              <w:rPr>
+                <w:rFonts w:ascii="Arial" w:hAnsi="Arial"/>
+                <w:color w:val="1F2937"/>
+                <w:sz w:val="16"/>
+              </w:rPr>
+              <w:t>Escribir y ejecutar suite de pruebas de inyección de credenciales inválidas y control de alertas</w:t>
+            </w:r>
+          </w:p>
+        </w:tc>
+        <w:tc>
+          <w:tcPr>
+            <w:tcW w:type="dxa" w:w="1224"/>
+            <w:shd w:fill="F8F9FA"/>
+            <w:tcMar>
+              <w:top w:w="60" w:type="dxa"/>
+              <w:bottom w:w="60" w:type="dxa"/>
+              <w:left w:w="80" w:type="dxa"/>
+              <w:right w:w="80" w:type="dxa"/>
+            </w:tcMar>
+          </w:tcPr>
+          <w:p>
+            <w:pPr>
+              <w:spacing w:after="0"/>
+            </w:pPr>
+            <w:r>
+              <w:rPr>
+                <w:rFonts w:ascii="Arial" w:hAnsi="Arial"/>
+                <w:color w:val="1F2937"/>
+                <w:sz w:val="16"/>
+              </w:rPr>
+              <w:t>Test</w:t>
+            </w:r>
+          </w:p>
+        </w:tc>
+        <w:tc>
+          <w:tcPr>
+            <w:tcW w:type="dxa" w:w="648"/>
+            <w:shd w:fill="F8F9FA"/>
+            <w:tcMar>
+              <w:top w:w="60" w:type="dxa"/>
+              <w:bottom w:w="60" w:type="dxa"/>
+              <w:left w:w="80" w:type="dxa"/>
+              <w:right w:w="80" w:type="dxa"/>
+            </w:tcMar>
+          </w:tcPr>
+          <w:p>
+            <w:pPr>
+              <w:spacing w:after="0"/>
+              <w:jc w:val="right"/>
+            </w:pPr>
+            <w:r>
+              <w:rPr>
+                <w:rFonts w:ascii="Arial" w:hAnsi="Arial"/>
+                <w:color w:val="1F2937"/>
+                <w:sz w:val="16"/>
+              </w:rPr>
+              <w:t>2h</w:t>
+            </w:r>
+          </w:p>
+        </w:tc>
+        <w:tc>
+          <w:tcPr>
+            <w:tcW w:type="dxa" w:w="1296"/>
+            <w:shd w:fill="F8F9FA"/>
+            <w:tcMar>
+              <w:top w:w="60" w:type="dxa"/>
+              <w:bottom w:w="60" w:type="dxa"/>
+              <w:left w:w="80" w:type="dxa"/>
+              <w:right w:w="80" w:type="dxa"/>
+            </w:tcMar>
+          </w:tcPr>
+          <w:p>
+            <w:pPr>
+              <w:spacing w:after="0"/>
+            </w:pPr>
+            <w:r>
+              <w:rPr>
+                <w:rFonts w:ascii="Arial" w:hAnsi="Arial"/>
+                <w:color w:val="1F2937"/>
+                <w:sz w:val="16"/>
+              </w:rPr>
+              <w:t>Desarrollador 5</w:t>
+            </w:r>
+          </w:p>
+        </w:tc>
+      </w:tr>
+      <w:tr>
+        <w:tc>
+          <w:tcPr>
+            <w:tcW w:type="dxa" w:w="936"/>
+            <w:shd w:fill="FFFFFF"/>
+            <w:tcMar>
+              <w:top w:w="60" w:type="dxa"/>
+              <w:bottom w:w="60" w:type="dxa"/>
+              <w:left w:w="80" w:type="dxa"/>
+              <w:right w:w="80" w:type="dxa"/>
+            </w:tcMar>
+          </w:tcPr>
+          <w:p>
+            <w:pPr>
+              <w:spacing w:after="0"/>
+            </w:pPr>
+            <w:r>
+              <w:rPr>
+                <w:rFonts w:ascii="Arial" w:hAnsi="Arial"/>
+                <w:color w:val="1F2937"/>
+                <w:sz w:val="16"/>
+              </w:rPr>
+              <w:t>SUB-06</w:t>
+            </w:r>
+          </w:p>
+        </w:tc>
+        <w:tc>
+          <w:tcPr>
+            <w:tcW w:type="dxa" w:w="1368"/>
             <w:shd w:fill="FFFFFF"/>
             <w:tcMar>
               <w:top w:w="60" w:type="dxa"/>
@@ -1784,7 +2759,7 @@
         </w:tc>
         <w:tc>
           <w:tcPr>
-            <w:tcW w:type="dxa" w:w="3168"/>
+            <w:tcW w:type="dxa" w:w="3888"/>
             <w:shd w:fill="FFFFFF"/>
             <w:tcMar>
               <w:top w:w="60" w:type="dxa"/>
@@ -1803,13 +2778,319 @@
                 <w:color w:val="1F2937"/>
                 <w:sz w:val="16"/>
               </w:rPr>
-              <w:t>Lógica de cálculo de los 4 KPIs consolidados del Gerente</w:t>
+              <w:t>Maquetar componente de navegación temporal (period-navigator) con botones anterior/siguiente</w:t>
             </w:r>
           </w:p>
         </w:tc>
         <w:tc>
           <w:tcPr>
-            <w:tcW w:type="dxa" w:w="1584"/>
+            <w:tcW w:type="dxa" w:w="1224"/>
+            <w:shd w:fill="FFFFFF"/>
+            <w:tcMar>
+              <w:top w:w="60" w:type="dxa"/>
+              <w:bottom w:w="60" w:type="dxa"/>
+              <w:left w:w="80" w:type="dxa"/>
+              <w:right w:w="80" w:type="dxa"/>
+            </w:tcMar>
+          </w:tcPr>
+          <w:p>
+            <w:pPr>
+              <w:spacing w:after="0"/>
+            </w:pPr>
+            <w:r>
+              <w:rPr>
+                <w:rFonts w:ascii="Arial" w:hAnsi="Arial"/>
+                <w:color w:val="1F2937"/>
+                <w:sz w:val="16"/>
+              </w:rPr>
+              <w:t>Prototipado</w:t>
+            </w:r>
+          </w:p>
+        </w:tc>
+        <w:tc>
+          <w:tcPr>
+            <w:tcW w:type="dxa" w:w="648"/>
+            <w:shd w:fill="FFFFFF"/>
+            <w:tcMar>
+              <w:top w:w="60" w:type="dxa"/>
+              <w:bottom w:w="60" w:type="dxa"/>
+              <w:left w:w="80" w:type="dxa"/>
+              <w:right w:w="80" w:type="dxa"/>
+            </w:tcMar>
+          </w:tcPr>
+          <w:p>
+            <w:pPr>
+              <w:spacing w:after="0"/>
+              <w:jc w:val="right"/>
+            </w:pPr>
+            <w:r>
+              <w:rPr>
+                <w:rFonts w:ascii="Arial" w:hAnsi="Arial"/>
+                <w:color w:val="1F2937"/>
+                <w:sz w:val="16"/>
+              </w:rPr>
+              <w:t>2h</w:t>
+            </w:r>
+          </w:p>
+        </w:tc>
+        <w:tc>
+          <w:tcPr>
+            <w:tcW w:type="dxa" w:w="1296"/>
+            <w:shd w:fill="FFFFFF"/>
+            <w:tcMar>
+              <w:top w:w="60" w:type="dxa"/>
+              <w:bottom w:w="60" w:type="dxa"/>
+              <w:left w:w="80" w:type="dxa"/>
+              <w:right w:w="80" w:type="dxa"/>
+            </w:tcMar>
+          </w:tcPr>
+          <w:p>
+            <w:pPr>
+              <w:spacing w:after="0"/>
+            </w:pPr>
+            <w:r>
+              <w:rPr>
+                <w:rFonts w:ascii="Arial" w:hAnsi="Arial"/>
+                <w:color w:val="1F2937"/>
+                <w:sz w:val="16"/>
+              </w:rPr>
+              <w:t>Desarrollador 2</w:t>
+            </w:r>
+          </w:p>
+        </w:tc>
+      </w:tr>
+      <w:tr>
+        <w:tc>
+          <w:tcPr>
+            <w:tcW w:type="dxa" w:w="936"/>
+            <w:shd w:fill="F8F9FA"/>
+            <w:tcMar>
+              <w:top w:w="60" w:type="dxa"/>
+              <w:bottom w:w="60" w:type="dxa"/>
+              <w:left w:w="80" w:type="dxa"/>
+              <w:right w:w="80" w:type="dxa"/>
+            </w:tcMar>
+          </w:tcPr>
+          <w:p>
+            <w:pPr>
+              <w:spacing w:after="0"/>
+            </w:pPr>
+            <w:r>
+              <w:rPr>
+                <w:rFonts w:ascii="Arial" w:hAnsi="Arial"/>
+                <w:color w:val="1F2937"/>
+                <w:sz w:val="16"/>
+              </w:rPr>
+              <w:t>SUB-07</w:t>
+            </w:r>
+          </w:p>
+        </w:tc>
+        <w:tc>
+          <w:tcPr>
+            <w:tcW w:type="dxa" w:w="1368"/>
+            <w:shd w:fill="F8F9FA"/>
+            <w:tcMar>
+              <w:top w:w="60" w:type="dxa"/>
+              <w:bottom w:w="60" w:type="dxa"/>
+              <w:left w:w="80" w:type="dxa"/>
+              <w:right w:w="80" w:type="dxa"/>
+            </w:tcMar>
+          </w:tcPr>
+          <w:p>
+            <w:pPr>
+              <w:spacing w:after="0"/>
+            </w:pPr>
+            <w:r>
+              <w:rPr>
+                <w:rFonts w:ascii="Arial" w:hAnsi="Arial"/>
+                <w:color w:val="1F2937"/>
+                <w:sz w:val="16"/>
+              </w:rPr>
+              <w:t>HU-02</w:t>
+            </w:r>
+          </w:p>
+        </w:tc>
+        <w:tc>
+          <w:tcPr>
+            <w:tcW w:type="dxa" w:w="3888"/>
+            <w:shd w:fill="F8F9FA"/>
+            <w:tcMar>
+              <w:top w:w="60" w:type="dxa"/>
+              <w:bottom w:w="60" w:type="dxa"/>
+              <w:left w:w="80" w:type="dxa"/>
+              <w:right w:w="80" w:type="dxa"/>
+            </w:tcMar>
+          </w:tcPr>
+          <w:p>
+            <w:pPr>
+              <w:spacing w:after="0"/>
+            </w:pPr>
+            <w:r>
+              <w:rPr>
+                <w:rFonts w:ascii="Arial" w:hAnsi="Arial"/>
+                <w:color w:val="1F2937"/>
+                <w:sz w:val="16"/>
+              </w:rPr>
+              <w:t>Programar funciones de fechas (changePeriod, getActivePeriodKey) para Septiembre, Octubre y Noviembre</w:t>
+            </w:r>
+          </w:p>
+        </w:tc>
+        <w:tc>
+          <w:tcPr>
+            <w:tcW w:type="dxa" w:w="1224"/>
+            <w:shd w:fill="F8F9FA"/>
+            <w:tcMar>
+              <w:top w:w="60" w:type="dxa"/>
+              <w:bottom w:w="60" w:type="dxa"/>
+              <w:left w:w="80" w:type="dxa"/>
+              <w:right w:w="80" w:type="dxa"/>
+            </w:tcMar>
+          </w:tcPr>
+          <w:p>
+            <w:pPr>
+              <w:spacing w:after="0"/>
+            </w:pPr>
+            <w:r>
+              <w:rPr>
+                <w:rFonts w:ascii="Arial" w:hAnsi="Arial"/>
+                <w:color w:val="1F2937"/>
+                <w:sz w:val="16"/>
+              </w:rPr>
+              <w:t>Codificación</w:t>
+            </w:r>
+          </w:p>
+        </w:tc>
+        <w:tc>
+          <w:tcPr>
+            <w:tcW w:type="dxa" w:w="648"/>
+            <w:shd w:fill="F8F9FA"/>
+            <w:tcMar>
+              <w:top w:w="60" w:type="dxa"/>
+              <w:bottom w:w="60" w:type="dxa"/>
+              <w:left w:w="80" w:type="dxa"/>
+              <w:right w:w="80" w:type="dxa"/>
+            </w:tcMar>
+          </w:tcPr>
+          <w:p>
+            <w:pPr>
+              <w:spacing w:after="0"/>
+              <w:jc w:val="right"/>
+            </w:pPr>
+            <w:r>
+              <w:rPr>
+                <w:rFonts w:ascii="Arial" w:hAnsi="Arial"/>
+                <w:color w:val="1F2937"/>
+                <w:sz w:val="16"/>
+              </w:rPr>
+              <w:t>2h</w:t>
+            </w:r>
+          </w:p>
+        </w:tc>
+        <w:tc>
+          <w:tcPr>
+            <w:tcW w:type="dxa" w:w="1296"/>
+            <w:shd w:fill="F8F9FA"/>
+            <w:tcMar>
+              <w:top w:w="60" w:type="dxa"/>
+              <w:bottom w:w="60" w:type="dxa"/>
+              <w:left w:w="80" w:type="dxa"/>
+              <w:right w:w="80" w:type="dxa"/>
+            </w:tcMar>
+          </w:tcPr>
+          <w:p>
+            <w:pPr>
+              <w:spacing w:after="0"/>
+            </w:pPr>
+            <w:r>
+              <w:rPr>
+                <w:rFonts w:ascii="Arial" w:hAnsi="Arial"/>
+                <w:color w:val="1F2937"/>
+                <w:sz w:val="16"/>
+              </w:rPr>
+              <w:t>Desarrollador 3</w:t>
+            </w:r>
+          </w:p>
+        </w:tc>
+      </w:tr>
+      <w:tr>
+        <w:tc>
+          <w:tcPr>
+            <w:tcW w:type="dxa" w:w="936"/>
+            <w:shd w:fill="FFFFFF"/>
+            <w:tcMar>
+              <w:top w:w="60" w:type="dxa"/>
+              <w:bottom w:w="60" w:type="dxa"/>
+              <w:left w:w="80" w:type="dxa"/>
+              <w:right w:w="80" w:type="dxa"/>
+            </w:tcMar>
+          </w:tcPr>
+          <w:p>
+            <w:pPr>
+              <w:spacing w:after="0"/>
+            </w:pPr>
+            <w:r>
+              <w:rPr>
+                <w:rFonts w:ascii="Arial" w:hAnsi="Arial"/>
+                <w:color w:val="1F2937"/>
+                <w:sz w:val="16"/>
+              </w:rPr>
+              <w:t>SUB-08</w:t>
+            </w:r>
+          </w:p>
+        </w:tc>
+        <w:tc>
+          <w:tcPr>
+            <w:tcW w:type="dxa" w:w="1368"/>
+            <w:shd w:fill="FFFFFF"/>
+            <w:tcMar>
+              <w:top w:w="60" w:type="dxa"/>
+              <w:bottom w:w="60" w:type="dxa"/>
+              <w:left w:w="80" w:type="dxa"/>
+              <w:right w:w="80" w:type="dxa"/>
+            </w:tcMar>
+          </w:tcPr>
+          <w:p>
+            <w:pPr>
+              <w:spacing w:after="0"/>
+            </w:pPr>
+            <w:r>
+              <w:rPr>
+                <w:rFonts w:ascii="Arial" w:hAnsi="Arial"/>
+                <w:color w:val="1F2937"/>
+                <w:sz w:val="16"/>
+              </w:rPr>
+              <w:t>HU-02</w:t>
+            </w:r>
+          </w:p>
+        </w:tc>
+        <w:tc>
+          <w:tcPr>
+            <w:tcW w:type="dxa" w:w="3888"/>
+            <w:shd w:fill="FFFFFF"/>
+            <w:tcMar>
+              <w:top w:w="60" w:type="dxa"/>
+              <w:bottom w:w="60" w:type="dxa"/>
+              <w:left w:w="80" w:type="dxa"/>
+              <w:right w:w="80" w:type="dxa"/>
+            </w:tcMar>
+          </w:tcPr>
+          <w:p>
+            <w:pPr>
+              <w:spacing w:after="0"/>
+            </w:pPr>
+            <w:r>
+              <w:rPr>
+                <w:rFonts w:ascii="Arial" w:hAnsi="Arial"/>
+                <w:color w:val="1F2937"/>
+                <w:sz w:val="16"/>
+              </w:rPr>
+              <w:t>Desarrollar algoritmos de agregación financiera para cálculo dinámico de los 4 KPIs en Dashboard</w:t>
+            </w:r>
+          </w:p>
+        </w:tc>
+        <w:tc>
+          <w:tcPr>
+            <w:tcW w:type="dxa" w:w="1224"/>
             <w:shd w:fill="FFFFFF"/>
             <w:tcMar>
               <w:top w:w="60" w:type="dxa"/>
@@ -1834,7 +3115,7 @@
         </w:tc>
         <w:tc>
           <w:tcPr>
-            <w:tcW w:type="dxa" w:w="720"/>
+            <w:tcW w:type="dxa" w:w="648"/>
             <w:shd w:fill="FFFFFF"/>
             <w:tcMar>
               <w:top w:w="60" w:type="dxa"/>
@@ -1879,7 +3160,7 @@
                 <w:color w:val="1F2937"/>
                 <w:sz w:val="16"/>
               </w:rPr>
-              <w:t>Full-Stack Dev 1</w:t>
+              <w:t>Desarrollador 3</w:t>
             </w:r>
           </w:p>
         </w:tc>
@@ -1887,7 +3168,7 @@
       <w:tr>
         <w:tc>
           <w:tcPr>
-            <w:tcW w:type="dxa" w:w="1152"/>
+            <w:tcW w:type="dxa" w:w="936"/>
             <w:shd w:fill="F8F9FA"/>
             <w:tcMar>
               <w:top w:w="60" w:type="dxa"/>
@@ -1906,13 +3187,13 @@
                 <w:color w:val="1F2937"/>
                 <w:sz w:val="16"/>
               </w:rPr>
-              <w:t>SUB-05</w:t>
+              <w:t>SUB-09</w:t>
             </w:r>
           </w:p>
         </w:tc>
         <w:tc>
           <w:tcPr>
-            <w:tcW w:type="dxa" w:w="1440"/>
+            <w:tcW w:type="dxa" w:w="1368"/>
             <w:shd w:fill="F8F9FA"/>
             <w:tcMar>
               <w:top w:w="60" w:type="dxa"/>
@@ -1937,7 +3218,7 @@
         </w:tc>
         <w:tc>
           <w:tcPr>
-            <w:tcW w:type="dxa" w:w="3168"/>
+            <w:tcW w:type="dxa" w:w="3888"/>
             <w:shd w:fill="F8F9FA"/>
             <w:tcMar>
               <w:top w:w="60" w:type="dxa"/>
@@ -1956,13 +3237,13 @@
                 <w:color w:val="1F2937"/>
                 <w:sz w:val="16"/>
               </w:rPr>
-              <w:t>Integración visual de listas pendientes y realizadas unificadas</w:t>
+              <w:t>Construir tablas sincronizadas en el DOM para renderizar pagos pendientes y realizados juntos</w:t>
             </w:r>
           </w:p>
         </w:tc>
         <w:tc>
           <w:tcPr>
-            <w:tcW w:type="dxa" w:w="1584"/>
+            <w:tcW w:type="dxa" w:w="1224"/>
             <w:shd w:fill="F8F9FA"/>
             <w:tcMar>
               <w:top w:w="60" w:type="dxa"/>
@@ -1981,13 +3262,319 @@
                 <w:color w:val="1F2937"/>
                 <w:sz w:val="16"/>
               </w:rPr>
-              <w:t>Prototipado</w:t>
+              <w:t>Codificación</w:t>
             </w:r>
           </w:p>
         </w:tc>
         <w:tc>
           <w:tcPr>
-            <w:tcW w:type="dxa" w:w="720"/>
+            <w:tcW w:type="dxa" w:w="648"/>
+            <w:shd w:fill="F8F9FA"/>
+            <w:tcMar>
+              <w:top w:w="60" w:type="dxa"/>
+              <w:bottom w:w="60" w:type="dxa"/>
+              <w:left w:w="80" w:type="dxa"/>
+              <w:right w:w="80" w:type="dxa"/>
+            </w:tcMar>
+          </w:tcPr>
+          <w:p>
+            <w:pPr>
+              <w:spacing w:after="0"/>
+              <w:jc w:val="right"/>
+            </w:pPr>
+            <w:r>
+              <w:rPr>
+                <w:rFonts w:ascii="Arial" w:hAnsi="Arial"/>
+                <w:color w:val="1F2937"/>
+                <w:sz w:val="16"/>
+              </w:rPr>
+              <w:t>3h</w:t>
+            </w:r>
+          </w:p>
+        </w:tc>
+        <w:tc>
+          <w:tcPr>
+            <w:tcW w:type="dxa" w:w="1296"/>
+            <w:shd w:fill="F8F9FA"/>
+            <w:tcMar>
+              <w:top w:w="60" w:type="dxa"/>
+              <w:bottom w:w="60" w:type="dxa"/>
+              <w:left w:w="80" w:type="dxa"/>
+              <w:right w:w="80" w:type="dxa"/>
+            </w:tcMar>
+          </w:tcPr>
+          <w:p>
+            <w:pPr>
+              <w:spacing w:after="0"/>
+            </w:pPr>
+            <w:r>
+              <w:rPr>
+                <w:rFonts w:ascii="Arial" w:hAnsi="Arial"/>
+                <w:color w:val="1F2937"/>
+                <w:sz w:val="16"/>
+              </w:rPr>
+              <w:t>Desarrollador 1</w:t>
+            </w:r>
+          </w:p>
+        </w:tc>
+      </w:tr>
+      <w:tr>
+        <w:tc>
+          <w:tcPr>
+            <w:tcW w:type="dxa" w:w="936"/>
+            <w:shd w:fill="FFFFFF"/>
+            <w:tcMar>
+              <w:top w:w="60" w:type="dxa"/>
+              <w:bottom w:w="60" w:type="dxa"/>
+              <w:left w:w="80" w:type="dxa"/>
+              <w:right w:w="80" w:type="dxa"/>
+            </w:tcMar>
+          </w:tcPr>
+          <w:p>
+            <w:pPr>
+              <w:spacing w:after="0"/>
+            </w:pPr>
+            <w:r>
+              <w:rPr>
+                <w:rFonts w:ascii="Arial" w:hAnsi="Arial"/>
+                <w:color w:val="1F2937"/>
+                <w:sz w:val="16"/>
+              </w:rPr>
+              <w:t>SUB-10</w:t>
+            </w:r>
+          </w:p>
+        </w:tc>
+        <w:tc>
+          <w:tcPr>
+            <w:tcW w:type="dxa" w:w="1368"/>
+            <w:shd w:fill="FFFFFF"/>
+            <w:tcMar>
+              <w:top w:w="60" w:type="dxa"/>
+              <w:bottom w:w="60" w:type="dxa"/>
+              <w:left w:w="80" w:type="dxa"/>
+              <w:right w:w="80" w:type="dxa"/>
+            </w:tcMar>
+          </w:tcPr>
+          <w:p>
+            <w:pPr>
+              <w:spacing w:after="0"/>
+            </w:pPr>
+            <w:r>
+              <w:rPr>
+                <w:rFonts w:ascii="Arial" w:hAnsi="Arial"/>
+                <w:color w:val="1F2937"/>
+                <w:sz w:val="16"/>
+              </w:rPr>
+              <w:t>HU-02</w:t>
+            </w:r>
+          </w:p>
+        </w:tc>
+        <w:tc>
+          <w:tcPr>
+            <w:tcW w:type="dxa" w:w="3888"/>
+            <w:shd w:fill="FFFFFF"/>
+            <w:tcMar>
+              <w:top w:w="60" w:type="dxa"/>
+              <w:bottom w:w="60" w:type="dxa"/>
+              <w:left w:w="80" w:type="dxa"/>
+              <w:right w:w="80" w:type="dxa"/>
+            </w:tcMar>
+          </w:tcPr>
+          <w:p>
+            <w:pPr>
+              <w:spacing w:after="0"/>
+            </w:pPr>
+            <w:r>
+              <w:rPr>
+                <w:rFonts w:ascii="Arial" w:hAnsi="Arial"/>
+                <w:color w:val="1F2937"/>
+                <w:sz w:val="16"/>
+              </w:rPr>
+              <w:t>Codificar sección de cuentas bancarias confidenciales con lógica de aislamiento para el Asistente</w:t>
+            </w:r>
+          </w:p>
+        </w:tc>
+        <w:tc>
+          <w:tcPr>
+            <w:tcW w:type="dxa" w:w="1224"/>
+            <w:shd w:fill="FFFFFF"/>
+            <w:tcMar>
+              <w:top w:w="60" w:type="dxa"/>
+              <w:bottom w:w="60" w:type="dxa"/>
+              <w:left w:w="80" w:type="dxa"/>
+              <w:right w:w="80" w:type="dxa"/>
+            </w:tcMar>
+          </w:tcPr>
+          <w:p>
+            <w:pPr>
+              <w:spacing w:after="0"/>
+            </w:pPr>
+            <w:r>
+              <w:rPr>
+                <w:rFonts w:ascii="Arial" w:hAnsi="Arial"/>
+                <w:color w:val="1F2937"/>
+                <w:sz w:val="16"/>
+              </w:rPr>
+              <w:t>Codificación</w:t>
+            </w:r>
+          </w:p>
+        </w:tc>
+        <w:tc>
+          <w:tcPr>
+            <w:tcW w:type="dxa" w:w="648"/>
+            <w:shd w:fill="FFFFFF"/>
+            <w:tcMar>
+              <w:top w:w="60" w:type="dxa"/>
+              <w:bottom w:w="60" w:type="dxa"/>
+              <w:left w:w="80" w:type="dxa"/>
+              <w:right w:w="80" w:type="dxa"/>
+            </w:tcMar>
+          </w:tcPr>
+          <w:p>
+            <w:pPr>
+              <w:spacing w:after="0"/>
+              <w:jc w:val="right"/>
+            </w:pPr>
+            <w:r>
+              <w:rPr>
+                <w:rFonts w:ascii="Arial" w:hAnsi="Arial"/>
+                <w:color w:val="1F2937"/>
+                <w:sz w:val="16"/>
+              </w:rPr>
+              <w:t>2h</w:t>
+            </w:r>
+          </w:p>
+        </w:tc>
+        <w:tc>
+          <w:tcPr>
+            <w:tcW w:type="dxa" w:w="1296"/>
+            <w:shd w:fill="FFFFFF"/>
+            <w:tcMar>
+              <w:top w:w="60" w:type="dxa"/>
+              <w:bottom w:w="60" w:type="dxa"/>
+              <w:left w:w="80" w:type="dxa"/>
+              <w:right w:w="80" w:type="dxa"/>
+            </w:tcMar>
+          </w:tcPr>
+          <w:p>
+            <w:pPr>
+              <w:spacing w:after="0"/>
+            </w:pPr>
+            <w:r>
+              <w:rPr>
+                <w:rFonts w:ascii="Arial" w:hAnsi="Arial"/>
+                <w:color w:val="1F2937"/>
+                <w:sz w:val="16"/>
+              </w:rPr>
+              <w:t>Desarrollador 4</w:t>
+            </w:r>
+          </w:p>
+        </w:tc>
+      </w:tr>
+      <w:tr>
+        <w:tc>
+          <w:tcPr>
+            <w:tcW w:type="dxa" w:w="936"/>
+            <w:shd w:fill="F8F9FA"/>
+            <w:tcMar>
+              <w:top w:w="60" w:type="dxa"/>
+              <w:bottom w:w="60" w:type="dxa"/>
+              <w:left w:w="80" w:type="dxa"/>
+              <w:right w:w="80" w:type="dxa"/>
+            </w:tcMar>
+          </w:tcPr>
+          <w:p>
+            <w:pPr>
+              <w:spacing w:after="0"/>
+            </w:pPr>
+            <w:r>
+              <w:rPr>
+                <w:rFonts w:ascii="Arial" w:hAnsi="Arial"/>
+                <w:color w:val="1F2937"/>
+                <w:sz w:val="16"/>
+              </w:rPr>
+              <w:t>SUB-11</w:t>
+            </w:r>
+          </w:p>
+        </w:tc>
+        <w:tc>
+          <w:tcPr>
+            <w:tcW w:type="dxa" w:w="1368"/>
+            <w:shd w:fill="F8F9FA"/>
+            <w:tcMar>
+              <w:top w:w="60" w:type="dxa"/>
+              <w:bottom w:w="60" w:type="dxa"/>
+              <w:left w:w="80" w:type="dxa"/>
+              <w:right w:w="80" w:type="dxa"/>
+            </w:tcMar>
+          </w:tcPr>
+          <w:p>
+            <w:pPr>
+              <w:spacing w:after="0"/>
+            </w:pPr>
+            <w:r>
+              <w:rPr>
+                <w:rFonts w:ascii="Arial" w:hAnsi="Arial"/>
+                <w:color w:val="1F2937"/>
+                <w:sz w:val="16"/>
+              </w:rPr>
+              <w:t>HU-02</w:t>
+            </w:r>
+          </w:p>
+        </w:tc>
+        <w:tc>
+          <w:tcPr>
+            <w:tcW w:type="dxa" w:w="3888"/>
+            <w:shd w:fill="F8F9FA"/>
+            <w:tcMar>
+              <w:top w:w="60" w:type="dxa"/>
+              <w:bottom w:w="60" w:type="dxa"/>
+              <w:left w:w="80" w:type="dxa"/>
+              <w:right w:w="80" w:type="dxa"/>
+            </w:tcMar>
+          </w:tcPr>
+          <w:p>
+            <w:pPr>
+              <w:spacing w:after="0"/>
+            </w:pPr>
+            <w:r>
+              <w:rPr>
+                <w:rFonts w:ascii="Arial" w:hAnsi="Arial"/>
+                <w:color w:val="1F2937"/>
+                <w:sz w:val="16"/>
+              </w:rPr>
+              <w:t>Ejecutar pruebas de recálculo dinámico de métricas y filtrado temporal al cambiar de mes</w:t>
+            </w:r>
+          </w:p>
+        </w:tc>
+        <w:tc>
+          <w:tcPr>
+            <w:tcW w:type="dxa" w:w="1224"/>
+            <w:shd w:fill="F8F9FA"/>
+            <w:tcMar>
+              <w:top w:w="60" w:type="dxa"/>
+              <w:bottom w:w="60" w:type="dxa"/>
+              <w:left w:w="80" w:type="dxa"/>
+              <w:right w:w="80" w:type="dxa"/>
+            </w:tcMar>
+          </w:tcPr>
+          <w:p>
+            <w:pPr>
+              <w:spacing w:after="0"/>
+            </w:pPr>
+            <w:r>
+              <w:rPr>
+                <w:rFonts w:ascii="Arial" w:hAnsi="Arial"/>
+                <w:color w:val="1F2937"/>
+                <w:sz w:val="16"/>
+              </w:rPr>
+              <w:t>Test</w:t>
+            </w:r>
+          </w:p>
+        </w:tc>
+        <w:tc>
+          <w:tcPr>
+            <w:tcW w:type="dxa" w:w="648"/>
             <w:shd w:fill="F8F9FA"/>
             <w:tcMar>
               <w:top w:w="60" w:type="dxa"/>
@@ -2032,7 +3619,7 @@
                 <w:color w:val="1F2937"/>
                 <w:sz w:val="16"/>
               </w:rPr>
-              <w:t>Full-Stack Dev 2</w:t>
+              <w:t>Desarrollador 5</w:t>
             </w:r>
           </w:p>
         </w:tc>
@@ -2040,7 +3627,7 @@
       <w:tr>
         <w:tc>
           <w:tcPr>
-            <w:tcW w:type="dxa" w:w="1152"/>
+            <w:tcW w:type="dxa" w:w="936"/>
             <w:shd w:fill="FFFFFF"/>
             <w:tcMar>
               <w:top w:w="60" w:type="dxa"/>
@@ -2059,13 +3646,13 @@
                 <w:color w:val="1F2937"/>
                 <w:sz w:val="16"/>
               </w:rPr>
-              <w:t>SUB-06</w:t>
+              <w:t>SUB-12</w:t>
             </w:r>
           </w:p>
         </w:tc>
         <w:tc>
           <w:tcPr>
-            <w:tcW w:type="dxa" w:w="1440"/>
+            <w:tcW w:type="dxa" w:w="1368"/>
             <w:shd w:fill="FFFFFF"/>
             <w:tcMar>
               <w:top w:w="60" w:type="dxa"/>
@@ -2090,7 +3677,7 @@
         </w:tc>
         <w:tc>
           <w:tcPr>
-            <w:tcW w:type="dxa" w:w="3168"/>
+            <w:tcW w:type="dxa" w:w="3888"/>
             <w:shd w:fill="FFFFFF"/>
             <w:tcMar>
               <w:top w:w="60" w:type="dxa"/>
@@ -2109,13 +3696,13 @@
                 <w:color w:val="1F2937"/>
                 <w:sz w:val="16"/>
               </w:rPr>
-              <w:t>Incorporación de código oficial de recibo en datos y tablas</w:t>
+              <w:t>Definir e inicializar esquema en localStorage con atributos receiptId y fotos base64/SVG</w:t>
             </w:r>
           </w:p>
         </w:tc>
         <w:tc>
           <w:tcPr>
-            <w:tcW w:type="dxa" w:w="1584"/>
+            <w:tcW w:type="dxa" w:w="1224"/>
             <w:shd w:fill="FFFFFF"/>
             <w:tcMar>
               <w:top w:w="60" w:type="dxa"/>
@@ -2134,13 +3721,13 @@
                 <w:color w:val="1F2937"/>
                 <w:sz w:val="16"/>
               </w:rPr>
-              <w:t>Codificación</w:t>
+              <w:t>Análisis y diseño</w:t>
             </w:r>
           </w:p>
         </w:tc>
         <w:tc>
           <w:tcPr>
-            <w:tcW w:type="dxa" w:w="720"/>
+            <w:tcW w:type="dxa" w:w="648"/>
             <w:shd w:fill="FFFFFF"/>
             <w:tcMar>
               <w:top w:w="60" w:type="dxa"/>
@@ -2185,7 +3772,7 @@
                 <w:color w:val="1F2937"/>
                 <w:sz w:val="16"/>
               </w:rPr>
-              <w:t>Full-Stack Dev 1</w:t>
+              <w:t>Desarrollador 4</w:t>
             </w:r>
           </w:p>
         </w:tc>
@@ -2193,7 +3780,7 @@
       <w:tr>
         <w:tc>
           <w:tcPr>
-            <w:tcW w:type="dxa" w:w="1152"/>
+            <w:tcW w:type="dxa" w:w="936"/>
             <w:shd w:fill="F8F9FA"/>
             <w:tcMar>
               <w:top w:w="60" w:type="dxa"/>
@@ -2212,13 +3799,13 @@
                 <w:color w:val="1F2937"/>
                 <w:sz w:val="16"/>
               </w:rPr>
-              <w:t>SUB-07</w:t>
+              <w:t>SUB-13</w:t>
             </w:r>
           </w:p>
         </w:tc>
         <w:tc>
           <w:tcPr>
-            <w:tcW w:type="dxa" w:w="1440"/>
+            <w:tcW w:type="dxa" w:w="1368"/>
             <w:shd w:fill="F8F9FA"/>
             <w:tcMar>
               <w:top w:w="60" w:type="dxa"/>
@@ -2243,7 +3830,7 @@
         </w:tc>
         <w:tc>
           <w:tcPr>
-            <w:tcW w:type="dxa" w:w="3168"/>
+            <w:tcW w:type="dxa" w:w="3888"/>
             <w:shd w:fill="F8F9FA"/>
             <w:tcMar>
               <w:top w:w="60" w:type="dxa"/>
@@ -2262,13 +3849,625 @@
                 <w:color w:val="1F2937"/>
                 <w:sz w:val="16"/>
               </w:rPr>
-              <w:t>Módulo de comprobación de titularidad (Foto DNI / Titular)</w:t>
+              <w:t>Maquetar etiquetas monoespaciadas para códigos oficiales de recibo/suministro en tablas</w:t>
             </w:r>
           </w:p>
         </w:tc>
         <w:tc>
           <w:tcPr>
-            <w:tcW w:type="dxa" w:w="1584"/>
+            <w:tcW w:type="dxa" w:w="1224"/>
+            <w:shd w:fill="F8F9FA"/>
+            <w:tcMar>
+              <w:top w:w="60" w:type="dxa"/>
+              <w:bottom w:w="60" w:type="dxa"/>
+              <w:left w:w="80" w:type="dxa"/>
+              <w:right w:w="80" w:type="dxa"/>
+            </w:tcMar>
+          </w:tcPr>
+          <w:p>
+            <w:pPr>
+              <w:spacing w:after="0"/>
+            </w:pPr>
+            <w:r>
+              <w:rPr>
+                <w:rFonts w:ascii="Arial" w:hAnsi="Arial"/>
+                <w:color w:val="1F2937"/>
+                <w:sz w:val="16"/>
+              </w:rPr>
+              <w:t>Prototipado</w:t>
+            </w:r>
+          </w:p>
+        </w:tc>
+        <w:tc>
+          <w:tcPr>
+            <w:tcW w:type="dxa" w:w="648"/>
+            <w:shd w:fill="F8F9FA"/>
+            <w:tcMar>
+              <w:top w:w="60" w:type="dxa"/>
+              <w:bottom w:w="60" w:type="dxa"/>
+              <w:left w:w="80" w:type="dxa"/>
+              <w:right w:w="80" w:type="dxa"/>
+            </w:tcMar>
+          </w:tcPr>
+          <w:p>
+            <w:pPr>
+              <w:spacing w:after="0"/>
+              <w:jc w:val="right"/>
+            </w:pPr>
+            <w:r>
+              <w:rPr>
+                <w:rFonts w:ascii="Arial" w:hAnsi="Arial"/>
+                <w:color w:val="1F2937"/>
+                <w:sz w:val="16"/>
+              </w:rPr>
+              <w:t>1h</w:t>
+            </w:r>
+          </w:p>
+        </w:tc>
+        <w:tc>
+          <w:tcPr>
+            <w:tcW w:type="dxa" w:w="1296"/>
+            <w:shd w:fill="F8F9FA"/>
+            <w:tcMar>
+              <w:top w:w="60" w:type="dxa"/>
+              <w:bottom w:w="60" w:type="dxa"/>
+              <w:left w:w="80" w:type="dxa"/>
+              <w:right w:w="80" w:type="dxa"/>
+            </w:tcMar>
+          </w:tcPr>
+          <w:p>
+            <w:pPr>
+              <w:spacing w:after="0"/>
+            </w:pPr>
+            <w:r>
+              <w:rPr>
+                <w:rFonts w:ascii="Arial" w:hAnsi="Arial"/>
+                <w:color w:val="1F2937"/>
+                <w:sz w:val="16"/>
+              </w:rPr>
+              <w:t>Desarrollador 2</w:t>
+            </w:r>
+          </w:p>
+        </w:tc>
+      </w:tr>
+      <w:tr>
+        <w:tc>
+          <w:tcPr>
+            <w:tcW w:type="dxa" w:w="936"/>
+            <w:shd w:fill="FFFFFF"/>
+            <w:tcMar>
+              <w:top w:w="60" w:type="dxa"/>
+              <w:bottom w:w="60" w:type="dxa"/>
+              <w:left w:w="80" w:type="dxa"/>
+              <w:right w:w="80" w:type="dxa"/>
+            </w:tcMar>
+          </w:tcPr>
+          <w:p>
+            <w:pPr>
+              <w:spacing w:after="0"/>
+            </w:pPr>
+            <w:r>
+              <w:rPr>
+                <w:rFonts w:ascii="Arial" w:hAnsi="Arial"/>
+                <w:color w:val="1F2937"/>
+                <w:sz w:val="16"/>
+              </w:rPr>
+              <w:t>SUB-14</w:t>
+            </w:r>
+          </w:p>
+        </w:tc>
+        <w:tc>
+          <w:tcPr>
+            <w:tcW w:type="dxa" w:w="1368"/>
+            <w:shd w:fill="FFFFFF"/>
+            <w:tcMar>
+              <w:top w:w="60" w:type="dxa"/>
+              <w:bottom w:w="60" w:type="dxa"/>
+              <w:left w:w="80" w:type="dxa"/>
+              <w:right w:w="80" w:type="dxa"/>
+            </w:tcMar>
+          </w:tcPr>
+          <w:p>
+            <w:pPr>
+              <w:spacing w:after="0"/>
+            </w:pPr>
+            <w:r>
+              <w:rPr>
+                <w:rFonts w:ascii="Arial" w:hAnsi="Arial"/>
+                <w:color w:val="1F2937"/>
+                <w:sz w:val="16"/>
+              </w:rPr>
+              <w:t>HU-03</w:t>
+            </w:r>
+          </w:p>
+        </w:tc>
+        <w:tc>
+          <w:tcPr>
+            <w:tcW w:type="dxa" w:w="3888"/>
+            <w:shd w:fill="FFFFFF"/>
+            <w:tcMar>
+              <w:top w:w="60" w:type="dxa"/>
+              <w:bottom w:w="60" w:type="dxa"/>
+              <w:left w:w="80" w:type="dxa"/>
+              <w:right w:w="80" w:type="dxa"/>
+            </w:tcMar>
+          </w:tcPr>
+          <w:p>
+            <w:pPr>
+              <w:spacing w:after="0"/>
+            </w:pPr>
+            <w:r>
+              <w:rPr>
+                <w:rFonts w:ascii="Arial" w:hAnsi="Arial"/>
+                <w:color w:val="1F2937"/>
+                <w:sz w:val="16"/>
+              </w:rPr>
+              <w:t>Programar modal y visor de imágenes en DOM para comprobación de titularidad (Foto DNI/RUC)</w:t>
+            </w:r>
+          </w:p>
+        </w:tc>
+        <w:tc>
+          <w:tcPr>
+            <w:tcW w:type="dxa" w:w="1224"/>
+            <w:shd w:fill="FFFFFF"/>
+            <w:tcMar>
+              <w:top w:w="60" w:type="dxa"/>
+              <w:bottom w:w="60" w:type="dxa"/>
+              <w:left w:w="80" w:type="dxa"/>
+              <w:right w:w="80" w:type="dxa"/>
+            </w:tcMar>
+          </w:tcPr>
+          <w:p>
+            <w:pPr>
+              <w:spacing w:after="0"/>
+            </w:pPr>
+            <w:r>
+              <w:rPr>
+                <w:rFonts w:ascii="Arial" w:hAnsi="Arial"/>
+                <w:color w:val="1F2937"/>
+                <w:sz w:val="16"/>
+              </w:rPr>
+              <w:t>Codificación</w:t>
+            </w:r>
+          </w:p>
+        </w:tc>
+        <w:tc>
+          <w:tcPr>
+            <w:tcW w:type="dxa" w:w="648"/>
+            <w:shd w:fill="FFFFFF"/>
+            <w:tcMar>
+              <w:top w:w="60" w:type="dxa"/>
+              <w:bottom w:w="60" w:type="dxa"/>
+              <w:left w:w="80" w:type="dxa"/>
+              <w:right w:w="80" w:type="dxa"/>
+            </w:tcMar>
+          </w:tcPr>
+          <w:p>
+            <w:pPr>
+              <w:spacing w:after="0"/>
+              <w:jc w:val="right"/>
+            </w:pPr>
+            <w:r>
+              <w:rPr>
+                <w:rFonts w:ascii="Arial" w:hAnsi="Arial"/>
+                <w:color w:val="1F2937"/>
+                <w:sz w:val="16"/>
+              </w:rPr>
+              <w:t>2h</w:t>
+            </w:r>
+          </w:p>
+        </w:tc>
+        <w:tc>
+          <w:tcPr>
+            <w:tcW w:type="dxa" w:w="1296"/>
+            <w:shd w:fill="FFFFFF"/>
+            <w:tcMar>
+              <w:top w:w="60" w:type="dxa"/>
+              <w:bottom w:w="60" w:type="dxa"/>
+              <w:left w:w="80" w:type="dxa"/>
+              <w:right w:w="80" w:type="dxa"/>
+            </w:tcMar>
+          </w:tcPr>
+          <w:p>
+            <w:pPr>
+              <w:spacing w:after="0"/>
+            </w:pPr>
+            <w:r>
+              <w:rPr>
+                <w:rFonts w:ascii="Arial" w:hAnsi="Arial"/>
+                <w:color w:val="1F2937"/>
+                <w:sz w:val="16"/>
+              </w:rPr>
+              <w:t>Desarrollador 2</w:t>
+            </w:r>
+          </w:p>
+        </w:tc>
+      </w:tr>
+      <w:tr>
+        <w:tc>
+          <w:tcPr>
+            <w:tcW w:type="dxa" w:w="936"/>
+            <w:shd w:fill="F8F9FA"/>
+            <w:tcMar>
+              <w:top w:w="60" w:type="dxa"/>
+              <w:bottom w:w="60" w:type="dxa"/>
+              <w:left w:w="80" w:type="dxa"/>
+              <w:right w:w="80" w:type="dxa"/>
+            </w:tcMar>
+          </w:tcPr>
+          <w:p>
+            <w:pPr>
+              <w:spacing w:after="0"/>
+            </w:pPr>
+            <w:r>
+              <w:rPr>
+                <w:rFonts w:ascii="Arial" w:hAnsi="Arial"/>
+                <w:color w:val="1F2937"/>
+                <w:sz w:val="16"/>
+              </w:rPr>
+              <w:t>SUB-15</w:t>
+            </w:r>
+          </w:p>
+        </w:tc>
+        <w:tc>
+          <w:tcPr>
+            <w:tcW w:type="dxa" w:w="1368"/>
+            <w:shd w:fill="F8F9FA"/>
+            <w:tcMar>
+              <w:top w:w="60" w:type="dxa"/>
+              <w:bottom w:w="60" w:type="dxa"/>
+              <w:left w:w="80" w:type="dxa"/>
+              <w:right w:w="80" w:type="dxa"/>
+            </w:tcMar>
+          </w:tcPr>
+          <w:p>
+            <w:pPr>
+              <w:spacing w:after="0"/>
+            </w:pPr>
+            <w:r>
+              <w:rPr>
+                <w:rFonts w:ascii="Arial" w:hAnsi="Arial"/>
+                <w:color w:val="1F2937"/>
+                <w:sz w:val="16"/>
+              </w:rPr>
+              <w:t>HU-03</w:t>
+            </w:r>
+          </w:p>
+        </w:tc>
+        <w:tc>
+          <w:tcPr>
+            <w:tcW w:type="dxa" w:w="3888"/>
+            <w:shd w:fill="F8F9FA"/>
+            <w:tcMar>
+              <w:top w:w="60" w:type="dxa"/>
+              <w:bottom w:w="60" w:type="dxa"/>
+              <w:left w:w="80" w:type="dxa"/>
+              <w:right w:w="80" w:type="dxa"/>
+            </w:tcMar>
+          </w:tcPr>
+          <w:p>
+            <w:pPr>
+              <w:spacing w:after="0"/>
+            </w:pPr>
+            <w:r>
+              <w:rPr>
+                <w:rFonts w:ascii="Arial" w:hAnsi="Arial"/>
+                <w:color w:val="1F2937"/>
+                <w:sz w:val="16"/>
+              </w:rPr>
+              <w:t>Validar procesamiento de imágenes con FileReader y manejo de visualización en modal</w:t>
+            </w:r>
+          </w:p>
+        </w:tc>
+        <w:tc>
+          <w:tcPr>
+            <w:tcW w:type="dxa" w:w="1224"/>
+            <w:shd w:fill="F8F9FA"/>
+            <w:tcMar>
+              <w:top w:w="60" w:type="dxa"/>
+              <w:bottom w:w="60" w:type="dxa"/>
+              <w:left w:w="80" w:type="dxa"/>
+              <w:right w:w="80" w:type="dxa"/>
+            </w:tcMar>
+          </w:tcPr>
+          <w:p>
+            <w:pPr>
+              <w:spacing w:after="0"/>
+            </w:pPr>
+            <w:r>
+              <w:rPr>
+                <w:rFonts w:ascii="Arial" w:hAnsi="Arial"/>
+                <w:color w:val="1F2937"/>
+                <w:sz w:val="16"/>
+              </w:rPr>
+              <w:t>Test</w:t>
+            </w:r>
+          </w:p>
+        </w:tc>
+        <w:tc>
+          <w:tcPr>
+            <w:tcW w:type="dxa" w:w="648"/>
+            <w:shd w:fill="F8F9FA"/>
+            <w:tcMar>
+              <w:top w:w="60" w:type="dxa"/>
+              <w:bottom w:w="60" w:type="dxa"/>
+              <w:left w:w="80" w:type="dxa"/>
+              <w:right w:w="80" w:type="dxa"/>
+            </w:tcMar>
+          </w:tcPr>
+          <w:p>
+            <w:pPr>
+              <w:spacing w:after="0"/>
+              <w:jc w:val="right"/>
+            </w:pPr>
+            <w:r>
+              <w:rPr>
+                <w:rFonts w:ascii="Arial" w:hAnsi="Arial"/>
+                <w:color w:val="1F2937"/>
+                <w:sz w:val="16"/>
+              </w:rPr>
+              <w:t>2h</w:t>
+            </w:r>
+          </w:p>
+        </w:tc>
+        <w:tc>
+          <w:tcPr>
+            <w:tcW w:type="dxa" w:w="1296"/>
+            <w:shd w:fill="F8F9FA"/>
+            <w:tcMar>
+              <w:top w:w="60" w:type="dxa"/>
+              <w:bottom w:w="60" w:type="dxa"/>
+              <w:left w:w="80" w:type="dxa"/>
+              <w:right w:w="80" w:type="dxa"/>
+            </w:tcMar>
+          </w:tcPr>
+          <w:p>
+            <w:pPr>
+              <w:spacing w:after="0"/>
+            </w:pPr>
+            <w:r>
+              <w:rPr>
+                <w:rFonts w:ascii="Arial" w:hAnsi="Arial"/>
+                <w:color w:val="1F2937"/>
+                <w:sz w:val="16"/>
+              </w:rPr>
+              <w:t>Desarrollador 5</w:t>
+            </w:r>
+          </w:p>
+        </w:tc>
+      </w:tr>
+      <w:tr>
+        <w:tc>
+          <w:tcPr>
+            <w:tcW w:type="dxa" w:w="936"/>
+            <w:shd w:fill="FFFFFF"/>
+            <w:tcMar>
+              <w:top w:w="60" w:type="dxa"/>
+              <w:bottom w:w="60" w:type="dxa"/>
+              <w:left w:w="80" w:type="dxa"/>
+              <w:right w:w="80" w:type="dxa"/>
+            </w:tcMar>
+          </w:tcPr>
+          <w:p>
+            <w:pPr>
+              <w:spacing w:after="0"/>
+            </w:pPr>
+            <w:r>
+              <w:rPr>
+                <w:rFonts w:ascii="Arial" w:hAnsi="Arial"/>
+                <w:color w:val="1F2937"/>
+                <w:sz w:val="16"/>
+              </w:rPr>
+              <w:t>SUB-16</w:t>
+            </w:r>
+          </w:p>
+        </w:tc>
+        <w:tc>
+          <w:tcPr>
+            <w:tcW w:type="dxa" w:w="1368"/>
+            <w:shd w:fill="FFFFFF"/>
+            <w:tcMar>
+              <w:top w:w="60" w:type="dxa"/>
+              <w:bottom w:w="60" w:type="dxa"/>
+              <w:left w:w="80" w:type="dxa"/>
+              <w:right w:w="80" w:type="dxa"/>
+            </w:tcMar>
+          </w:tcPr>
+          <w:p>
+            <w:pPr>
+              <w:spacing w:after="0"/>
+            </w:pPr>
+            <w:r>
+              <w:rPr>
+                <w:rFonts w:ascii="Arial" w:hAnsi="Arial"/>
+                <w:color w:val="1F2937"/>
+                <w:sz w:val="16"/>
+              </w:rPr>
+              <w:t>HU-04</w:t>
+            </w:r>
+          </w:p>
+        </w:tc>
+        <w:tc>
+          <w:tcPr>
+            <w:tcW w:type="dxa" w:w="3888"/>
+            <w:shd w:fill="FFFFFF"/>
+            <w:tcMar>
+              <w:top w:w="60" w:type="dxa"/>
+              <w:bottom w:w="60" w:type="dxa"/>
+              <w:left w:w="80" w:type="dxa"/>
+              <w:right w:w="80" w:type="dxa"/>
+            </w:tcMar>
+          </w:tcPr>
+          <w:p>
+            <w:pPr>
+              <w:spacing w:after="0"/>
+            </w:pPr>
+            <w:r>
+              <w:rPr>
+                <w:rFonts w:ascii="Arial" w:hAnsi="Arial"/>
+                <w:color w:val="1F2937"/>
+                <w:sz w:val="16"/>
+              </w:rPr>
+              <w:t>Desarrollar modal exclusivo de Gerente para alta de proveedores con campos de Yape (celular/titular)</w:t>
+            </w:r>
+          </w:p>
+        </w:tc>
+        <w:tc>
+          <w:tcPr>
+            <w:tcW w:type="dxa" w:w="1224"/>
+            <w:shd w:fill="FFFFFF"/>
+            <w:tcMar>
+              <w:top w:w="60" w:type="dxa"/>
+              <w:bottom w:w="60" w:type="dxa"/>
+              <w:left w:w="80" w:type="dxa"/>
+              <w:right w:w="80" w:type="dxa"/>
+            </w:tcMar>
+          </w:tcPr>
+          <w:p>
+            <w:pPr>
+              <w:spacing w:after="0"/>
+            </w:pPr>
+            <w:r>
+              <w:rPr>
+                <w:rFonts w:ascii="Arial" w:hAnsi="Arial"/>
+                <w:color w:val="1F2937"/>
+                <w:sz w:val="16"/>
+              </w:rPr>
+              <w:t>Codificación</w:t>
+            </w:r>
+          </w:p>
+        </w:tc>
+        <w:tc>
+          <w:tcPr>
+            <w:tcW w:type="dxa" w:w="648"/>
+            <w:shd w:fill="FFFFFF"/>
+            <w:tcMar>
+              <w:top w:w="60" w:type="dxa"/>
+              <w:bottom w:w="60" w:type="dxa"/>
+              <w:left w:w="80" w:type="dxa"/>
+              <w:right w:w="80" w:type="dxa"/>
+            </w:tcMar>
+          </w:tcPr>
+          <w:p>
+            <w:pPr>
+              <w:spacing w:after="0"/>
+              <w:jc w:val="right"/>
+            </w:pPr>
+            <w:r>
+              <w:rPr>
+                <w:rFonts w:ascii="Arial" w:hAnsi="Arial"/>
+                <w:color w:val="1F2937"/>
+                <w:sz w:val="16"/>
+              </w:rPr>
+              <w:t>3h</w:t>
+            </w:r>
+          </w:p>
+        </w:tc>
+        <w:tc>
+          <w:tcPr>
+            <w:tcW w:type="dxa" w:w="1296"/>
+            <w:shd w:fill="FFFFFF"/>
+            <w:tcMar>
+              <w:top w:w="60" w:type="dxa"/>
+              <w:bottom w:w="60" w:type="dxa"/>
+              <w:left w:w="80" w:type="dxa"/>
+              <w:right w:w="80" w:type="dxa"/>
+            </w:tcMar>
+          </w:tcPr>
+          <w:p>
+            <w:pPr>
+              <w:spacing w:after="0"/>
+            </w:pPr>
+            <w:r>
+              <w:rPr>
+                <w:rFonts w:ascii="Arial" w:hAnsi="Arial"/>
+                <w:color w:val="1F2937"/>
+                <w:sz w:val="16"/>
+              </w:rPr>
+              <w:t>Desarrollador 1</w:t>
+            </w:r>
+          </w:p>
+        </w:tc>
+      </w:tr>
+      <w:tr>
+        <w:tc>
+          <w:tcPr>
+            <w:tcW w:type="dxa" w:w="936"/>
+            <w:shd w:fill="F8F9FA"/>
+            <w:tcMar>
+              <w:top w:w="60" w:type="dxa"/>
+              <w:bottom w:w="60" w:type="dxa"/>
+              <w:left w:w="80" w:type="dxa"/>
+              <w:right w:w="80" w:type="dxa"/>
+            </w:tcMar>
+          </w:tcPr>
+          <w:p>
+            <w:pPr>
+              <w:spacing w:after="0"/>
+            </w:pPr>
+            <w:r>
+              <w:rPr>
+                <w:rFonts w:ascii="Arial" w:hAnsi="Arial"/>
+                <w:color w:val="1F2937"/>
+                <w:sz w:val="16"/>
+              </w:rPr>
+              <w:t>SUB-17</w:t>
+            </w:r>
+          </w:p>
+        </w:tc>
+        <w:tc>
+          <w:tcPr>
+            <w:tcW w:type="dxa" w:w="1368"/>
+            <w:shd w:fill="F8F9FA"/>
+            <w:tcMar>
+              <w:top w:w="60" w:type="dxa"/>
+              <w:bottom w:w="60" w:type="dxa"/>
+              <w:left w:w="80" w:type="dxa"/>
+              <w:right w:w="80" w:type="dxa"/>
+            </w:tcMar>
+          </w:tcPr>
+          <w:p>
+            <w:pPr>
+              <w:spacing w:after="0"/>
+            </w:pPr>
+            <w:r>
+              <w:rPr>
+                <w:rFonts w:ascii="Arial" w:hAnsi="Arial"/>
+                <w:color w:val="1F2937"/>
+                <w:sz w:val="16"/>
+              </w:rPr>
+              <w:t>HU-04</w:t>
+            </w:r>
+          </w:p>
+        </w:tc>
+        <w:tc>
+          <w:tcPr>
+            <w:tcW w:type="dxa" w:w="3888"/>
+            <w:shd w:fill="F8F9FA"/>
+            <w:tcMar>
+              <w:top w:w="60" w:type="dxa"/>
+              <w:bottom w:w="60" w:type="dxa"/>
+              <w:left w:w="80" w:type="dxa"/>
+              <w:right w:w="80" w:type="dxa"/>
+            </w:tcMar>
+          </w:tcPr>
+          <w:p>
+            <w:pPr>
+              <w:spacing w:after="0"/>
+            </w:pPr>
+            <w:r>
+              <w:rPr>
+                <w:rFonts w:ascii="Arial" w:hAnsi="Arial"/>
+                <w:color w:val="1F2937"/>
+                <w:sz w:val="16"/>
+              </w:rPr>
+              <w:t>Implementar función addExpenseType y selector dinámico para tipos de gasto de Gerencia</w:t>
+            </w:r>
+          </w:p>
+        </w:tc>
+        <w:tc>
+          <w:tcPr>
+            <w:tcW w:type="dxa" w:w="1224"/>
             <w:shd w:fill="F8F9FA"/>
             <w:tcMar>
               <w:top w:w="60" w:type="dxa"/>
@@ -2293,7 +4492,925 @@
         </w:tc>
         <w:tc>
           <w:tcPr>
-            <w:tcW w:type="dxa" w:w="720"/>
+            <w:tcW w:type="dxa" w:w="648"/>
+            <w:shd w:fill="F8F9FA"/>
+            <w:tcMar>
+              <w:top w:w="60" w:type="dxa"/>
+              <w:bottom w:w="60" w:type="dxa"/>
+              <w:left w:w="80" w:type="dxa"/>
+              <w:right w:w="80" w:type="dxa"/>
+            </w:tcMar>
+          </w:tcPr>
+          <w:p>
+            <w:pPr>
+              <w:spacing w:after="0"/>
+              <w:jc w:val="right"/>
+            </w:pPr>
+            <w:r>
+              <w:rPr>
+                <w:rFonts w:ascii="Arial" w:hAnsi="Arial"/>
+                <w:color w:val="1F2937"/>
+                <w:sz w:val="16"/>
+              </w:rPr>
+              <w:t>2h</w:t>
+            </w:r>
+          </w:p>
+        </w:tc>
+        <w:tc>
+          <w:tcPr>
+            <w:tcW w:type="dxa" w:w="1296"/>
+            <w:shd w:fill="F8F9FA"/>
+            <w:tcMar>
+              <w:top w:w="60" w:type="dxa"/>
+              <w:bottom w:w="60" w:type="dxa"/>
+              <w:left w:w="80" w:type="dxa"/>
+              <w:right w:w="80" w:type="dxa"/>
+            </w:tcMar>
+          </w:tcPr>
+          <w:p>
+            <w:pPr>
+              <w:spacing w:after="0"/>
+            </w:pPr>
+            <w:r>
+              <w:rPr>
+                <w:rFonts w:ascii="Arial" w:hAnsi="Arial"/>
+                <w:color w:val="1F2937"/>
+                <w:sz w:val="16"/>
+              </w:rPr>
+              <w:t>Desarrollador 3</w:t>
+            </w:r>
+          </w:p>
+        </w:tc>
+      </w:tr>
+      <w:tr>
+        <w:tc>
+          <w:tcPr>
+            <w:tcW w:type="dxa" w:w="936"/>
+            <w:shd w:fill="FFFFFF"/>
+            <w:tcMar>
+              <w:top w:w="60" w:type="dxa"/>
+              <w:bottom w:w="60" w:type="dxa"/>
+              <w:left w:w="80" w:type="dxa"/>
+              <w:right w:w="80" w:type="dxa"/>
+            </w:tcMar>
+          </w:tcPr>
+          <w:p>
+            <w:pPr>
+              <w:spacing w:after="0"/>
+            </w:pPr>
+            <w:r>
+              <w:rPr>
+                <w:rFonts w:ascii="Arial" w:hAnsi="Arial"/>
+                <w:color w:val="1F2937"/>
+                <w:sz w:val="16"/>
+              </w:rPr>
+              <w:t>SUB-18</w:t>
+            </w:r>
+          </w:p>
+        </w:tc>
+        <w:tc>
+          <w:tcPr>
+            <w:tcW w:type="dxa" w:w="1368"/>
+            <w:shd w:fill="FFFFFF"/>
+            <w:tcMar>
+              <w:top w:w="60" w:type="dxa"/>
+              <w:bottom w:w="60" w:type="dxa"/>
+              <w:left w:w="80" w:type="dxa"/>
+              <w:right w:w="80" w:type="dxa"/>
+            </w:tcMar>
+          </w:tcPr>
+          <w:p>
+            <w:pPr>
+              <w:spacing w:after="0"/>
+            </w:pPr>
+            <w:r>
+              <w:rPr>
+                <w:rFonts w:ascii="Arial" w:hAnsi="Arial"/>
+                <w:color w:val="1F2937"/>
+                <w:sz w:val="16"/>
+              </w:rPr>
+              <w:t>HU-04</w:t>
+            </w:r>
+          </w:p>
+        </w:tc>
+        <w:tc>
+          <w:tcPr>
+            <w:tcW w:type="dxa" w:w="3888"/>
+            <w:shd w:fill="FFFFFF"/>
+            <w:tcMar>
+              <w:top w:w="60" w:type="dxa"/>
+              <w:bottom w:w="60" w:type="dxa"/>
+              <w:left w:w="80" w:type="dxa"/>
+              <w:right w:w="80" w:type="dxa"/>
+            </w:tcMar>
+          </w:tcPr>
+          <w:p>
+            <w:pPr>
+              <w:spacing w:after="0"/>
+            </w:pPr>
+            <w:r>
+              <w:rPr>
+                <w:rFonts w:ascii="Arial" w:hAnsi="Arial"/>
+                <w:color w:val="1F2937"/>
+                <w:sz w:val="16"/>
+              </w:rPr>
+              <w:t>Construir tabla modal para auditoría del catálogo de proveedores y datos de billetera digital</w:t>
+            </w:r>
+          </w:p>
+        </w:tc>
+        <w:tc>
+          <w:tcPr>
+            <w:tcW w:type="dxa" w:w="1224"/>
+            <w:shd w:fill="FFFFFF"/>
+            <w:tcMar>
+              <w:top w:w="60" w:type="dxa"/>
+              <w:bottom w:w="60" w:type="dxa"/>
+              <w:left w:w="80" w:type="dxa"/>
+              <w:right w:w="80" w:type="dxa"/>
+            </w:tcMar>
+          </w:tcPr>
+          <w:p>
+            <w:pPr>
+              <w:spacing w:after="0"/>
+            </w:pPr>
+            <w:r>
+              <w:rPr>
+                <w:rFonts w:ascii="Arial" w:hAnsi="Arial"/>
+                <w:color w:val="1F2937"/>
+                <w:sz w:val="16"/>
+              </w:rPr>
+              <w:t>Prototipado</w:t>
+            </w:r>
+          </w:p>
+        </w:tc>
+        <w:tc>
+          <w:tcPr>
+            <w:tcW w:type="dxa" w:w="648"/>
+            <w:shd w:fill="FFFFFF"/>
+            <w:tcMar>
+              <w:top w:w="60" w:type="dxa"/>
+              <w:bottom w:w="60" w:type="dxa"/>
+              <w:left w:w="80" w:type="dxa"/>
+              <w:right w:w="80" w:type="dxa"/>
+            </w:tcMar>
+          </w:tcPr>
+          <w:p>
+            <w:pPr>
+              <w:spacing w:after="0"/>
+              <w:jc w:val="right"/>
+            </w:pPr>
+            <w:r>
+              <w:rPr>
+                <w:rFonts w:ascii="Arial" w:hAnsi="Arial"/>
+                <w:color w:val="1F2937"/>
+                <w:sz w:val="16"/>
+              </w:rPr>
+              <w:t>2h</w:t>
+            </w:r>
+          </w:p>
+        </w:tc>
+        <w:tc>
+          <w:tcPr>
+            <w:tcW w:type="dxa" w:w="1296"/>
+            <w:shd w:fill="FFFFFF"/>
+            <w:tcMar>
+              <w:top w:w="60" w:type="dxa"/>
+              <w:bottom w:w="60" w:type="dxa"/>
+              <w:left w:w="80" w:type="dxa"/>
+              <w:right w:w="80" w:type="dxa"/>
+            </w:tcMar>
+          </w:tcPr>
+          <w:p>
+            <w:pPr>
+              <w:spacing w:after="0"/>
+            </w:pPr>
+            <w:r>
+              <w:rPr>
+                <w:rFonts w:ascii="Arial" w:hAnsi="Arial"/>
+                <w:color w:val="1F2937"/>
+                <w:sz w:val="16"/>
+              </w:rPr>
+              <w:t>Desarrollador 2</w:t>
+            </w:r>
+          </w:p>
+        </w:tc>
+      </w:tr>
+      <w:tr>
+        <w:tc>
+          <w:tcPr>
+            <w:tcW w:type="dxa" w:w="936"/>
+            <w:shd w:fill="F8F9FA"/>
+            <w:tcMar>
+              <w:top w:w="60" w:type="dxa"/>
+              <w:bottom w:w="60" w:type="dxa"/>
+              <w:left w:w="80" w:type="dxa"/>
+              <w:right w:w="80" w:type="dxa"/>
+            </w:tcMar>
+          </w:tcPr>
+          <w:p>
+            <w:pPr>
+              <w:spacing w:after="0"/>
+            </w:pPr>
+            <w:r>
+              <w:rPr>
+                <w:rFonts w:ascii="Arial" w:hAnsi="Arial"/>
+                <w:color w:val="1F2937"/>
+                <w:sz w:val="16"/>
+              </w:rPr>
+              <w:t>SUB-19</w:t>
+            </w:r>
+          </w:p>
+        </w:tc>
+        <w:tc>
+          <w:tcPr>
+            <w:tcW w:type="dxa" w:w="1368"/>
+            <w:shd w:fill="F8F9FA"/>
+            <w:tcMar>
+              <w:top w:w="60" w:type="dxa"/>
+              <w:bottom w:w="60" w:type="dxa"/>
+              <w:left w:w="80" w:type="dxa"/>
+              <w:right w:w="80" w:type="dxa"/>
+            </w:tcMar>
+          </w:tcPr>
+          <w:p>
+            <w:pPr>
+              <w:spacing w:after="0"/>
+            </w:pPr>
+            <w:r>
+              <w:rPr>
+                <w:rFonts w:ascii="Arial" w:hAnsi="Arial"/>
+                <w:color w:val="1F2937"/>
+                <w:sz w:val="16"/>
+              </w:rPr>
+              <w:t>HU-04</w:t>
+            </w:r>
+          </w:p>
+        </w:tc>
+        <w:tc>
+          <w:tcPr>
+            <w:tcW w:type="dxa" w:w="3888"/>
+            <w:shd w:fill="F8F9FA"/>
+            <w:tcMar>
+              <w:top w:w="60" w:type="dxa"/>
+              <w:bottom w:w="60" w:type="dxa"/>
+              <w:left w:w="80" w:type="dxa"/>
+              <w:right w:w="80" w:type="dxa"/>
+            </w:tcMar>
+          </w:tcPr>
+          <w:p>
+            <w:pPr>
+              <w:spacing w:after="0"/>
+            </w:pPr>
+            <w:r>
+              <w:rPr>
+                <w:rFonts w:ascii="Arial" w:hAnsi="Arial"/>
+                <w:color w:val="1F2937"/>
+                <w:sz w:val="16"/>
+              </w:rPr>
+              <w:t>Escribir pruebas funcionales para asegurar que el Asistente solo consuma catálogos aprobados</w:t>
+            </w:r>
+          </w:p>
+        </w:tc>
+        <w:tc>
+          <w:tcPr>
+            <w:tcW w:type="dxa" w:w="1224"/>
+            <w:shd w:fill="F8F9FA"/>
+            <w:tcMar>
+              <w:top w:w="60" w:type="dxa"/>
+              <w:bottom w:w="60" w:type="dxa"/>
+              <w:left w:w="80" w:type="dxa"/>
+              <w:right w:w="80" w:type="dxa"/>
+            </w:tcMar>
+          </w:tcPr>
+          <w:p>
+            <w:pPr>
+              <w:spacing w:after="0"/>
+            </w:pPr>
+            <w:r>
+              <w:rPr>
+                <w:rFonts w:ascii="Arial" w:hAnsi="Arial"/>
+                <w:color w:val="1F2937"/>
+                <w:sz w:val="16"/>
+              </w:rPr>
+              <w:t>Test</w:t>
+            </w:r>
+          </w:p>
+        </w:tc>
+        <w:tc>
+          <w:tcPr>
+            <w:tcW w:type="dxa" w:w="648"/>
+            <w:shd w:fill="F8F9FA"/>
+            <w:tcMar>
+              <w:top w:w="60" w:type="dxa"/>
+              <w:bottom w:w="60" w:type="dxa"/>
+              <w:left w:w="80" w:type="dxa"/>
+              <w:right w:w="80" w:type="dxa"/>
+            </w:tcMar>
+          </w:tcPr>
+          <w:p>
+            <w:pPr>
+              <w:spacing w:after="0"/>
+              <w:jc w:val="right"/>
+            </w:pPr>
+            <w:r>
+              <w:rPr>
+                <w:rFonts w:ascii="Arial" w:hAnsi="Arial"/>
+                <w:color w:val="1F2937"/>
+                <w:sz w:val="16"/>
+              </w:rPr>
+              <w:t>2h</w:t>
+            </w:r>
+          </w:p>
+        </w:tc>
+        <w:tc>
+          <w:tcPr>
+            <w:tcW w:type="dxa" w:w="1296"/>
+            <w:shd w:fill="F8F9FA"/>
+            <w:tcMar>
+              <w:top w:w="60" w:type="dxa"/>
+              <w:bottom w:w="60" w:type="dxa"/>
+              <w:left w:w="80" w:type="dxa"/>
+              <w:right w:w="80" w:type="dxa"/>
+            </w:tcMar>
+          </w:tcPr>
+          <w:p>
+            <w:pPr>
+              <w:spacing w:after="0"/>
+            </w:pPr>
+            <w:r>
+              <w:rPr>
+                <w:rFonts w:ascii="Arial" w:hAnsi="Arial"/>
+                <w:color w:val="1F2937"/>
+                <w:sz w:val="16"/>
+              </w:rPr>
+              <w:t>Desarrollador 5</w:t>
+            </w:r>
+          </w:p>
+        </w:tc>
+      </w:tr>
+      <w:tr>
+        <w:tc>
+          <w:tcPr>
+            <w:tcW w:type="dxa" w:w="936"/>
+            <w:shd w:fill="FFFFFF"/>
+            <w:tcMar>
+              <w:top w:w="60" w:type="dxa"/>
+              <w:bottom w:w="60" w:type="dxa"/>
+              <w:left w:w="80" w:type="dxa"/>
+              <w:right w:w="80" w:type="dxa"/>
+            </w:tcMar>
+          </w:tcPr>
+          <w:p>
+            <w:pPr>
+              <w:spacing w:after="0"/>
+            </w:pPr>
+            <w:r>
+              <w:rPr>
+                <w:rFonts w:ascii="Arial" w:hAnsi="Arial"/>
+                <w:color w:val="1F2937"/>
+                <w:sz w:val="16"/>
+              </w:rPr>
+              <w:t>SUB-20</w:t>
+            </w:r>
+          </w:p>
+        </w:tc>
+        <w:tc>
+          <w:tcPr>
+            <w:tcW w:type="dxa" w:w="1368"/>
+            <w:shd w:fill="FFFFFF"/>
+            <w:tcMar>
+              <w:top w:w="60" w:type="dxa"/>
+              <w:bottom w:w="60" w:type="dxa"/>
+              <w:left w:w="80" w:type="dxa"/>
+              <w:right w:w="80" w:type="dxa"/>
+            </w:tcMar>
+          </w:tcPr>
+          <w:p>
+            <w:pPr>
+              <w:spacing w:after="0"/>
+            </w:pPr>
+            <w:r>
+              <w:rPr>
+                <w:rFonts w:ascii="Arial" w:hAnsi="Arial"/>
+                <w:color w:val="1F2937"/>
+                <w:sz w:val="16"/>
+              </w:rPr>
+              <w:t>HU-05</w:t>
+            </w:r>
+          </w:p>
+        </w:tc>
+        <w:tc>
+          <w:tcPr>
+            <w:tcW w:type="dxa" w:w="3888"/>
+            <w:shd w:fill="FFFFFF"/>
+            <w:tcMar>
+              <w:top w:w="60" w:type="dxa"/>
+              <w:bottom w:w="60" w:type="dxa"/>
+              <w:left w:w="80" w:type="dxa"/>
+              <w:right w:w="80" w:type="dxa"/>
+            </w:tcMar>
+          </w:tcPr>
+          <w:p>
+            <w:pPr>
+              <w:spacing w:after="0"/>
+            </w:pPr>
+            <w:r>
+              <w:rPr>
+                <w:rFonts w:ascii="Arial" w:hAnsi="Arial"/>
+                <w:color w:val="1F2937"/>
+                <w:sz w:val="16"/>
+              </w:rPr>
+              <w:t>Programar event listener en selector de método de pago para desplegar tarjeta Yape del proveedor</w:t>
+            </w:r>
+          </w:p>
+        </w:tc>
+        <w:tc>
+          <w:tcPr>
+            <w:tcW w:type="dxa" w:w="1224"/>
+            <w:shd w:fill="FFFFFF"/>
+            <w:tcMar>
+              <w:top w:w="60" w:type="dxa"/>
+              <w:bottom w:w="60" w:type="dxa"/>
+              <w:left w:w="80" w:type="dxa"/>
+              <w:right w:w="80" w:type="dxa"/>
+            </w:tcMar>
+          </w:tcPr>
+          <w:p>
+            <w:pPr>
+              <w:spacing w:after="0"/>
+            </w:pPr>
+            <w:r>
+              <w:rPr>
+                <w:rFonts w:ascii="Arial" w:hAnsi="Arial"/>
+                <w:color w:val="1F2937"/>
+                <w:sz w:val="16"/>
+              </w:rPr>
+              <w:t>Codificación</w:t>
+            </w:r>
+          </w:p>
+        </w:tc>
+        <w:tc>
+          <w:tcPr>
+            <w:tcW w:type="dxa" w:w="648"/>
+            <w:shd w:fill="FFFFFF"/>
+            <w:tcMar>
+              <w:top w:w="60" w:type="dxa"/>
+              <w:bottom w:w="60" w:type="dxa"/>
+              <w:left w:w="80" w:type="dxa"/>
+              <w:right w:w="80" w:type="dxa"/>
+            </w:tcMar>
+          </w:tcPr>
+          <w:p>
+            <w:pPr>
+              <w:spacing w:after="0"/>
+              <w:jc w:val="right"/>
+            </w:pPr>
+            <w:r>
+              <w:rPr>
+                <w:rFonts w:ascii="Arial" w:hAnsi="Arial"/>
+                <w:color w:val="1F2937"/>
+                <w:sz w:val="16"/>
+              </w:rPr>
+              <w:t>2h</w:t>
+            </w:r>
+          </w:p>
+        </w:tc>
+        <w:tc>
+          <w:tcPr>
+            <w:tcW w:type="dxa" w:w="1296"/>
+            <w:shd w:fill="FFFFFF"/>
+            <w:tcMar>
+              <w:top w:w="60" w:type="dxa"/>
+              <w:bottom w:w="60" w:type="dxa"/>
+              <w:left w:w="80" w:type="dxa"/>
+              <w:right w:w="80" w:type="dxa"/>
+            </w:tcMar>
+          </w:tcPr>
+          <w:p>
+            <w:pPr>
+              <w:spacing w:after="0"/>
+            </w:pPr>
+            <w:r>
+              <w:rPr>
+                <w:rFonts w:ascii="Arial" w:hAnsi="Arial"/>
+                <w:color w:val="1F2937"/>
+                <w:sz w:val="16"/>
+              </w:rPr>
+              <w:t>Desarrollador 3</w:t>
+            </w:r>
+          </w:p>
+        </w:tc>
+      </w:tr>
+      <w:tr>
+        <w:tc>
+          <w:tcPr>
+            <w:tcW w:type="dxa" w:w="936"/>
+            <w:shd w:fill="F8F9FA"/>
+            <w:tcMar>
+              <w:top w:w="60" w:type="dxa"/>
+              <w:bottom w:w="60" w:type="dxa"/>
+              <w:left w:w="80" w:type="dxa"/>
+              <w:right w:w="80" w:type="dxa"/>
+            </w:tcMar>
+          </w:tcPr>
+          <w:p>
+            <w:pPr>
+              <w:spacing w:after="0"/>
+            </w:pPr>
+            <w:r>
+              <w:rPr>
+                <w:rFonts w:ascii="Arial" w:hAnsi="Arial"/>
+                <w:color w:val="1F2937"/>
+                <w:sz w:val="16"/>
+              </w:rPr>
+              <w:t>SUB-21</w:t>
+            </w:r>
+          </w:p>
+        </w:tc>
+        <w:tc>
+          <w:tcPr>
+            <w:tcW w:type="dxa" w:w="1368"/>
+            <w:shd w:fill="F8F9FA"/>
+            <w:tcMar>
+              <w:top w:w="60" w:type="dxa"/>
+              <w:bottom w:w="60" w:type="dxa"/>
+              <w:left w:w="80" w:type="dxa"/>
+              <w:right w:w="80" w:type="dxa"/>
+            </w:tcMar>
+          </w:tcPr>
+          <w:p>
+            <w:pPr>
+              <w:spacing w:after="0"/>
+            </w:pPr>
+            <w:r>
+              <w:rPr>
+                <w:rFonts w:ascii="Arial" w:hAnsi="Arial"/>
+                <w:color w:val="1F2937"/>
+                <w:sz w:val="16"/>
+              </w:rPr>
+              <w:t>HU-05</w:t>
+            </w:r>
+          </w:p>
+        </w:tc>
+        <w:tc>
+          <w:tcPr>
+            <w:tcW w:type="dxa" w:w="3888"/>
+            <w:shd w:fill="F8F9FA"/>
+            <w:tcMar>
+              <w:top w:w="60" w:type="dxa"/>
+              <w:bottom w:w="60" w:type="dxa"/>
+              <w:left w:w="80" w:type="dxa"/>
+              <w:right w:w="80" w:type="dxa"/>
+            </w:tcMar>
+          </w:tcPr>
+          <w:p>
+            <w:pPr>
+              <w:spacing w:after="0"/>
+            </w:pPr>
+            <w:r>
+              <w:rPr>
+                <w:rFonts w:ascii="Arial" w:hAnsi="Arial"/>
+                <w:color w:val="1F2937"/>
+                <w:sz w:val="16"/>
+              </w:rPr>
+              <w:t>Implementar algoritmo matemático de redondeo de céntimos en efectivo bajo Ley N° 29571 / BCRP</w:t>
+            </w:r>
+          </w:p>
+        </w:tc>
+        <w:tc>
+          <w:tcPr>
+            <w:tcW w:type="dxa" w:w="1224"/>
+            <w:shd w:fill="F8F9FA"/>
+            <w:tcMar>
+              <w:top w:w="60" w:type="dxa"/>
+              <w:bottom w:w="60" w:type="dxa"/>
+              <w:left w:w="80" w:type="dxa"/>
+              <w:right w:w="80" w:type="dxa"/>
+            </w:tcMar>
+          </w:tcPr>
+          <w:p>
+            <w:pPr>
+              <w:spacing w:after="0"/>
+            </w:pPr>
+            <w:r>
+              <w:rPr>
+                <w:rFonts w:ascii="Arial" w:hAnsi="Arial"/>
+                <w:color w:val="1F2937"/>
+                <w:sz w:val="16"/>
+              </w:rPr>
+              <w:t>Codificación</w:t>
+            </w:r>
+          </w:p>
+        </w:tc>
+        <w:tc>
+          <w:tcPr>
+            <w:tcW w:type="dxa" w:w="648"/>
+            <w:shd w:fill="F8F9FA"/>
+            <w:tcMar>
+              <w:top w:w="60" w:type="dxa"/>
+              <w:bottom w:w="60" w:type="dxa"/>
+              <w:left w:w="80" w:type="dxa"/>
+              <w:right w:w="80" w:type="dxa"/>
+            </w:tcMar>
+          </w:tcPr>
+          <w:p>
+            <w:pPr>
+              <w:spacing w:after="0"/>
+              <w:jc w:val="right"/>
+            </w:pPr>
+            <w:r>
+              <w:rPr>
+                <w:rFonts w:ascii="Arial" w:hAnsi="Arial"/>
+                <w:color w:val="1F2937"/>
+                <w:sz w:val="16"/>
+              </w:rPr>
+              <w:t>2h</w:t>
+            </w:r>
+          </w:p>
+        </w:tc>
+        <w:tc>
+          <w:tcPr>
+            <w:tcW w:type="dxa" w:w="1296"/>
+            <w:shd w:fill="F8F9FA"/>
+            <w:tcMar>
+              <w:top w:w="60" w:type="dxa"/>
+              <w:bottom w:w="60" w:type="dxa"/>
+              <w:left w:w="80" w:type="dxa"/>
+              <w:right w:w="80" w:type="dxa"/>
+            </w:tcMar>
+          </w:tcPr>
+          <w:p>
+            <w:pPr>
+              <w:spacing w:after="0"/>
+            </w:pPr>
+            <w:r>
+              <w:rPr>
+                <w:rFonts w:ascii="Arial" w:hAnsi="Arial"/>
+                <w:color w:val="1F2937"/>
+                <w:sz w:val="16"/>
+              </w:rPr>
+              <w:t>Desarrollador 3</w:t>
+            </w:r>
+          </w:p>
+        </w:tc>
+      </w:tr>
+      <w:tr>
+        <w:tc>
+          <w:tcPr>
+            <w:tcW w:type="dxa" w:w="936"/>
+            <w:shd w:fill="FFFFFF"/>
+            <w:tcMar>
+              <w:top w:w="60" w:type="dxa"/>
+              <w:bottom w:w="60" w:type="dxa"/>
+              <w:left w:w="80" w:type="dxa"/>
+              <w:right w:w="80" w:type="dxa"/>
+            </w:tcMar>
+          </w:tcPr>
+          <w:p>
+            <w:pPr>
+              <w:spacing w:after="0"/>
+            </w:pPr>
+            <w:r>
+              <w:rPr>
+                <w:rFonts w:ascii="Arial" w:hAnsi="Arial"/>
+                <w:color w:val="1F2937"/>
+                <w:sz w:val="16"/>
+              </w:rPr>
+              <w:t>SUB-22</w:t>
+            </w:r>
+          </w:p>
+        </w:tc>
+        <w:tc>
+          <w:tcPr>
+            <w:tcW w:type="dxa" w:w="1368"/>
+            <w:shd w:fill="FFFFFF"/>
+            <w:tcMar>
+              <w:top w:w="60" w:type="dxa"/>
+              <w:bottom w:w="60" w:type="dxa"/>
+              <w:left w:w="80" w:type="dxa"/>
+              <w:right w:w="80" w:type="dxa"/>
+            </w:tcMar>
+          </w:tcPr>
+          <w:p>
+            <w:pPr>
+              <w:spacing w:after="0"/>
+            </w:pPr>
+            <w:r>
+              <w:rPr>
+                <w:rFonts w:ascii="Arial" w:hAnsi="Arial"/>
+                <w:color w:val="1F2937"/>
+                <w:sz w:val="16"/>
+              </w:rPr>
+              <w:t>HU-05</w:t>
+            </w:r>
+          </w:p>
+        </w:tc>
+        <w:tc>
+          <w:tcPr>
+            <w:tcW w:type="dxa" w:w="3888"/>
+            <w:shd w:fill="FFFFFF"/>
+            <w:tcMar>
+              <w:top w:w="60" w:type="dxa"/>
+              <w:bottom w:w="60" w:type="dxa"/>
+              <w:left w:w="80" w:type="dxa"/>
+              <w:right w:w="80" w:type="dxa"/>
+            </w:tcMar>
+          </w:tcPr>
+          <w:p>
+            <w:pPr>
+              <w:spacing w:after="0"/>
+            </w:pPr>
+            <w:r>
+              <w:rPr>
+                <w:rFonts w:ascii="Arial" w:hAnsi="Arial"/>
+                <w:color w:val="1F2937"/>
+                <w:sz w:val="16"/>
+              </w:rPr>
+              <w:t>Codificar lógica reactiva de cálculo de vuelto en efectivo según monto en input cashReceived</w:t>
+            </w:r>
+          </w:p>
+        </w:tc>
+        <w:tc>
+          <w:tcPr>
+            <w:tcW w:type="dxa" w:w="1224"/>
+            <w:shd w:fill="FFFFFF"/>
+            <w:tcMar>
+              <w:top w:w="60" w:type="dxa"/>
+              <w:bottom w:w="60" w:type="dxa"/>
+              <w:left w:w="80" w:type="dxa"/>
+              <w:right w:w="80" w:type="dxa"/>
+            </w:tcMar>
+          </w:tcPr>
+          <w:p>
+            <w:pPr>
+              <w:spacing w:after="0"/>
+            </w:pPr>
+            <w:r>
+              <w:rPr>
+                <w:rFonts w:ascii="Arial" w:hAnsi="Arial"/>
+                <w:color w:val="1F2937"/>
+                <w:sz w:val="16"/>
+              </w:rPr>
+              <w:t>Codificación</w:t>
+            </w:r>
+          </w:p>
+        </w:tc>
+        <w:tc>
+          <w:tcPr>
+            <w:tcW w:type="dxa" w:w="648"/>
+            <w:shd w:fill="FFFFFF"/>
+            <w:tcMar>
+              <w:top w:w="60" w:type="dxa"/>
+              <w:bottom w:w="60" w:type="dxa"/>
+              <w:left w:w="80" w:type="dxa"/>
+              <w:right w:w="80" w:type="dxa"/>
+            </w:tcMar>
+          </w:tcPr>
+          <w:p>
+            <w:pPr>
+              <w:spacing w:after="0"/>
+              <w:jc w:val="right"/>
+            </w:pPr>
+            <w:r>
+              <w:rPr>
+                <w:rFonts w:ascii="Arial" w:hAnsi="Arial"/>
+                <w:color w:val="1F2937"/>
+                <w:sz w:val="16"/>
+              </w:rPr>
+              <w:t>2h</w:t>
+            </w:r>
+          </w:p>
+        </w:tc>
+        <w:tc>
+          <w:tcPr>
+            <w:tcW w:type="dxa" w:w="1296"/>
+            <w:shd w:fill="FFFFFF"/>
+            <w:tcMar>
+              <w:top w:w="60" w:type="dxa"/>
+              <w:bottom w:w="60" w:type="dxa"/>
+              <w:left w:w="80" w:type="dxa"/>
+              <w:right w:w="80" w:type="dxa"/>
+            </w:tcMar>
+          </w:tcPr>
+          <w:p>
+            <w:pPr>
+              <w:spacing w:after="0"/>
+            </w:pPr>
+            <w:r>
+              <w:rPr>
+                <w:rFonts w:ascii="Arial" w:hAnsi="Arial"/>
+                <w:color w:val="1F2937"/>
+                <w:sz w:val="16"/>
+              </w:rPr>
+              <w:t>Desarrollador 4</w:t>
+            </w:r>
+          </w:p>
+        </w:tc>
+      </w:tr>
+      <w:tr>
+        <w:tc>
+          <w:tcPr>
+            <w:tcW w:type="dxa" w:w="936"/>
+            <w:shd w:fill="F8F9FA"/>
+            <w:tcMar>
+              <w:top w:w="60" w:type="dxa"/>
+              <w:bottom w:w="60" w:type="dxa"/>
+              <w:left w:w="80" w:type="dxa"/>
+              <w:right w:w="80" w:type="dxa"/>
+            </w:tcMar>
+          </w:tcPr>
+          <w:p>
+            <w:pPr>
+              <w:spacing w:after="0"/>
+            </w:pPr>
+            <w:r>
+              <w:rPr>
+                <w:rFonts w:ascii="Arial" w:hAnsi="Arial"/>
+                <w:color w:val="1F2937"/>
+                <w:sz w:val="16"/>
+              </w:rPr>
+              <w:t>SUB-23</w:t>
+            </w:r>
+          </w:p>
+        </w:tc>
+        <w:tc>
+          <w:tcPr>
+            <w:tcW w:type="dxa" w:w="1368"/>
+            <w:shd w:fill="F8F9FA"/>
+            <w:tcMar>
+              <w:top w:w="60" w:type="dxa"/>
+              <w:bottom w:w="60" w:type="dxa"/>
+              <w:left w:w="80" w:type="dxa"/>
+              <w:right w:w="80" w:type="dxa"/>
+            </w:tcMar>
+          </w:tcPr>
+          <w:p>
+            <w:pPr>
+              <w:spacing w:after="0"/>
+            </w:pPr>
+            <w:r>
+              <w:rPr>
+                <w:rFonts w:ascii="Arial" w:hAnsi="Arial"/>
+                <w:color w:val="1F2937"/>
+                <w:sz w:val="16"/>
+              </w:rPr>
+              <w:t>HU-05</w:t>
+            </w:r>
+          </w:p>
+        </w:tc>
+        <w:tc>
+          <w:tcPr>
+            <w:tcW w:type="dxa" w:w="3888"/>
+            <w:shd w:fill="F8F9FA"/>
+            <w:tcMar>
+              <w:top w:w="60" w:type="dxa"/>
+              <w:bottom w:w="60" w:type="dxa"/>
+              <w:left w:w="80" w:type="dxa"/>
+              <w:right w:w="80" w:type="dxa"/>
+            </w:tcMar>
+          </w:tcPr>
+          <w:p>
+            <w:pPr>
+              <w:spacing w:after="0"/>
+            </w:pPr>
+            <w:r>
+              <w:rPr>
+                <w:rFonts w:ascii="Arial" w:hAnsi="Arial"/>
+                <w:color w:val="1F2937"/>
+                <w:sz w:val="16"/>
+              </w:rPr>
+              <w:t>Programar módulo de carga de foto de voucher con FileReader y modal de comprobante archivado</w:t>
+            </w:r>
+          </w:p>
+        </w:tc>
+        <w:tc>
+          <w:tcPr>
+            <w:tcW w:type="dxa" w:w="1224"/>
+            <w:shd w:fill="F8F9FA"/>
+            <w:tcMar>
+              <w:top w:w="60" w:type="dxa"/>
+              <w:bottom w:w="60" w:type="dxa"/>
+              <w:left w:w="80" w:type="dxa"/>
+              <w:right w:w="80" w:type="dxa"/>
+            </w:tcMar>
+          </w:tcPr>
+          <w:p>
+            <w:pPr>
+              <w:spacing w:after="0"/>
+            </w:pPr>
+            <w:r>
+              <w:rPr>
+                <w:rFonts w:ascii="Arial" w:hAnsi="Arial"/>
+                <w:color w:val="1F2937"/>
+                <w:sz w:val="16"/>
+              </w:rPr>
+              <w:t>Codificación</w:t>
+            </w:r>
+          </w:p>
+        </w:tc>
+        <w:tc>
+          <w:tcPr>
+            <w:tcW w:type="dxa" w:w="648"/>
             <w:shd w:fill="F8F9FA"/>
             <w:tcMar>
               <w:top w:w="60" w:type="dxa"/>
@@ -2338,7 +5455,7 @@
                 <w:color w:val="1F2937"/>
                 <w:sz w:val="16"/>
               </w:rPr>
-              <w:t>Full-Stack Dev 2</w:t>
+              <w:t>Desarrollador 2</w:t>
             </w:r>
           </w:p>
         </w:tc>
@@ -2346,7 +5463,7 @@
       <w:tr>
         <w:tc>
           <w:tcPr>
-            <w:tcW w:type="dxa" w:w="1152"/>
+            <w:tcW w:type="dxa" w:w="936"/>
             <w:shd w:fill="FFFFFF"/>
             <w:tcMar>
               <w:top w:w="60" w:type="dxa"/>
@@ -2365,13 +5482,13 @@
                 <w:color w:val="1F2937"/>
                 <w:sz w:val="16"/>
               </w:rPr>
-              <w:t>SUB-08</w:t>
+              <w:t>SUB-24</w:t>
             </w:r>
           </w:p>
         </w:tc>
         <w:tc>
           <w:tcPr>
-            <w:tcW w:type="dxa" w:w="1440"/>
+            <w:tcW w:type="dxa" w:w="1368"/>
             <w:shd w:fill="FFFFFF"/>
             <w:tcMar>
               <w:top w:w="60" w:type="dxa"/>
@@ -2390,13 +5507,13 @@
                 <w:color w:val="1F2937"/>
                 <w:sz w:val="16"/>
               </w:rPr>
-              <w:t>HU-04</w:t>
+              <w:t>HU-05</w:t>
             </w:r>
           </w:p>
         </w:tc>
         <w:tc>
           <w:tcPr>
-            <w:tcW w:type="dxa" w:w="3168"/>
+            <w:tcW w:type="dxa" w:w="3888"/>
             <w:shd w:fill="FFFFFF"/>
             <w:tcMar>
               <w:top w:w="60" w:type="dxa"/>
@@ -2415,13 +5532,13 @@
                 <w:color w:val="1F2937"/>
                 <w:sz w:val="16"/>
               </w:rPr>
-              <w:t>Módulo de registro de proveedores con billetera Yape</w:t>
+              <w:t>Ejecutar suite de pruebas de liquidación en efectivo (S/ 500.35 -&gt; S/ 500.30 y vuelto S/ 9.70) y Yape</w:t>
             </w:r>
           </w:p>
         </w:tc>
         <w:tc>
           <w:tcPr>
-            <w:tcW w:type="dxa" w:w="1584"/>
+            <w:tcW w:type="dxa" w:w="1224"/>
             <w:shd w:fill="FFFFFF"/>
             <w:tcMar>
               <w:top w:w="60" w:type="dxa"/>
@@ -2440,13 +5557,13 @@
                 <w:color w:val="1F2937"/>
                 <w:sz w:val="16"/>
               </w:rPr>
-              <w:t>Codificación</w:t>
+              <w:t>Test</w:t>
             </w:r>
           </w:p>
         </w:tc>
         <w:tc>
           <w:tcPr>
-            <w:tcW w:type="dxa" w:w="720"/>
+            <w:tcW w:type="dxa" w:w="648"/>
             <w:shd w:fill="FFFFFF"/>
             <w:tcMar>
               <w:top w:w="60" w:type="dxa"/>
@@ -2466,7 +5583,7 @@
                 <w:color w:val="1F2937"/>
                 <w:sz w:val="16"/>
               </w:rPr>
-              <w:t>3h</w:t>
+              <w:t>2h</w:t>
             </w:r>
           </w:p>
         </w:tc>
@@ -2491,7 +5608,7 @@
                 <w:color w:val="1F2937"/>
                 <w:sz w:val="16"/>
               </w:rPr>
-              <w:t>Full-Stack Dev 1</w:t>
+              <w:t>Desarrollador 5</w:t>
             </w:r>
           </w:p>
         </w:tc>
@@ -2499,7 +5616,7 @@
       <w:tr>
         <w:tc>
           <w:tcPr>
-            <w:tcW w:type="dxa" w:w="1152"/>
+            <w:tcW w:type="dxa" w:w="936"/>
             <w:shd w:fill="F8F9FA"/>
             <w:tcMar>
               <w:top w:w="60" w:type="dxa"/>
@@ -2518,13 +5635,13 @@
                 <w:color w:val="1F2937"/>
                 <w:sz w:val="16"/>
               </w:rPr>
-              <w:t>SUB-09</w:t>
+              <w:t>SUB-25</w:t>
             </w:r>
           </w:p>
         </w:tc>
         <w:tc>
           <w:tcPr>
-            <w:tcW w:type="dxa" w:w="1440"/>
+            <w:tcW w:type="dxa" w:w="1368"/>
             <w:shd w:fill="F8F9FA"/>
             <w:tcMar>
               <w:top w:w="60" w:type="dxa"/>
@@ -2543,13 +5660,13 @@
                 <w:color w:val="1F2937"/>
                 <w:sz w:val="16"/>
               </w:rPr>
-              <w:t>HU-04</w:t>
+              <w:t>Transversal</w:t>
             </w:r>
           </w:p>
         </w:tc>
         <w:tc>
           <w:tcPr>
-            <w:tcW w:type="dxa" w:w="3168"/>
+            <w:tcW w:type="dxa" w:w="3888"/>
             <w:shd w:fill="F8F9FA"/>
             <w:tcMar>
               <w:top w:w="60" w:type="dxa"/>
@@ -2568,13 +5685,13 @@
                 <w:color w:val="1F2937"/>
                 <w:sz w:val="16"/>
               </w:rPr>
-              <w:t>Almacenamiento dinámico de nuevos tipos de gasto por Gerencia</w:t>
+              <w:t>Realizar auditoría de restricciones de diseño UX en frontend (0 emojis, sin viñetas IA, paleta 3 colores)</w:t>
             </w:r>
           </w:p>
         </w:tc>
         <w:tc>
           <w:tcPr>
-            <w:tcW w:type="dxa" w:w="1584"/>
+            <w:tcW w:type="dxa" w:w="1224"/>
             <w:shd w:fill="F8F9FA"/>
             <w:tcMar>
               <w:top w:w="60" w:type="dxa"/>
@@ -2593,13 +5710,13 @@
                 <w:color w:val="1F2937"/>
                 <w:sz w:val="16"/>
               </w:rPr>
-              <w:t>Codificación</w:t>
+              <w:t>Test</w:t>
             </w:r>
           </w:p>
         </w:tc>
         <w:tc>
           <w:tcPr>
-            <w:tcW w:type="dxa" w:w="720"/>
+            <w:tcW w:type="dxa" w:w="648"/>
             <w:shd w:fill="F8F9FA"/>
             <w:tcMar>
               <w:top w:w="60" w:type="dxa"/>
@@ -2644,7 +5761,7 @@
                 <w:color w:val="1F2937"/>
                 <w:sz w:val="16"/>
               </w:rPr>
-              <w:t>Full-Stack Dev 1</w:t>
+              <w:t>Desarrollador 5</w:t>
             </w:r>
           </w:p>
         </w:tc>
@@ -2652,7 +5769,7 @@
       <w:tr>
         <w:tc>
           <w:tcPr>
-            <w:tcW w:type="dxa" w:w="1152"/>
+            <w:tcW w:type="dxa" w:w="936"/>
             <w:shd w:fill="FFFFFF"/>
             <w:tcMar>
               <w:top w:w="60" w:type="dxa"/>
@@ -2671,13 +5788,13 @@
                 <w:color w:val="1F2937"/>
                 <w:sz w:val="16"/>
               </w:rPr>
-              <w:t>SUB-10</w:t>
+              <w:t>SUB-26</w:t>
             </w:r>
           </w:p>
         </w:tc>
         <w:tc>
           <w:tcPr>
-            <w:tcW w:type="dxa" w:w="1440"/>
+            <w:tcW w:type="dxa" w:w="1368"/>
             <w:shd w:fill="FFFFFF"/>
             <w:tcMar>
               <w:top w:w="60" w:type="dxa"/>
@@ -2696,13 +5813,13 @@
                 <w:color w:val="1F2937"/>
                 <w:sz w:val="16"/>
               </w:rPr>
-              <w:t>HU-04</w:t>
+              <w:t>Transversal</w:t>
             </w:r>
           </w:p>
         </w:tc>
         <w:tc>
           <w:tcPr>
-            <w:tcW w:type="dxa" w:w="3168"/>
+            <w:tcW w:type="dxa" w:w="3888"/>
             <w:shd w:fill="FFFFFF"/>
             <w:tcMar>
               <w:top w:w="60" w:type="dxa"/>
@@ -2721,13 +5838,13 @@
                 <w:color w:val="1F2937"/>
                 <w:sz w:val="16"/>
               </w:rPr>
-              <w:t>Modal de consulta del catálogo de proveedores aprobados</w:t>
+              <w:t>Automatizar captura de evidencias con script Puppeteer y compilar documentos Word/Markdown</w:t>
             </w:r>
           </w:p>
         </w:tc>
         <w:tc>
           <w:tcPr>
-            <w:tcW w:type="dxa" w:w="1584"/>
+            <w:tcW w:type="dxa" w:w="1224"/>
             <w:shd w:fill="FFFFFF"/>
             <w:tcMar>
               <w:top w:w="60" w:type="dxa"/>
@@ -2746,13 +5863,13 @@
                 <w:color w:val="1F2937"/>
                 <w:sz w:val="16"/>
               </w:rPr>
-              <w:t>Prototipado</w:t>
+              <w:t>Implantación</w:t>
             </w:r>
           </w:p>
         </w:tc>
         <w:tc>
           <w:tcPr>
-            <w:tcW w:type="dxa" w:w="720"/>
+            <w:tcW w:type="dxa" w:w="648"/>
             <w:shd w:fill="FFFFFF"/>
             <w:tcMar>
               <w:top w:w="60" w:type="dxa"/>
@@ -2797,1537 +5914,7 @@
                 <w:color w:val="1F2937"/>
                 <w:sz w:val="16"/>
               </w:rPr>
-              <w:t>Full-Stack Dev 2</w:t>
-            </w:r>
-          </w:p>
-        </w:tc>
-      </w:tr>
-      <w:tr>
-        <w:tc>
-          <w:tcPr>
-            <w:tcW w:type="dxa" w:w="1152"/>
-            <w:shd w:fill="F8F9FA"/>
-            <w:tcMar>
-              <w:top w:w="60" w:type="dxa"/>
-              <w:bottom w:w="60" w:type="dxa"/>
-              <w:left w:w="80" w:type="dxa"/>
-              <w:right w:w="80" w:type="dxa"/>
-            </w:tcMar>
-          </w:tcPr>
-          <w:p>
-            <w:pPr>
-              <w:spacing w:after="0"/>
-            </w:pPr>
-            <w:r>
-              <w:rPr>
-                <w:rFonts w:ascii="Arial" w:hAnsi="Arial"/>
-                <w:color w:val="1F2937"/>
-                <w:sz w:val="16"/>
-              </w:rPr>
-              <w:t>SUB-11</w:t>
-            </w:r>
-          </w:p>
-        </w:tc>
-        <w:tc>
-          <w:tcPr>
-            <w:tcW w:type="dxa" w:w="1440"/>
-            <w:shd w:fill="F8F9FA"/>
-            <w:tcMar>
-              <w:top w:w="60" w:type="dxa"/>
-              <w:bottom w:w="60" w:type="dxa"/>
-              <w:left w:w="80" w:type="dxa"/>
-              <w:right w:w="80" w:type="dxa"/>
-            </w:tcMar>
-          </w:tcPr>
-          <w:p>
-            <w:pPr>
-              <w:spacing w:after="0"/>
-            </w:pPr>
-            <w:r>
-              <w:rPr>
-                <w:rFonts w:ascii="Arial" w:hAnsi="Arial"/>
-                <w:color w:val="1F2937"/>
-                <w:sz w:val="16"/>
-              </w:rPr>
-              <w:t>HU-05</w:t>
-            </w:r>
-          </w:p>
-        </w:tc>
-        <w:tc>
-          <w:tcPr>
-            <w:tcW w:type="dxa" w:w="3168"/>
-            <w:shd w:fill="F8F9FA"/>
-            <w:tcMar>
-              <w:top w:w="60" w:type="dxa"/>
-              <w:bottom w:w="60" w:type="dxa"/>
-              <w:left w:w="80" w:type="dxa"/>
-              <w:right w:w="80" w:type="dxa"/>
-            </w:tcMar>
-          </w:tcPr>
-          <w:p>
-            <w:pPr>
-              <w:spacing w:after="0"/>
-            </w:pPr>
-            <w:r>
-              <w:rPr>
-                <w:rFonts w:ascii="Arial" w:hAnsi="Arial"/>
-                <w:color w:val="1F2937"/>
-                <w:sz w:val="16"/>
-              </w:rPr>
-              <w:t>Despliegue contextual de número y titular de Yape al pagar</w:t>
-            </w:r>
-          </w:p>
-        </w:tc>
-        <w:tc>
-          <w:tcPr>
-            <w:tcW w:type="dxa" w:w="1584"/>
-            <w:shd w:fill="F8F9FA"/>
-            <w:tcMar>
-              <w:top w:w="60" w:type="dxa"/>
-              <w:bottom w:w="60" w:type="dxa"/>
-              <w:left w:w="80" w:type="dxa"/>
-              <w:right w:w="80" w:type="dxa"/>
-            </w:tcMar>
-          </w:tcPr>
-          <w:p>
-            <w:pPr>
-              <w:spacing w:after="0"/>
-            </w:pPr>
-            <w:r>
-              <w:rPr>
-                <w:rFonts w:ascii="Arial" w:hAnsi="Arial"/>
-                <w:color w:val="1F2937"/>
-                <w:sz w:val="16"/>
-              </w:rPr>
-              <w:t>Codificación</w:t>
-            </w:r>
-          </w:p>
-        </w:tc>
-        <w:tc>
-          <w:tcPr>
-            <w:tcW w:type="dxa" w:w="720"/>
-            <w:shd w:fill="F8F9FA"/>
-            <w:tcMar>
-              <w:top w:w="60" w:type="dxa"/>
-              <w:bottom w:w="60" w:type="dxa"/>
-              <w:left w:w="80" w:type="dxa"/>
-              <w:right w:w="80" w:type="dxa"/>
-            </w:tcMar>
-          </w:tcPr>
-          <w:p>
-            <w:pPr>
-              <w:spacing w:after="0"/>
-              <w:jc w:val="right"/>
-            </w:pPr>
-            <w:r>
-              <w:rPr>
-                <w:rFonts w:ascii="Arial" w:hAnsi="Arial"/>
-                <w:color w:val="1F2937"/>
-                <w:sz w:val="16"/>
-              </w:rPr>
-              <w:t>2h</w:t>
-            </w:r>
-          </w:p>
-        </w:tc>
-        <w:tc>
-          <w:tcPr>
-            <w:tcW w:type="dxa" w:w="1296"/>
-            <w:shd w:fill="F8F9FA"/>
-            <w:tcMar>
-              <w:top w:w="60" w:type="dxa"/>
-              <w:bottom w:w="60" w:type="dxa"/>
-              <w:left w:w="80" w:type="dxa"/>
-              <w:right w:w="80" w:type="dxa"/>
-            </w:tcMar>
-          </w:tcPr>
-          <w:p>
-            <w:pPr>
-              <w:spacing w:after="0"/>
-            </w:pPr>
-            <w:r>
-              <w:rPr>
-                <w:rFonts w:ascii="Arial" w:hAnsi="Arial"/>
-                <w:color w:val="1F2937"/>
-                <w:sz w:val="16"/>
-              </w:rPr>
-              <w:t>Full-Stack Dev 1</w:t>
-            </w:r>
-          </w:p>
-        </w:tc>
-      </w:tr>
-      <w:tr>
-        <w:tc>
-          <w:tcPr>
-            <w:tcW w:type="dxa" w:w="1152"/>
-            <w:shd w:fill="FFFFFF"/>
-            <w:tcMar>
-              <w:top w:w="60" w:type="dxa"/>
-              <w:bottom w:w="60" w:type="dxa"/>
-              <w:left w:w="80" w:type="dxa"/>
-              <w:right w:w="80" w:type="dxa"/>
-            </w:tcMar>
-          </w:tcPr>
-          <w:p>
-            <w:pPr>
-              <w:spacing w:after="0"/>
-            </w:pPr>
-            <w:r>
-              <w:rPr>
-                <w:rFonts w:ascii="Arial" w:hAnsi="Arial"/>
-                <w:color w:val="1F2937"/>
-                <w:sz w:val="16"/>
-              </w:rPr>
-              <w:t>SUB-12</w:t>
-            </w:r>
-          </w:p>
-        </w:tc>
-        <w:tc>
-          <w:tcPr>
-            <w:tcW w:type="dxa" w:w="1440"/>
-            <w:shd w:fill="FFFFFF"/>
-            <w:tcMar>
-              <w:top w:w="60" w:type="dxa"/>
-              <w:bottom w:w="60" w:type="dxa"/>
-              <w:left w:w="80" w:type="dxa"/>
-              <w:right w:w="80" w:type="dxa"/>
-            </w:tcMar>
-          </w:tcPr>
-          <w:p>
-            <w:pPr>
-              <w:spacing w:after="0"/>
-            </w:pPr>
-            <w:r>
-              <w:rPr>
-                <w:rFonts w:ascii="Arial" w:hAnsi="Arial"/>
-                <w:color w:val="1F2937"/>
-                <w:sz w:val="16"/>
-              </w:rPr>
-              <w:t>HU-05</w:t>
-            </w:r>
-          </w:p>
-        </w:tc>
-        <w:tc>
-          <w:tcPr>
-            <w:tcW w:type="dxa" w:w="3168"/>
-            <w:shd w:fill="FFFFFF"/>
-            <w:tcMar>
-              <w:top w:w="60" w:type="dxa"/>
-              <w:bottom w:w="60" w:type="dxa"/>
-              <w:left w:w="80" w:type="dxa"/>
-              <w:right w:w="80" w:type="dxa"/>
-            </w:tcMar>
-          </w:tcPr>
-          <w:p>
-            <w:pPr>
-              <w:spacing w:after="0"/>
-            </w:pPr>
-            <w:r>
-              <w:rPr>
-                <w:rFonts w:ascii="Arial" w:hAnsi="Arial"/>
-                <w:color w:val="1F2937"/>
-                <w:sz w:val="16"/>
-              </w:rPr>
-              <w:t>Algoritmo de redondeo legal de céntimos en efectivo (Ley 29571)</w:t>
-            </w:r>
-          </w:p>
-        </w:tc>
-        <w:tc>
-          <w:tcPr>
-            <w:tcW w:type="dxa" w:w="1584"/>
-            <w:shd w:fill="FFFFFF"/>
-            <w:tcMar>
-              <w:top w:w="60" w:type="dxa"/>
-              <w:bottom w:w="60" w:type="dxa"/>
-              <w:left w:w="80" w:type="dxa"/>
-              <w:right w:w="80" w:type="dxa"/>
-            </w:tcMar>
-          </w:tcPr>
-          <w:p>
-            <w:pPr>
-              <w:spacing w:after="0"/>
-            </w:pPr>
-            <w:r>
-              <w:rPr>
-                <w:rFonts w:ascii="Arial" w:hAnsi="Arial"/>
-                <w:color w:val="1F2937"/>
-                <w:sz w:val="16"/>
-              </w:rPr>
-              <w:t>Codificación</w:t>
-            </w:r>
-          </w:p>
-        </w:tc>
-        <w:tc>
-          <w:tcPr>
-            <w:tcW w:type="dxa" w:w="720"/>
-            <w:shd w:fill="FFFFFF"/>
-            <w:tcMar>
-              <w:top w:w="60" w:type="dxa"/>
-              <w:bottom w:w="60" w:type="dxa"/>
-              <w:left w:w="80" w:type="dxa"/>
-              <w:right w:w="80" w:type="dxa"/>
-            </w:tcMar>
-          </w:tcPr>
-          <w:p>
-            <w:pPr>
-              <w:spacing w:after="0"/>
-              <w:jc w:val="right"/>
-            </w:pPr>
-            <w:r>
-              <w:rPr>
-                <w:rFonts w:ascii="Arial" w:hAnsi="Arial"/>
-                <w:color w:val="1F2937"/>
-                <w:sz w:val="16"/>
-              </w:rPr>
-              <w:t>3h</w:t>
-            </w:r>
-          </w:p>
-        </w:tc>
-        <w:tc>
-          <w:tcPr>
-            <w:tcW w:type="dxa" w:w="1296"/>
-            <w:shd w:fill="FFFFFF"/>
-            <w:tcMar>
-              <w:top w:w="60" w:type="dxa"/>
-              <w:bottom w:w="60" w:type="dxa"/>
-              <w:left w:w="80" w:type="dxa"/>
-              <w:right w:w="80" w:type="dxa"/>
-            </w:tcMar>
-          </w:tcPr>
-          <w:p>
-            <w:pPr>
-              <w:spacing w:after="0"/>
-            </w:pPr>
-            <w:r>
-              <w:rPr>
-                <w:rFonts w:ascii="Arial" w:hAnsi="Arial"/>
-                <w:color w:val="1F2937"/>
-                <w:sz w:val="16"/>
-              </w:rPr>
-              <w:t>Full-Stack Dev 1</w:t>
-            </w:r>
-          </w:p>
-        </w:tc>
-      </w:tr>
-      <w:tr>
-        <w:tc>
-          <w:tcPr>
-            <w:tcW w:type="dxa" w:w="1152"/>
-            <w:shd w:fill="F8F9FA"/>
-            <w:tcMar>
-              <w:top w:w="60" w:type="dxa"/>
-              <w:bottom w:w="60" w:type="dxa"/>
-              <w:left w:w="80" w:type="dxa"/>
-              <w:right w:w="80" w:type="dxa"/>
-            </w:tcMar>
-          </w:tcPr>
-          <w:p>
-            <w:pPr>
-              <w:spacing w:after="0"/>
-            </w:pPr>
-            <w:r>
-              <w:rPr>
-                <w:rFonts w:ascii="Arial" w:hAnsi="Arial"/>
-                <w:color w:val="1F2937"/>
-                <w:sz w:val="16"/>
-              </w:rPr>
-              <w:t>SUB-13</w:t>
-            </w:r>
-          </w:p>
-        </w:tc>
-        <w:tc>
-          <w:tcPr>
-            <w:tcW w:type="dxa" w:w="1440"/>
-            <w:shd w:fill="F8F9FA"/>
-            <w:tcMar>
-              <w:top w:w="60" w:type="dxa"/>
-              <w:bottom w:w="60" w:type="dxa"/>
-              <w:left w:w="80" w:type="dxa"/>
-              <w:right w:w="80" w:type="dxa"/>
-            </w:tcMar>
-          </w:tcPr>
-          <w:p>
-            <w:pPr>
-              <w:spacing w:after="0"/>
-            </w:pPr>
-            <w:r>
-              <w:rPr>
-                <w:rFonts w:ascii="Arial" w:hAnsi="Arial"/>
-                <w:color w:val="1F2937"/>
-                <w:sz w:val="16"/>
-              </w:rPr>
-              <w:t>HU-05</w:t>
-            </w:r>
-          </w:p>
-        </w:tc>
-        <w:tc>
-          <w:tcPr>
-            <w:tcW w:type="dxa" w:w="3168"/>
-            <w:shd w:fill="F8F9FA"/>
-            <w:tcMar>
-              <w:top w:w="60" w:type="dxa"/>
-              <w:bottom w:w="60" w:type="dxa"/>
-              <w:left w:w="80" w:type="dxa"/>
-              <w:right w:w="80" w:type="dxa"/>
-            </w:tcMar>
-          </w:tcPr>
-          <w:p>
-            <w:pPr>
-              <w:spacing w:after="0"/>
-            </w:pPr>
-            <w:r>
-              <w:rPr>
-                <w:rFonts w:ascii="Arial" w:hAnsi="Arial"/>
-                <w:color w:val="1F2937"/>
-                <w:sz w:val="16"/>
-              </w:rPr>
-              <w:t>Control de efectivo recibido y cálculo de vuelto en pantalla</w:t>
-            </w:r>
-          </w:p>
-        </w:tc>
-        <w:tc>
-          <w:tcPr>
-            <w:tcW w:type="dxa" w:w="1584"/>
-            <w:shd w:fill="F8F9FA"/>
-            <w:tcMar>
-              <w:top w:w="60" w:type="dxa"/>
-              <w:bottom w:w="60" w:type="dxa"/>
-              <w:left w:w="80" w:type="dxa"/>
-              <w:right w:w="80" w:type="dxa"/>
-            </w:tcMar>
-          </w:tcPr>
-          <w:p>
-            <w:pPr>
-              <w:spacing w:after="0"/>
-            </w:pPr>
-            <w:r>
-              <w:rPr>
-                <w:rFonts w:ascii="Arial" w:hAnsi="Arial"/>
-                <w:color w:val="1F2937"/>
-                <w:sz w:val="16"/>
-              </w:rPr>
-              <w:t>Codificación</w:t>
-            </w:r>
-          </w:p>
-        </w:tc>
-        <w:tc>
-          <w:tcPr>
-            <w:tcW w:type="dxa" w:w="720"/>
-            <w:shd w:fill="F8F9FA"/>
-            <w:tcMar>
-              <w:top w:w="60" w:type="dxa"/>
-              <w:bottom w:w="60" w:type="dxa"/>
-              <w:left w:w="80" w:type="dxa"/>
-              <w:right w:w="80" w:type="dxa"/>
-            </w:tcMar>
-          </w:tcPr>
-          <w:p>
-            <w:pPr>
-              <w:spacing w:after="0"/>
-              <w:jc w:val="right"/>
-            </w:pPr>
-            <w:r>
-              <w:rPr>
-                <w:rFonts w:ascii="Arial" w:hAnsi="Arial"/>
-                <w:color w:val="1F2937"/>
-                <w:sz w:val="16"/>
-              </w:rPr>
-              <w:t>2h</w:t>
-            </w:r>
-          </w:p>
-        </w:tc>
-        <w:tc>
-          <w:tcPr>
-            <w:tcW w:type="dxa" w:w="1296"/>
-            <w:shd w:fill="F8F9FA"/>
-            <w:tcMar>
-              <w:top w:w="60" w:type="dxa"/>
-              <w:bottom w:w="60" w:type="dxa"/>
-              <w:left w:w="80" w:type="dxa"/>
-              <w:right w:w="80" w:type="dxa"/>
-            </w:tcMar>
-          </w:tcPr>
-          <w:p>
-            <w:pPr>
-              <w:spacing w:after="0"/>
-            </w:pPr>
-            <w:r>
-              <w:rPr>
-                <w:rFonts w:ascii="Arial" w:hAnsi="Arial"/>
-                <w:color w:val="1F2937"/>
-                <w:sz w:val="16"/>
-              </w:rPr>
-              <w:t>Full-Stack Dev 2</w:t>
-            </w:r>
-          </w:p>
-        </w:tc>
-      </w:tr>
-      <w:tr>
-        <w:tc>
-          <w:tcPr>
-            <w:tcW w:type="dxa" w:w="1152"/>
-            <w:shd w:fill="FFFFFF"/>
-            <w:tcMar>
-              <w:top w:w="60" w:type="dxa"/>
-              <w:bottom w:w="60" w:type="dxa"/>
-              <w:left w:w="80" w:type="dxa"/>
-              <w:right w:w="80" w:type="dxa"/>
-            </w:tcMar>
-          </w:tcPr>
-          <w:p>
-            <w:pPr>
-              <w:spacing w:after="0"/>
-            </w:pPr>
-            <w:r>
-              <w:rPr>
-                <w:rFonts w:ascii="Arial" w:hAnsi="Arial"/>
-                <w:color w:val="1F2937"/>
-                <w:sz w:val="16"/>
-              </w:rPr>
-              <w:t>SUB-14</w:t>
-            </w:r>
-          </w:p>
-        </w:tc>
-        <w:tc>
-          <w:tcPr>
-            <w:tcW w:type="dxa" w:w="1440"/>
-            <w:shd w:fill="FFFFFF"/>
-            <w:tcMar>
-              <w:top w:w="60" w:type="dxa"/>
-              <w:bottom w:w="60" w:type="dxa"/>
-              <w:left w:w="80" w:type="dxa"/>
-              <w:right w:w="80" w:type="dxa"/>
-            </w:tcMar>
-          </w:tcPr>
-          <w:p>
-            <w:pPr>
-              <w:spacing w:after="0"/>
-            </w:pPr>
-            <w:r>
-              <w:rPr>
-                <w:rFonts w:ascii="Arial" w:hAnsi="Arial"/>
-                <w:color w:val="1F2937"/>
-                <w:sz w:val="16"/>
-              </w:rPr>
-              <w:t>HU-05</w:t>
-            </w:r>
-          </w:p>
-        </w:tc>
-        <w:tc>
-          <w:tcPr>
-            <w:tcW w:type="dxa" w:w="3168"/>
-            <w:shd w:fill="FFFFFF"/>
-            <w:tcMar>
-              <w:top w:w="60" w:type="dxa"/>
-              <w:bottom w:w="60" w:type="dxa"/>
-              <w:left w:w="80" w:type="dxa"/>
-              <w:right w:w="80" w:type="dxa"/>
-            </w:tcMar>
-          </w:tcPr>
-          <w:p>
-            <w:pPr>
-              <w:spacing w:after="0"/>
-            </w:pPr>
-            <w:r>
-              <w:rPr>
-                <w:rFonts w:ascii="Arial" w:hAnsi="Arial"/>
-                <w:color w:val="1F2937"/>
-                <w:sz w:val="16"/>
-              </w:rPr>
-              <w:t>Carga y previsualización de foto de voucher/comprobante</w:t>
-            </w:r>
-          </w:p>
-        </w:tc>
-        <w:tc>
-          <w:tcPr>
-            <w:tcW w:type="dxa" w:w="1584"/>
-            <w:shd w:fill="FFFFFF"/>
-            <w:tcMar>
-              <w:top w:w="60" w:type="dxa"/>
-              <w:bottom w:w="60" w:type="dxa"/>
-              <w:left w:w="80" w:type="dxa"/>
-              <w:right w:w="80" w:type="dxa"/>
-            </w:tcMar>
-          </w:tcPr>
-          <w:p>
-            <w:pPr>
-              <w:spacing w:after="0"/>
-            </w:pPr>
-            <w:r>
-              <w:rPr>
-                <w:rFonts w:ascii="Arial" w:hAnsi="Arial"/>
-                <w:color w:val="1F2937"/>
-                <w:sz w:val="16"/>
-              </w:rPr>
-              <w:t>Codificación</w:t>
-            </w:r>
-          </w:p>
-        </w:tc>
-        <w:tc>
-          <w:tcPr>
-            <w:tcW w:type="dxa" w:w="720"/>
-            <w:shd w:fill="FFFFFF"/>
-            <w:tcMar>
-              <w:top w:w="60" w:type="dxa"/>
-              <w:bottom w:w="60" w:type="dxa"/>
-              <w:left w:w="80" w:type="dxa"/>
-              <w:right w:w="80" w:type="dxa"/>
-            </w:tcMar>
-          </w:tcPr>
-          <w:p>
-            <w:pPr>
-              <w:spacing w:after="0"/>
-              <w:jc w:val="right"/>
-            </w:pPr>
-            <w:r>
-              <w:rPr>
-                <w:rFonts w:ascii="Arial" w:hAnsi="Arial"/>
-                <w:color w:val="1F2937"/>
-                <w:sz w:val="16"/>
-              </w:rPr>
-              <w:t>3h</w:t>
-            </w:r>
-          </w:p>
-        </w:tc>
-        <w:tc>
-          <w:tcPr>
-            <w:tcW w:type="dxa" w:w="1296"/>
-            <w:shd w:fill="FFFFFF"/>
-            <w:tcMar>
-              <w:top w:w="60" w:type="dxa"/>
-              <w:bottom w:w="60" w:type="dxa"/>
-              <w:left w:w="80" w:type="dxa"/>
-              <w:right w:w="80" w:type="dxa"/>
-            </w:tcMar>
-          </w:tcPr>
-          <w:p>
-            <w:pPr>
-              <w:spacing w:after="0"/>
-            </w:pPr>
-            <w:r>
-              <w:rPr>
-                <w:rFonts w:ascii="Arial" w:hAnsi="Arial"/>
-                <w:color w:val="1F2937"/>
-                <w:sz w:val="16"/>
-              </w:rPr>
-              <w:t>Full-Stack Dev 2</w:t>
-            </w:r>
-          </w:p>
-        </w:tc>
-      </w:tr>
-      <w:tr>
-        <w:tc>
-          <w:tcPr>
-            <w:tcW w:type="dxa" w:w="1152"/>
-            <w:shd w:fill="F8F9FA"/>
-            <w:tcMar>
-              <w:top w:w="60" w:type="dxa"/>
-              <w:bottom w:w="60" w:type="dxa"/>
-              <w:left w:w="80" w:type="dxa"/>
-              <w:right w:w="80" w:type="dxa"/>
-            </w:tcMar>
-          </w:tcPr>
-          <w:p>
-            <w:pPr>
-              <w:spacing w:after="0"/>
-            </w:pPr>
-            <w:r>
-              <w:rPr>
-                <w:rFonts w:ascii="Arial" w:hAnsi="Arial"/>
-                <w:color w:val="1F2937"/>
-                <w:sz w:val="16"/>
-              </w:rPr>
-              <w:t>SUB-15</w:t>
-            </w:r>
-          </w:p>
-        </w:tc>
-        <w:tc>
-          <w:tcPr>
-            <w:tcW w:type="dxa" w:w="1440"/>
-            <w:shd w:fill="F8F9FA"/>
-            <w:tcMar>
-              <w:top w:w="60" w:type="dxa"/>
-              <w:bottom w:w="60" w:type="dxa"/>
-              <w:left w:w="80" w:type="dxa"/>
-              <w:right w:w="80" w:type="dxa"/>
-            </w:tcMar>
-          </w:tcPr>
-          <w:p>
-            <w:pPr>
-              <w:spacing w:after="0"/>
-            </w:pPr>
-            <w:r>
-              <w:rPr>
-                <w:rFonts w:ascii="Arial" w:hAnsi="Arial"/>
-                <w:color w:val="1F2937"/>
-                <w:sz w:val="16"/>
-              </w:rPr>
-              <w:t>HU-05</w:t>
-            </w:r>
-          </w:p>
-        </w:tc>
-        <w:tc>
-          <w:tcPr>
-            <w:tcW w:type="dxa" w:w="3168"/>
-            <w:shd w:fill="F8F9FA"/>
-            <w:tcMar>
-              <w:top w:w="60" w:type="dxa"/>
-              <w:bottom w:w="60" w:type="dxa"/>
-              <w:left w:w="80" w:type="dxa"/>
-              <w:right w:w="80" w:type="dxa"/>
-            </w:tcMar>
-          </w:tcPr>
-          <w:p>
-            <w:pPr>
-              <w:spacing w:after="0"/>
-            </w:pPr>
-            <w:r>
-              <w:rPr>
-                <w:rFonts w:ascii="Arial" w:hAnsi="Arial"/>
-                <w:color w:val="1F2937"/>
-                <w:sz w:val="16"/>
-              </w:rPr>
-              <w:t>Modal de visualización de comprobante de pago a tamaño completo</w:t>
-            </w:r>
-          </w:p>
-        </w:tc>
-        <w:tc>
-          <w:tcPr>
-            <w:tcW w:type="dxa" w:w="1584"/>
-            <w:shd w:fill="F8F9FA"/>
-            <w:tcMar>
-              <w:top w:w="60" w:type="dxa"/>
-              <w:bottom w:w="60" w:type="dxa"/>
-              <w:left w:w="80" w:type="dxa"/>
-              <w:right w:w="80" w:type="dxa"/>
-            </w:tcMar>
-          </w:tcPr>
-          <w:p>
-            <w:pPr>
-              <w:spacing w:after="0"/>
-            </w:pPr>
-            <w:r>
-              <w:rPr>
-                <w:rFonts w:ascii="Arial" w:hAnsi="Arial"/>
-                <w:color w:val="1F2937"/>
-                <w:sz w:val="16"/>
-              </w:rPr>
-              <w:t>Prototipado</w:t>
-            </w:r>
-          </w:p>
-        </w:tc>
-        <w:tc>
-          <w:tcPr>
-            <w:tcW w:type="dxa" w:w="720"/>
-            <w:shd w:fill="F8F9FA"/>
-            <w:tcMar>
-              <w:top w:w="60" w:type="dxa"/>
-              <w:bottom w:w="60" w:type="dxa"/>
-              <w:left w:w="80" w:type="dxa"/>
-              <w:right w:w="80" w:type="dxa"/>
-            </w:tcMar>
-          </w:tcPr>
-          <w:p>
-            <w:pPr>
-              <w:spacing w:after="0"/>
-              <w:jc w:val="right"/>
-            </w:pPr>
-            <w:r>
-              <w:rPr>
-                <w:rFonts w:ascii="Arial" w:hAnsi="Arial"/>
-                <w:color w:val="1F2937"/>
-                <w:sz w:val="16"/>
-              </w:rPr>
-              <w:t>2h</w:t>
-            </w:r>
-          </w:p>
-        </w:tc>
-        <w:tc>
-          <w:tcPr>
-            <w:tcW w:type="dxa" w:w="1296"/>
-            <w:shd w:fill="F8F9FA"/>
-            <w:tcMar>
-              <w:top w:w="60" w:type="dxa"/>
-              <w:bottom w:w="60" w:type="dxa"/>
-              <w:left w:w="80" w:type="dxa"/>
-              <w:right w:w="80" w:type="dxa"/>
-            </w:tcMar>
-          </w:tcPr>
-          <w:p>
-            <w:pPr>
-              <w:spacing w:after="0"/>
-            </w:pPr>
-            <w:r>
-              <w:rPr>
-                <w:rFonts w:ascii="Arial" w:hAnsi="Arial"/>
-                <w:color w:val="1F2937"/>
-                <w:sz w:val="16"/>
-              </w:rPr>
-              <w:t>Full-Stack Dev 2</w:t>
-            </w:r>
-          </w:p>
-        </w:tc>
-      </w:tr>
-      <w:tr>
-        <w:tc>
-          <w:tcPr>
-            <w:tcW w:type="dxa" w:w="1152"/>
-            <w:shd w:fill="FFFFFF"/>
-            <w:tcMar>
-              <w:top w:w="60" w:type="dxa"/>
-              <w:bottom w:w="60" w:type="dxa"/>
-              <w:left w:w="80" w:type="dxa"/>
-              <w:right w:w="80" w:type="dxa"/>
-            </w:tcMar>
-          </w:tcPr>
-          <w:p>
-            <w:pPr>
-              <w:spacing w:after="0"/>
-            </w:pPr>
-            <w:r>
-              <w:rPr>
-                <w:rFonts w:ascii="Arial" w:hAnsi="Arial"/>
-                <w:color w:val="1F2937"/>
-                <w:sz w:val="16"/>
-              </w:rPr>
-              <w:t>SUB-16</w:t>
-            </w:r>
-          </w:p>
-        </w:tc>
-        <w:tc>
-          <w:tcPr>
-            <w:tcW w:type="dxa" w:w="1440"/>
-            <w:shd w:fill="FFFFFF"/>
-            <w:tcMar>
-              <w:top w:w="60" w:type="dxa"/>
-              <w:bottom w:w="60" w:type="dxa"/>
-              <w:left w:w="80" w:type="dxa"/>
-              <w:right w:w="80" w:type="dxa"/>
-            </w:tcMar>
-          </w:tcPr>
-          <w:p>
-            <w:pPr>
-              <w:spacing w:after="0"/>
-            </w:pPr>
-            <w:r>
-              <w:rPr>
-                <w:rFonts w:ascii="Arial" w:hAnsi="Arial"/>
-                <w:color w:val="1F2937"/>
-                <w:sz w:val="16"/>
-              </w:rPr>
-              <w:t>QA</w:t>
-            </w:r>
-          </w:p>
-        </w:tc>
-        <w:tc>
-          <w:tcPr>
-            <w:tcW w:type="dxa" w:w="3168"/>
-            <w:shd w:fill="FFFFFF"/>
-            <w:tcMar>
-              <w:top w:w="60" w:type="dxa"/>
-              <w:bottom w:w="60" w:type="dxa"/>
-              <w:left w:w="80" w:type="dxa"/>
-              <w:right w:w="80" w:type="dxa"/>
-            </w:tcMar>
-          </w:tcPr>
-          <w:p>
-            <w:pPr>
-              <w:spacing w:after="0"/>
-            </w:pPr>
-            <w:r>
-              <w:rPr>
-                <w:rFonts w:ascii="Arial" w:hAnsi="Arial"/>
-                <w:color w:val="1F2937"/>
-                <w:sz w:val="16"/>
-              </w:rPr>
-              <w:t>Pruebas E2E de navegación temporal en 3 periodos</w:t>
-            </w:r>
-          </w:p>
-        </w:tc>
-        <w:tc>
-          <w:tcPr>
-            <w:tcW w:type="dxa" w:w="1584"/>
-            <w:shd w:fill="FFFFFF"/>
-            <w:tcMar>
-              <w:top w:w="60" w:type="dxa"/>
-              <w:bottom w:w="60" w:type="dxa"/>
-              <w:left w:w="80" w:type="dxa"/>
-              <w:right w:w="80" w:type="dxa"/>
-            </w:tcMar>
-          </w:tcPr>
-          <w:p>
-            <w:pPr>
-              <w:spacing w:after="0"/>
-            </w:pPr>
-            <w:r>
-              <w:rPr>
-                <w:rFonts w:ascii="Arial" w:hAnsi="Arial"/>
-                <w:color w:val="1F2937"/>
-                <w:sz w:val="16"/>
-              </w:rPr>
-              <w:t>Test</w:t>
-            </w:r>
-          </w:p>
-        </w:tc>
-        <w:tc>
-          <w:tcPr>
-            <w:tcW w:type="dxa" w:w="720"/>
-            <w:shd w:fill="FFFFFF"/>
-            <w:tcMar>
-              <w:top w:w="60" w:type="dxa"/>
-              <w:bottom w:w="60" w:type="dxa"/>
-              <w:left w:w="80" w:type="dxa"/>
-              <w:right w:w="80" w:type="dxa"/>
-            </w:tcMar>
-          </w:tcPr>
-          <w:p>
-            <w:pPr>
-              <w:spacing w:after="0"/>
-              <w:jc w:val="right"/>
-            </w:pPr>
-            <w:r>
-              <w:rPr>
-                <w:rFonts w:ascii="Arial" w:hAnsi="Arial"/>
-                <w:color w:val="1F2937"/>
-                <w:sz w:val="16"/>
-              </w:rPr>
-              <w:t>2h</w:t>
-            </w:r>
-          </w:p>
-        </w:tc>
-        <w:tc>
-          <w:tcPr>
-            <w:tcW w:type="dxa" w:w="1296"/>
-            <w:shd w:fill="FFFFFF"/>
-            <w:tcMar>
-              <w:top w:w="60" w:type="dxa"/>
-              <w:bottom w:w="60" w:type="dxa"/>
-              <w:left w:w="80" w:type="dxa"/>
-              <w:right w:w="80" w:type="dxa"/>
-            </w:tcMar>
-          </w:tcPr>
-          <w:p>
-            <w:pPr>
-              <w:spacing w:after="0"/>
-            </w:pPr>
-            <w:r>
-              <w:rPr>
-                <w:rFonts w:ascii="Arial" w:hAnsi="Arial"/>
-                <w:color w:val="1F2937"/>
-                <w:sz w:val="16"/>
-              </w:rPr>
-              <w:t>QA Engineer</w:t>
-            </w:r>
-          </w:p>
-        </w:tc>
-      </w:tr>
-      <w:tr>
-        <w:tc>
-          <w:tcPr>
-            <w:tcW w:type="dxa" w:w="1152"/>
-            <w:shd w:fill="F8F9FA"/>
-            <w:tcMar>
-              <w:top w:w="60" w:type="dxa"/>
-              <w:bottom w:w="60" w:type="dxa"/>
-              <w:left w:w="80" w:type="dxa"/>
-              <w:right w:w="80" w:type="dxa"/>
-            </w:tcMar>
-          </w:tcPr>
-          <w:p>
-            <w:pPr>
-              <w:spacing w:after="0"/>
-            </w:pPr>
-            <w:r>
-              <w:rPr>
-                <w:rFonts w:ascii="Arial" w:hAnsi="Arial"/>
-                <w:color w:val="1F2937"/>
-                <w:sz w:val="16"/>
-              </w:rPr>
-              <w:t>SUB-17</w:t>
-            </w:r>
-          </w:p>
-        </w:tc>
-        <w:tc>
-          <w:tcPr>
-            <w:tcW w:type="dxa" w:w="1440"/>
-            <w:shd w:fill="F8F9FA"/>
-            <w:tcMar>
-              <w:top w:w="60" w:type="dxa"/>
-              <w:bottom w:w="60" w:type="dxa"/>
-              <w:left w:w="80" w:type="dxa"/>
-              <w:right w:w="80" w:type="dxa"/>
-            </w:tcMar>
-          </w:tcPr>
-          <w:p>
-            <w:pPr>
-              <w:spacing w:after="0"/>
-            </w:pPr>
-            <w:r>
-              <w:rPr>
-                <w:rFonts w:ascii="Arial" w:hAnsi="Arial"/>
-                <w:color w:val="1F2937"/>
-                <w:sz w:val="16"/>
-              </w:rPr>
-              <w:t>QA</w:t>
-            </w:r>
-          </w:p>
-        </w:tc>
-        <w:tc>
-          <w:tcPr>
-            <w:tcW w:type="dxa" w:w="3168"/>
-            <w:shd w:fill="F8F9FA"/>
-            <w:tcMar>
-              <w:top w:w="60" w:type="dxa"/>
-              <w:bottom w:w="60" w:type="dxa"/>
-              <w:left w:w="80" w:type="dxa"/>
-              <w:right w:w="80" w:type="dxa"/>
-            </w:tcMar>
-          </w:tcPr>
-          <w:p>
-            <w:pPr>
-              <w:spacing w:after="0"/>
-            </w:pPr>
-            <w:r>
-              <w:rPr>
-                <w:rFonts w:ascii="Arial" w:hAnsi="Arial"/>
-                <w:color w:val="1F2937"/>
-                <w:sz w:val="16"/>
-              </w:rPr>
-              <w:t>Verificación matemática de regla de redondeo (S/ 500.35 -&gt; S/ 500.30)</w:t>
-            </w:r>
-          </w:p>
-        </w:tc>
-        <w:tc>
-          <w:tcPr>
-            <w:tcW w:type="dxa" w:w="1584"/>
-            <w:shd w:fill="F8F9FA"/>
-            <w:tcMar>
-              <w:top w:w="60" w:type="dxa"/>
-              <w:bottom w:w="60" w:type="dxa"/>
-              <w:left w:w="80" w:type="dxa"/>
-              <w:right w:w="80" w:type="dxa"/>
-            </w:tcMar>
-          </w:tcPr>
-          <w:p>
-            <w:pPr>
-              <w:spacing w:after="0"/>
-            </w:pPr>
-            <w:r>
-              <w:rPr>
-                <w:rFonts w:ascii="Arial" w:hAnsi="Arial"/>
-                <w:color w:val="1F2937"/>
-                <w:sz w:val="16"/>
-              </w:rPr>
-              <w:t>Test</w:t>
-            </w:r>
-          </w:p>
-        </w:tc>
-        <w:tc>
-          <w:tcPr>
-            <w:tcW w:type="dxa" w:w="720"/>
-            <w:shd w:fill="F8F9FA"/>
-            <w:tcMar>
-              <w:top w:w="60" w:type="dxa"/>
-              <w:bottom w:w="60" w:type="dxa"/>
-              <w:left w:w="80" w:type="dxa"/>
-              <w:right w:w="80" w:type="dxa"/>
-            </w:tcMar>
-          </w:tcPr>
-          <w:p>
-            <w:pPr>
-              <w:spacing w:after="0"/>
-              <w:jc w:val="right"/>
-            </w:pPr>
-            <w:r>
-              <w:rPr>
-                <w:rFonts w:ascii="Arial" w:hAnsi="Arial"/>
-                <w:color w:val="1F2937"/>
-                <w:sz w:val="16"/>
-              </w:rPr>
-              <w:t>2h</w:t>
-            </w:r>
-          </w:p>
-        </w:tc>
-        <w:tc>
-          <w:tcPr>
-            <w:tcW w:type="dxa" w:w="1296"/>
-            <w:shd w:fill="F8F9FA"/>
-            <w:tcMar>
-              <w:top w:w="60" w:type="dxa"/>
-              <w:bottom w:w="60" w:type="dxa"/>
-              <w:left w:w="80" w:type="dxa"/>
-              <w:right w:w="80" w:type="dxa"/>
-            </w:tcMar>
-          </w:tcPr>
-          <w:p>
-            <w:pPr>
-              <w:spacing w:after="0"/>
-            </w:pPr>
-            <w:r>
-              <w:rPr>
-                <w:rFonts w:ascii="Arial" w:hAnsi="Arial"/>
-                <w:color w:val="1F2937"/>
-                <w:sz w:val="16"/>
-              </w:rPr>
-              <w:t>QA Engineer</w:t>
-            </w:r>
-          </w:p>
-        </w:tc>
-      </w:tr>
-      <w:tr>
-        <w:tc>
-          <w:tcPr>
-            <w:tcW w:type="dxa" w:w="1152"/>
-            <w:shd w:fill="FFFFFF"/>
-            <w:tcMar>
-              <w:top w:w="60" w:type="dxa"/>
-              <w:bottom w:w="60" w:type="dxa"/>
-              <w:left w:w="80" w:type="dxa"/>
-              <w:right w:w="80" w:type="dxa"/>
-            </w:tcMar>
-          </w:tcPr>
-          <w:p>
-            <w:pPr>
-              <w:spacing w:after="0"/>
-            </w:pPr>
-            <w:r>
-              <w:rPr>
-                <w:rFonts w:ascii="Arial" w:hAnsi="Arial"/>
-                <w:color w:val="1F2937"/>
-                <w:sz w:val="16"/>
-              </w:rPr>
-              <w:t>SUB-18</w:t>
-            </w:r>
-          </w:p>
-        </w:tc>
-        <w:tc>
-          <w:tcPr>
-            <w:tcW w:type="dxa" w:w="1440"/>
-            <w:shd w:fill="FFFFFF"/>
-            <w:tcMar>
-              <w:top w:w="60" w:type="dxa"/>
-              <w:bottom w:w="60" w:type="dxa"/>
-              <w:left w:w="80" w:type="dxa"/>
-              <w:right w:w="80" w:type="dxa"/>
-            </w:tcMar>
-          </w:tcPr>
-          <w:p>
-            <w:pPr>
-              <w:spacing w:after="0"/>
-            </w:pPr>
-            <w:r>
-              <w:rPr>
-                <w:rFonts w:ascii="Arial" w:hAnsi="Arial"/>
-                <w:color w:val="1F2937"/>
-                <w:sz w:val="16"/>
-              </w:rPr>
-              <w:t>QA</w:t>
-            </w:r>
-          </w:p>
-        </w:tc>
-        <w:tc>
-          <w:tcPr>
-            <w:tcW w:type="dxa" w:w="3168"/>
-            <w:shd w:fill="FFFFFF"/>
-            <w:tcMar>
-              <w:top w:w="60" w:type="dxa"/>
-              <w:bottom w:w="60" w:type="dxa"/>
-              <w:left w:w="80" w:type="dxa"/>
-              <w:right w:w="80" w:type="dxa"/>
-            </w:tcMar>
-          </w:tcPr>
-          <w:p>
-            <w:pPr>
-              <w:spacing w:after="0"/>
-            </w:pPr>
-            <w:r>
-              <w:rPr>
-                <w:rFonts w:ascii="Arial" w:hAnsi="Arial"/>
-                <w:color w:val="1F2937"/>
-                <w:sz w:val="16"/>
-              </w:rPr>
-              <w:t>Validación de aislamiento de cuentas confidenciales del Gerente</w:t>
-            </w:r>
-          </w:p>
-        </w:tc>
-        <w:tc>
-          <w:tcPr>
-            <w:tcW w:type="dxa" w:w="1584"/>
-            <w:shd w:fill="FFFFFF"/>
-            <w:tcMar>
-              <w:top w:w="60" w:type="dxa"/>
-              <w:bottom w:w="60" w:type="dxa"/>
-              <w:left w:w="80" w:type="dxa"/>
-              <w:right w:w="80" w:type="dxa"/>
-            </w:tcMar>
-          </w:tcPr>
-          <w:p>
-            <w:pPr>
-              <w:spacing w:after="0"/>
-            </w:pPr>
-            <w:r>
-              <w:rPr>
-                <w:rFonts w:ascii="Arial" w:hAnsi="Arial"/>
-                <w:color w:val="1F2937"/>
-                <w:sz w:val="16"/>
-              </w:rPr>
-              <w:t>Test</w:t>
-            </w:r>
-          </w:p>
-        </w:tc>
-        <w:tc>
-          <w:tcPr>
-            <w:tcW w:type="dxa" w:w="720"/>
-            <w:shd w:fill="FFFFFF"/>
-            <w:tcMar>
-              <w:top w:w="60" w:type="dxa"/>
-              <w:bottom w:w="60" w:type="dxa"/>
-              <w:left w:w="80" w:type="dxa"/>
-              <w:right w:w="80" w:type="dxa"/>
-            </w:tcMar>
-          </w:tcPr>
-          <w:p>
-            <w:pPr>
-              <w:spacing w:after="0"/>
-              <w:jc w:val="right"/>
-            </w:pPr>
-            <w:r>
-              <w:rPr>
-                <w:rFonts w:ascii="Arial" w:hAnsi="Arial"/>
-                <w:color w:val="1F2937"/>
-                <w:sz w:val="16"/>
-              </w:rPr>
-              <w:t>2h</w:t>
-            </w:r>
-          </w:p>
-        </w:tc>
-        <w:tc>
-          <w:tcPr>
-            <w:tcW w:type="dxa" w:w="1296"/>
-            <w:shd w:fill="FFFFFF"/>
-            <w:tcMar>
-              <w:top w:w="60" w:type="dxa"/>
-              <w:bottom w:w="60" w:type="dxa"/>
-              <w:left w:w="80" w:type="dxa"/>
-              <w:right w:w="80" w:type="dxa"/>
-            </w:tcMar>
-          </w:tcPr>
-          <w:p>
-            <w:pPr>
-              <w:spacing w:after="0"/>
-            </w:pPr>
-            <w:r>
-              <w:rPr>
-                <w:rFonts w:ascii="Arial" w:hAnsi="Arial"/>
-                <w:color w:val="1F2937"/>
-                <w:sz w:val="16"/>
-              </w:rPr>
-              <w:t>QA Engineer</w:t>
-            </w:r>
-          </w:p>
-        </w:tc>
-      </w:tr>
-      <w:tr>
-        <w:tc>
-          <w:tcPr>
-            <w:tcW w:type="dxa" w:w="1152"/>
-            <w:shd w:fill="F8F9FA"/>
-            <w:tcMar>
-              <w:top w:w="60" w:type="dxa"/>
-              <w:bottom w:w="60" w:type="dxa"/>
-              <w:left w:w="80" w:type="dxa"/>
-              <w:right w:w="80" w:type="dxa"/>
-            </w:tcMar>
-          </w:tcPr>
-          <w:p>
-            <w:pPr>
-              <w:spacing w:after="0"/>
-            </w:pPr>
-            <w:r>
-              <w:rPr>
-                <w:rFonts w:ascii="Arial" w:hAnsi="Arial"/>
-                <w:color w:val="1F2937"/>
-                <w:sz w:val="16"/>
-              </w:rPr>
-              <w:t>SUB-19</w:t>
-            </w:r>
-          </w:p>
-        </w:tc>
-        <w:tc>
-          <w:tcPr>
-            <w:tcW w:type="dxa" w:w="1440"/>
-            <w:shd w:fill="F8F9FA"/>
-            <w:tcMar>
-              <w:top w:w="60" w:type="dxa"/>
-              <w:bottom w:w="60" w:type="dxa"/>
-              <w:left w:w="80" w:type="dxa"/>
-              <w:right w:w="80" w:type="dxa"/>
-            </w:tcMar>
-          </w:tcPr>
-          <w:p>
-            <w:pPr>
-              <w:spacing w:after="0"/>
-            </w:pPr>
-            <w:r>
-              <w:rPr>
-                <w:rFonts w:ascii="Arial" w:hAnsi="Arial"/>
-                <w:color w:val="1F2937"/>
-                <w:sz w:val="16"/>
-              </w:rPr>
-              <w:t>Transversal</w:t>
-            </w:r>
-          </w:p>
-        </w:tc>
-        <w:tc>
-          <w:tcPr>
-            <w:tcW w:type="dxa" w:w="3168"/>
-            <w:shd w:fill="F8F9FA"/>
-            <w:tcMar>
-              <w:top w:w="60" w:type="dxa"/>
-              <w:bottom w:w="60" w:type="dxa"/>
-              <w:left w:w="80" w:type="dxa"/>
-              <w:right w:w="80" w:type="dxa"/>
-            </w:tcMar>
-          </w:tcPr>
-          <w:p>
-            <w:pPr>
-              <w:spacing w:after="0"/>
-            </w:pPr>
-            <w:r>
-              <w:rPr>
-                <w:rFonts w:ascii="Arial" w:hAnsi="Arial"/>
-                <w:color w:val="1F2937"/>
-                <w:sz w:val="16"/>
-              </w:rPr>
-              <w:t>Auditoría estricta de restricciones UX/UI (0 emojis, paleta sobria)</w:t>
-            </w:r>
-          </w:p>
-        </w:tc>
-        <w:tc>
-          <w:tcPr>
-            <w:tcW w:type="dxa" w:w="1584"/>
-            <w:shd w:fill="F8F9FA"/>
-            <w:tcMar>
-              <w:top w:w="60" w:type="dxa"/>
-              <w:bottom w:w="60" w:type="dxa"/>
-              <w:left w:w="80" w:type="dxa"/>
-              <w:right w:w="80" w:type="dxa"/>
-            </w:tcMar>
-          </w:tcPr>
-          <w:p>
-            <w:pPr>
-              <w:spacing w:after="0"/>
-            </w:pPr>
-            <w:r>
-              <w:rPr>
-                <w:rFonts w:ascii="Arial" w:hAnsi="Arial"/>
-                <w:color w:val="1F2937"/>
-                <w:sz w:val="16"/>
-              </w:rPr>
-              <w:t>Test</w:t>
-            </w:r>
-          </w:p>
-        </w:tc>
-        <w:tc>
-          <w:tcPr>
-            <w:tcW w:type="dxa" w:w="720"/>
-            <w:shd w:fill="F8F9FA"/>
-            <w:tcMar>
-              <w:top w:w="60" w:type="dxa"/>
-              <w:bottom w:w="60" w:type="dxa"/>
-              <w:left w:w="80" w:type="dxa"/>
-              <w:right w:w="80" w:type="dxa"/>
-            </w:tcMar>
-          </w:tcPr>
-          <w:p>
-            <w:pPr>
-              <w:spacing w:after="0"/>
-              <w:jc w:val="right"/>
-            </w:pPr>
-            <w:r>
-              <w:rPr>
-                <w:rFonts w:ascii="Arial" w:hAnsi="Arial"/>
-                <w:color w:val="1F2937"/>
-                <w:sz w:val="16"/>
-              </w:rPr>
-              <w:t>2h</w:t>
-            </w:r>
-          </w:p>
-        </w:tc>
-        <w:tc>
-          <w:tcPr>
-            <w:tcW w:type="dxa" w:w="1296"/>
-            <w:shd w:fill="F8F9FA"/>
-            <w:tcMar>
-              <w:top w:w="60" w:type="dxa"/>
-              <w:bottom w:w="60" w:type="dxa"/>
-              <w:left w:w="80" w:type="dxa"/>
-              <w:right w:w="80" w:type="dxa"/>
-            </w:tcMar>
-          </w:tcPr>
-          <w:p>
-            <w:pPr>
-              <w:spacing w:after="0"/>
-            </w:pPr>
-            <w:r>
-              <w:rPr>
-                <w:rFonts w:ascii="Arial" w:hAnsi="Arial"/>
-                <w:color w:val="1F2937"/>
-                <w:sz w:val="16"/>
-              </w:rPr>
-              <w:t>Scrum Master/QA</w:t>
-            </w:r>
-          </w:p>
-        </w:tc>
-      </w:tr>
-      <w:tr>
-        <w:tc>
-          <w:tcPr>
-            <w:tcW w:type="dxa" w:w="1152"/>
-            <w:shd w:fill="FFFFFF"/>
-            <w:tcMar>
-              <w:top w:w="60" w:type="dxa"/>
-              <w:bottom w:w="60" w:type="dxa"/>
-              <w:left w:w="80" w:type="dxa"/>
-              <w:right w:w="80" w:type="dxa"/>
-            </w:tcMar>
-          </w:tcPr>
-          <w:p>
-            <w:pPr>
-              <w:spacing w:after="0"/>
-            </w:pPr>
-            <w:r>
-              <w:rPr>
-                <w:rFonts w:ascii="Arial" w:hAnsi="Arial"/>
-                <w:color w:val="1F2937"/>
-                <w:sz w:val="16"/>
-              </w:rPr>
-              <w:t>SUB-20</w:t>
-            </w:r>
-          </w:p>
-        </w:tc>
-        <w:tc>
-          <w:tcPr>
-            <w:tcW w:type="dxa" w:w="1440"/>
-            <w:shd w:fill="FFFFFF"/>
-            <w:tcMar>
-              <w:top w:w="60" w:type="dxa"/>
-              <w:bottom w:w="60" w:type="dxa"/>
-              <w:left w:w="80" w:type="dxa"/>
-              <w:right w:w="80" w:type="dxa"/>
-            </w:tcMar>
-          </w:tcPr>
-          <w:p>
-            <w:pPr>
-              <w:spacing w:after="0"/>
-            </w:pPr>
-            <w:r>
-              <w:rPr>
-                <w:rFonts w:ascii="Arial" w:hAnsi="Arial"/>
-                <w:color w:val="1F2937"/>
-                <w:sz w:val="16"/>
-              </w:rPr>
-              <w:t>Transversal</w:t>
-            </w:r>
-          </w:p>
-        </w:tc>
-        <w:tc>
-          <w:tcPr>
-            <w:tcW w:type="dxa" w:w="3168"/>
-            <w:shd w:fill="FFFFFF"/>
-            <w:tcMar>
-              <w:top w:w="60" w:type="dxa"/>
-              <w:bottom w:w="60" w:type="dxa"/>
-              <w:left w:w="80" w:type="dxa"/>
-              <w:right w:w="80" w:type="dxa"/>
-            </w:tcMar>
-          </w:tcPr>
-          <w:p>
-            <w:pPr>
-              <w:spacing w:after="0"/>
-            </w:pPr>
-            <w:r>
-              <w:rPr>
-                <w:rFonts w:ascii="Arial" w:hAnsi="Arial"/>
-                <w:color w:val="1F2937"/>
-                <w:sz w:val="16"/>
-              </w:rPr>
-              <w:t>Generación de expediente técnico, guía de uso y Word de evidencias</w:t>
-            </w:r>
-          </w:p>
-        </w:tc>
-        <w:tc>
-          <w:tcPr>
-            <w:tcW w:type="dxa" w:w="1584"/>
-            <w:shd w:fill="FFFFFF"/>
-            <w:tcMar>
-              <w:top w:w="60" w:type="dxa"/>
-              <w:bottom w:w="60" w:type="dxa"/>
-              <w:left w:w="80" w:type="dxa"/>
-              <w:right w:w="80" w:type="dxa"/>
-            </w:tcMar>
-          </w:tcPr>
-          <w:p>
-            <w:pPr>
-              <w:spacing w:after="0"/>
-            </w:pPr>
-            <w:r>
-              <w:rPr>
-                <w:rFonts w:ascii="Arial" w:hAnsi="Arial"/>
-                <w:color w:val="1F2937"/>
-                <w:sz w:val="16"/>
-              </w:rPr>
-              <w:t>Implantación</w:t>
-            </w:r>
-          </w:p>
-        </w:tc>
-        <w:tc>
-          <w:tcPr>
-            <w:tcW w:type="dxa" w:w="720"/>
-            <w:shd w:fill="FFFFFF"/>
-            <w:tcMar>
-              <w:top w:w="60" w:type="dxa"/>
-              <w:bottom w:w="60" w:type="dxa"/>
-              <w:left w:w="80" w:type="dxa"/>
-              <w:right w:w="80" w:type="dxa"/>
-            </w:tcMar>
-          </w:tcPr>
-          <w:p>
-            <w:pPr>
-              <w:spacing w:after="0"/>
-              <w:jc w:val="right"/>
-            </w:pPr>
-            <w:r>
-              <w:rPr>
-                <w:rFonts w:ascii="Arial" w:hAnsi="Arial"/>
-                <w:color w:val="1F2937"/>
-                <w:sz w:val="16"/>
-              </w:rPr>
-              <w:t>2h</w:t>
-            </w:r>
-          </w:p>
-        </w:tc>
-        <w:tc>
-          <w:tcPr>
-            <w:tcW w:type="dxa" w:w="1296"/>
-            <w:shd w:fill="FFFFFF"/>
-            <w:tcMar>
-              <w:top w:w="60" w:type="dxa"/>
-              <w:bottom w:w="60" w:type="dxa"/>
-              <w:left w:w="80" w:type="dxa"/>
-              <w:right w:w="80" w:type="dxa"/>
-            </w:tcMar>
-          </w:tcPr>
-          <w:p>
-            <w:pPr>
-              <w:spacing w:after="0"/>
-            </w:pPr>
-            <w:r>
-              <w:rPr>
-                <w:rFonts w:ascii="Arial" w:hAnsi="Arial"/>
-                <w:color w:val="1F2937"/>
-                <w:sz w:val="16"/>
-              </w:rPr>
-              <w:t>Full-Stack Dev 1</w:t>
+              <w:t>Desarrollador 1</w:t>
             </w:r>
           </w:p>
         </w:tc>
@@ -4344,7 +5931,7 @@
           <w:color w:val="0F5132"/>
           <w:sz w:val="19"/>
         </w:rPr>
-        <w:t>Total de horas técnicas especializadas: 46 horas.</w:t>
+        <w:t>Total de horas técnicas especializadas: 54 horas de desarrollo directo.</w:t>
       </w:r>
     </w:p>
     <w:p>
@@ -4364,7 +5951,7 @@
         <w:spacing w:after="80"/>
       </w:pPr>
       <w:r>
-        <w:t>El dimensionamiento económico se calculó para un equipo de 5 profesionales bajo un régimen ágil de 4 horas diarias, 5 días a la semana (20 horas/semana por integrante), durante 2 Sprints semanales (2 semanas de calendario = 10 días laborables). El costo promedio de mercado se estableció en S/ 40.00 por hora por especialista.</w:t>
+        <w:t>El dimensionamiento económico se calculó para un equipo de 5 desarrolladores de software bajo un régimen ágil de 4 horas diarias, 5 días a la semana (20 horas/semana por desarrollador), durante 2 Sprints semanales (2 semanas de calendario = 10 días laborables). La tarifa promedio de mercado se estableció en S/ 40.00 por hora por desarrollador.</w:t>
       </w:r>
     </w:p>
     <w:tbl>
@@ -4385,7 +5972,7 @@
       <w:tr>
         <w:tc>
           <w:tcPr>
-            <w:tcW w:type="dxa" w:w="2160"/>
+            <w:tcW w:type="dxa" w:w="2016"/>
             <w:shd w:fill="1E3A5F"/>
             <w:tcMar>
               <w:top w:w="80" w:type="dxa"/>
@@ -4405,13 +5992,13 @@
                 <w:color w:val="FFFFFF"/>
                 <w:sz w:val="17"/>
               </w:rPr>
-              <w:t>Rol en el Equipo</w:t>
+              <w:t>Integrante del Equipo</w:t>
             </w:r>
           </w:p>
         </w:tc>
         <w:tc>
           <w:tcPr>
-            <w:tcW w:type="dxa" w:w="1440"/>
+            <w:tcW w:type="dxa" w:w="2592"/>
             <w:shd w:fill="1E3A5F"/>
             <w:tcMar>
               <w:top w:w="80" w:type="dxa"/>
@@ -4431,13 +6018,13 @@
                 <w:color w:val="FFFFFF"/>
                 <w:sz w:val="17"/>
               </w:rPr>
-              <w:t>Horas Subtareas</w:t>
+              <w:t>Horas Subtareas Técnicas</w:t>
             </w:r>
           </w:p>
         </w:tc>
         <w:tc>
           <w:tcPr>
-            <w:tcW w:type="dxa" w:w="1872"/>
+            <w:tcW w:type="dxa" w:w="2016"/>
             <w:shd w:fill="1E3A5F"/>
             <w:tcMar>
               <w:top w:w="80" w:type="dxa"/>
@@ -4457,13 +6044,13 @@
                 <w:color w:val="FFFFFF"/>
                 <w:sz w:val="17"/>
               </w:rPr>
-              <w:t>Ceremonias y Gestión</w:t>
+              <w:t>Horas Ceremonias Ágiles / Gestión</w:t>
             </w:r>
           </w:p>
         </w:tc>
         <w:tc>
           <w:tcPr>
-            <w:tcW w:type="dxa" w:w="1152"/>
+            <w:tcW w:type="dxa" w:w="936"/>
             <w:shd w:fill="1E3A5F"/>
             <w:tcMar>
               <w:top w:w="80" w:type="dxa"/>
@@ -4484,13 +6071,13 @@
                 <w:color w:val="FFFFFF"/>
                 <w:sz w:val="17"/>
               </w:rPr>
-              <w:t>Total Horas</w:t>
+              <w:t>Total Horas Asignadas</w:t>
             </w:r>
           </w:p>
         </w:tc>
         <w:tc>
           <w:tcPr>
-            <w:tcW w:type="dxa" w:w="1296"/>
+            <w:tcW w:type="dxa" w:w="936"/>
             <w:shd w:fill="1E3A5F"/>
             <w:tcMar>
               <w:top w:w="80" w:type="dxa"/>
@@ -4517,7 +6104,7 @@
         </w:tc>
         <w:tc>
           <w:tcPr>
-            <w:tcW w:type="dxa" w:w="1440"/>
+            <w:tcW w:type="dxa" w:w="864"/>
             <w:shd w:fill="1E3A5F"/>
             <w:tcMar>
               <w:top w:w="80" w:type="dxa"/>
@@ -4546,7 +6133,7 @@
       <w:tr>
         <w:tc>
           <w:tcPr>
-            <w:tcW w:type="dxa" w:w="2160"/>
+            <w:tcW w:type="dxa" w:w="2016"/>
             <w:shd w:fill="F8F9FA"/>
             <w:tcMar>
               <w:top w:w="60" w:type="dxa"/>
@@ -4565,13 +6152,13 @@
                 <w:color w:val="1F2937"/>
                 <w:sz w:val="16"/>
               </w:rPr>
-              <w:t>Product Owner</w:t>
+              <w:t>Desarrollador 1</w:t>
             </w:r>
           </w:p>
         </w:tc>
         <w:tc>
           <w:tcPr>
-            <w:tcW w:type="dxa" w:w="1440"/>
+            <w:tcW w:type="dxa" w:w="2592"/>
             <w:shd w:fill="F8F9FA"/>
             <w:tcMar>
               <w:top w:w="60" w:type="dxa"/>
@@ -4590,13 +6177,13 @@
                 <w:color w:val="1F2937"/>
                 <w:sz w:val="16"/>
               </w:rPr>
-              <w:t>4h (Requisitos y validación)</w:t>
+              <w:t>12h (Arquitectura, auth, proveedores)</w:t>
             </w:r>
           </w:p>
         </w:tc>
         <w:tc>
           <w:tcPr>
-            <w:tcW w:type="dxa" w:w="1872"/>
+            <w:tcW w:type="dxa" w:w="2016"/>
             <w:shd w:fill="F8F9FA"/>
             <w:tcMar>
               <w:top w:w="60" w:type="dxa"/>
@@ -4615,13 +6202,13 @@
                 <w:color w:val="1F2937"/>
                 <w:sz w:val="16"/>
               </w:rPr>
-              <w:t>12h (Refinement, Review)</w:t>
+              <w:t>10h (Dailies, Planning, Review)</w:t>
             </w:r>
           </w:p>
         </w:tc>
         <w:tc>
           <w:tcPr>
-            <w:tcW w:type="dxa" w:w="1152"/>
+            <w:tcW w:type="dxa" w:w="936"/>
             <w:shd w:fill="F8F9FA"/>
             <w:tcMar>
               <w:top w:w="60" w:type="dxa"/>
@@ -4641,13 +6228,13 @@
                 <w:color w:val="1F2937"/>
                 <w:sz w:val="16"/>
               </w:rPr>
-              <w:t>16h</w:t>
+              <w:t>22h</w:t>
             </w:r>
           </w:p>
         </w:tc>
         <w:tc>
           <w:tcPr>
-            <w:tcW w:type="dxa" w:w="1296"/>
+            <w:tcW w:type="dxa" w:w="936"/>
             <w:shd w:fill="F8F9FA"/>
             <w:tcMar>
               <w:top w:w="60" w:type="dxa"/>
@@ -4673,7 +6260,7 @@
         </w:tc>
         <w:tc>
           <w:tcPr>
-            <w:tcW w:type="dxa" w:w="1440"/>
+            <w:tcW w:type="dxa" w:w="864"/>
             <w:shd w:fill="F8F9FA"/>
             <w:tcMar>
               <w:top w:w="60" w:type="dxa"/>
@@ -4693,7 +6280,7 @@
                 <w:color w:val="1F2937"/>
                 <w:sz w:val="16"/>
               </w:rPr>
-              <w:t>S/ 640.00</w:t>
+              <w:t>S/ 880.00</w:t>
             </w:r>
           </w:p>
         </w:tc>
@@ -4701,7 +6288,7 @@
       <w:tr>
         <w:tc>
           <w:tcPr>
-            <w:tcW w:type="dxa" w:w="2160"/>
+            <w:tcW w:type="dxa" w:w="2016"/>
             <w:shd w:fill="FFFFFF"/>
             <w:tcMar>
               <w:top w:w="60" w:type="dxa"/>
@@ -4720,13 +6307,13 @@
                 <w:color w:val="1F2937"/>
                 <w:sz w:val="16"/>
               </w:rPr>
-              <w:t>Scrum Master</w:t>
+              <w:t>Desarrollador 2</w:t>
             </w:r>
           </w:p>
         </w:tc>
         <w:tc>
           <w:tcPr>
-            <w:tcW w:type="dxa" w:w="1440"/>
+            <w:tcW w:type="dxa" w:w="2592"/>
             <w:shd w:fill="FFFFFF"/>
             <w:tcMar>
               <w:top w:w="60" w:type="dxa"/>
@@ -4745,13 +6332,13 @@
                 <w:color w:val="1F2937"/>
                 <w:sz w:val="16"/>
               </w:rPr>
-              <w:t>4h (Supervisión restricciones)</w:t>
+              <w:t>12h (CSS, componentes, modales, vistas)</w:t>
             </w:r>
           </w:p>
         </w:tc>
         <w:tc>
           <w:tcPr>
-            <w:tcW w:type="dxa" w:w="1872"/>
+            <w:tcW w:type="dxa" w:w="2016"/>
             <w:shd w:fill="FFFFFF"/>
             <w:tcMar>
               <w:top w:w="60" w:type="dxa"/>
@@ -4770,13 +6357,13 @@
                 <w:color w:val="1F2937"/>
                 <w:sz w:val="16"/>
               </w:rPr>
-              <w:t>14h (Dailies, Retrospectiva)</w:t>
+              <w:t>10h (Dailies, Planning, Review)</w:t>
             </w:r>
           </w:p>
         </w:tc>
         <w:tc>
           <w:tcPr>
-            <w:tcW w:type="dxa" w:w="1152"/>
+            <w:tcW w:type="dxa" w:w="936"/>
             <w:shd w:fill="FFFFFF"/>
             <w:tcMar>
               <w:top w:w="60" w:type="dxa"/>
@@ -4796,13 +6383,13 @@
                 <w:color w:val="1F2937"/>
                 <w:sz w:val="16"/>
               </w:rPr>
-              <w:t>18h</w:t>
+              <w:t>22h</w:t>
             </w:r>
           </w:p>
         </w:tc>
         <w:tc>
           <w:tcPr>
-            <w:tcW w:type="dxa" w:w="1296"/>
+            <w:tcW w:type="dxa" w:w="936"/>
             <w:shd w:fill="FFFFFF"/>
             <w:tcMar>
               <w:top w:w="60" w:type="dxa"/>
@@ -4828,7 +6415,7 @@
         </w:tc>
         <w:tc>
           <w:tcPr>
-            <w:tcW w:type="dxa" w:w="1440"/>
+            <w:tcW w:type="dxa" w:w="864"/>
             <w:shd w:fill="FFFFFF"/>
             <w:tcMar>
               <w:top w:w="60" w:type="dxa"/>
@@ -4848,7 +6435,7 @@
                 <w:color w:val="1F2937"/>
                 <w:sz w:val="16"/>
               </w:rPr>
-              <w:t>S/ 720.00</w:t>
+              <w:t>S/ 880.00</w:t>
             </w:r>
           </w:p>
         </w:tc>
@@ -4856,7 +6443,7 @@
       <w:tr>
         <w:tc>
           <w:tcPr>
-            <w:tcW w:type="dxa" w:w="2160"/>
+            <w:tcW w:type="dxa" w:w="2016"/>
             <w:shd w:fill="F8F9FA"/>
             <w:tcMar>
               <w:top w:w="60" w:type="dxa"/>
@@ -4875,13 +6462,13 @@
                 <w:color w:val="1F2937"/>
                 <w:sz w:val="16"/>
               </w:rPr>
-              <w:t>Full-Stack Dev 1</w:t>
+              <w:t>Desarrollador 3</w:t>
             </w:r>
           </w:p>
         </w:tc>
         <w:tc>
           <w:tcPr>
-            <w:tcW w:type="dxa" w:w="1440"/>
+            <w:tcW w:type="dxa" w:w="2592"/>
             <w:shd w:fill="F8F9FA"/>
             <w:tcMar>
               <w:top w:w="60" w:type="dxa"/>
@@ -4900,13 +6487,13 @@
                 <w:color w:val="1F2937"/>
                 <w:sz w:val="16"/>
               </w:rPr>
-              <w:t>20h (Arquitectura, auth, lógica)</w:t>
+              <w:t>11h (Lógica periodos, redondeo, Yape)</w:t>
             </w:r>
           </w:p>
         </w:tc>
         <w:tc>
           <w:tcPr>
-            <w:tcW w:type="dxa" w:w="1872"/>
+            <w:tcW w:type="dxa" w:w="2016"/>
             <w:shd w:fill="F8F9FA"/>
             <w:tcMar>
               <w:top w:w="60" w:type="dxa"/>
@@ -4925,13 +6512,13 @@
                 <w:color w:val="1F2937"/>
                 <w:sz w:val="16"/>
               </w:rPr>
-              <w:t>8h (Planificación técnica)</w:t>
+              <w:t>10h (Dailies, Planning, Review)</w:t>
             </w:r>
           </w:p>
         </w:tc>
         <w:tc>
           <w:tcPr>
-            <w:tcW w:type="dxa" w:w="1152"/>
+            <w:tcW w:type="dxa" w:w="936"/>
             <w:shd w:fill="F8F9FA"/>
             <w:tcMar>
               <w:top w:w="60" w:type="dxa"/>
@@ -4951,13 +6538,13 @@
                 <w:color w:val="1F2937"/>
                 <w:sz w:val="16"/>
               </w:rPr>
-              <w:t>28h</w:t>
+              <w:t>21h</w:t>
             </w:r>
           </w:p>
         </w:tc>
         <w:tc>
           <w:tcPr>
-            <w:tcW w:type="dxa" w:w="1296"/>
+            <w:tcW w:type="dxa" w:w="936"/>
             <w:shd w:fill="F8F9FA"/>
             <w:tcMar>
               <w:top w:w="60" w:type="dxa"/>
@@ -4983,7 +6570,7 @@
         </w:tc>
         <w:tc>
           <w:tcPr>
-            <w:tcW w:type="dxa" w:w="1440"/>
+            <w:tcW w:type="dxa" w:w="864"/>
             <w:shd w:fill="F8F9FA"/>
             <w:tcMar>
               <w:top w:w="60" w:type="dxa"/>
@@ -5003,7 +6590,7 @@
                 <w:color w:val="1F2937"/>
                 <w:sz w:val="16"/>
               </w:rPr>
-              <w:t>S/ 1,120.00</w:t>
+              <w:t>S/ 840.00</w:t>
             </w:r>
           </w:p>
         </w:tc>
@@ -5011,7 +6598,7 @@
       <w:tr>
         <w:tc>
           <w:tcPr>
-            <w:tcW w:type="dxa" w:w="2160"/>
+            <w:tcW w:type="dxa" w:w="2016"/>
             <w:shd w:fill="FFFFFF"/>
             <w:tcMar>
               <w:top w:w="60" w:type="dxa"/>
@@ -5030,13 +6617,13 @@
                 <w:color w:val="1F2937"/>
                 <w:sz w:val="16"/>
               </w:rPr>
-              <w:t>Full-Stack Dev 2</w:t>
+              <w:t>Desarrollador 4</w:t>
             </w:r>
           </w:p>
         </w:tc>
         <w:tc>
           <w:tcPr>
-            <w:tcW w:type="dxa" w:w="1440"/>
+            <w:tcW w:type="dxa" w:w="2592"/>
             <w:shd w:fill="FFFFFF"/>
             <w:tcMar>
               <w:top w:w="60" w:type="dxa"/>
@@ -5055,13 +6642,13 @@
                 <w:color w:val="1F2937"/>
                 <w:sz w:val="16"/>
               </w:rPr>
-              <w:t>16h (CSS, modales, evidencias)</w:t>
+              <w:t>8h (Persistencia, estado, filtros, vuelto)</w:t>
             </w:r>
           </w:p>
         </w:tc>
         <w:tc>
           <w:tcPr>
-            <w:tcW w:type="dxa" w:w="1872"/>
+            <w:tcW w:type="dxa" w:w="2016"/>
             <w:shd w:fill="FFFFFF"/>
             <w:tcMar>
               <w:top w:w="60" w:type="dxa"/>
@@ -5080,13 +6667,13 @@
                 <w:color w:val="1F2937"/>
                 <w:sz w:val="16"/>
               </w:rPr>
-              <w:t>8h (Planificación técnica)</w:t>
+              <w:t>9h (Dailies, Planning, Review)</w:t>
             </w:r>
           </w:p>
         </w:tc>
         <w:tc>
           <w:tcPr>
-            <w:tcW w:type="dxa" w:w="1152"/>
+            <w:tcW w:type="dxa" w:w="936"/>
             <w:shd w:fill="FFFFFF"/>
             <w:tcMar>
               <w:top w:w="60" w:type="dxa"/>
@@ -5106,13 +6693,13 @@
                 <w:color w:val="1F2937"/>
                 <w:sz w:val="16"/>
               </w:rPr>
-              <w:t>24h</w:t>
+              <w:t>17h</w:t>
             </w:r>
           </w:p>
         </w:tc>
         <w:tc>
           <w:tcPr>
-            <w:tcW w:type="dxa" w:w="1296"/>
+            <w:tcW w:type="dxa" w:w="936"/>
             <w:shd w:fill="FFFFFF"/>
             <w:tcMar>
               <w:top w:w="60" w:type="dxa"/>
@@ -5138,7 +6725,7 @@
         </w:tc>
         <w:tc>
           <w:tcPr>
-            <w:tcW w:type="dxa" w:w="1440"/>
+            <w:tcW w:type="dxa" w:w="864"/>
             <w:shd w:fill="FFFFFF"/>
             <w:tcMar>
               <w:top w:w="60" w:type="dxa"/>
@@ -5158,7 +6745,7 @@
                 <w:color w:val="1F2937"/>
                 <w:sz w:val="16"/>
               </w:rPr>
-              <w:t>S/ 960.00</w:t>
+              <w:t>S/ 680.00</w:t>
             </w:r>
           </w:p>
         </w:tc>
@@ -5166,7 +6753,7 @@
       <w:tr>
         <w:tc>
           <w:tcPr>
-            <w:tcW w:type="dxa" w:w="2160"/>
+            <w:tcW w:type="dxa" w:w="2016"/>
             <w:shd w:fill="F8F9FA"/>
             <w:tcMar>
               <w:top w:w="60" w:type="dxa"/>
@@ -5185,13 +6772,13 @@
                 <w:color w:val="1F2937"/>
                 <w:sz w:val="16"/>
               </w:rPr>
-              <w:t>QA Engineer</w:t>
+              <w:t>Desarrollador 5</w:t>
             </w:r>
           </w:p>
         </w:tc>
         <w:tc>
           <w:tcPr>
-            <w:tcW w:type="dxa" w:w="1440"/>
+            <w:tcW w:type="dxa" w:w="2592"/>
             <w:shd w:fill="F8F9FA"/>
             <w:tcMar>
               <w:top w:w="60" w:type="dxa"/>
@@ -5210,13 +6797,13 @@
                 <w:color w:val="1F2937"/>
                 <w:sz w:val="16"/>
               </w:rPr>
-              <w:t>10h (Pruebas E2E, Gherkin)</w:t>
+              <w:t>11h (Testing E2E, QA, restricciones UX)</w:t>
             </w:r>
           </w:p>
         </w:tc>
         <w:tc>
           <w:tcPr>
-            <w:tcW w:type="dxa" w:w="1872"/>
+            <w:tcW w:type="dxa" w:w="2016"/>
             <w:shd w:fill="F8F9FA"/>
             <w:tcMar>
               <w:top w:w="60" w:type="dxa"/>
@@ -5235,13 +6822,13 @@
                 <w:color w:val="1F2937"/>
                 <w:sz w:val="16"/>
               </w:rPr>
-              <w:t>6h (Casos y reportes)</w:t>
+              <w:t>9h (Dailies, Planning, Review)</w:t>
             </w:r>
           </w:p>
         </w:tc>
         <w:tc>
           <w:tcPr>
-            <w:tcW w:type="dxa" w:w="1152"/>
+            <w:tcW w:type="dxa" w:w="936"/>
             <w:shd w:fill="F8F9FA"/>
             <w:tcMar>
               <w:top w:w="60" w:type="dxa"/>
@@ -5261,13 +6848,13 @@
                 <w:color w:val="1F2937"/>
                 <w:sz w:val="16"/>
               </w:rPr>
-              <w:t>16h</w:t>
+              <w:t>20h</w:t>
             </w:r>
           </w:p>
         </w:tc>
         <w:tc>
           <w:tcPr>
-            <w:tcW w:type="dxa" w:w="1296"/>
+            <w:tcW w:type="dxa" w:w="936"/>
             <w:shd w:fill="F8F9FA"/>
             <w:tcMar>
               <w:top w:w="60" w:type="dxa"/>
@@ -5293,7 +6880,7 @@
         </w:tc>
         <w:tc>
           <w:tcPr>
-            <w:tcW w:type="dxa" w:w="1440"/>
+            <w:tcW w:type="dxa" w:w="864"/>
             <w:shd w:fill="F8F9FA"/>
             <w:tcMar>
               <w:top w:w="60" w:type="dxa"/>
@@ -5313,7 +6900,7 @@
                 <w:color w:val="1F2937"/>
                 <w:sz w:val="16"/>
               </w:rPr>
-              <w:t>S/ 640.00</w:t>
+              <w:t>S/ 800.00</w:t>
             </w:r>
           </w:p>
         </w:tc>
@@ -5321,7 +6908,7 @@
       <w:tr>
         <w:tc>
           <w:tcPr>
-            <w:tcW w:type="dxa" w:w="2160"/>
+            <w:tcW w:type="dxa" w:w="2016"/>
             <w:shd w:fill="FFFFFF"/>
             <w:tcMar>
               <w:top w:w="60" w:type="dxa"/>
@@ -5346,7 +6933,7 @@
         </w:tc>
         <w:tc>
           <w:tcPr>
-            <w:tcW w:type="dxa" w:w="1440"/>
+            <w:tcW w:type="dxa" w:w="2592"/>
             <w:shd w:fill="FFFFFF"/>
             <w:tcMar>
               <w:top w:w="60" w:type="dxa"/>
@@ -5371,7 +6958,7 @@
         </w:tc>
         <w:tc>
           <w:tcPr>
-            <w:tcW w:type="dxa" w:w="1872"/>
+            <w:tcW w:type="dxa" w:w="2016"/>
             <w:shd w:fill="FFFFFF"/>
             <w:tcMar>
               <w:top w:w="60" w:type="dxa"/>
@@ -5396,7 +6983,7 @@
         </w:tc>
         <w:tc>
           <w:tcPr>
-            <w:tcW w:type="dxa" w:w="1152"/>
+            <w:tcW w:type="dxa" w:w="936"/>
             <w:shd w:fill="FFFFFF"/>
             <w:tcMar>
               <w:top w:w="60" w:type="dxa"/>
@@ -5422,7 +7009,7 @@
         </w:tc>
         <w:tc>
           <w:tcPr>
-            <w:tcW w:type="dxa" w:w="1296"/>
+            <w:tcW w:type="dxa" w:w="936"/>
             <w:shd w:fill="FFFFFF"/>
             <w:tcMar>
               <w:top w:w="60" w:type="dxa"/>
@@ -5448,7 +7035,7 @@
         </w:tc>
         <w:tc>
           <w:tcPr>
-            <w:tcW w:type="dxa" w:w="1440"/>
+            <w:tcW w:type="dxa" w:w="864"/>
             <w:shd w:fill="FFFFFF"/>
             <w:tcMar>
               <w:top w:w="60" w:type="dxa"/>
@@ -5522,7 +7109,7 @@
                 <w:color w:val="334155"/>
                 <w:sz w:val="19"/>
               </w:rPr>
-              <w:t>El costo del proyecto se basa en un equipo de 5 desarrolladores/especialistas con un costo promedio de S/ 40 por hora, trabajando 4 horas al día durante 2 semanas (10 días laborables). El total incluye 54 horas de desarrollo y análisis, 28 horas de testing y control de calidad, y 20 horas de ceremonias ágiles y gestión. El costo directo base es de S/ 4,080.00. Aplicando un 10% de contingencia técnica y operativa (S/ 408.00), el costo total consolidado del MVP es de S/ 4,488.00.</w:t>
+              <w:t>El costo del proyecto se basa en un equipo de 5 desarrolladores con un costo promedio de S/ 40 por hora, trabajando 4 horas al día durante 2 semanas (10 días laborables). El total incluye 54 horas de desarrollo y análisis distribuidas en 26 subtareas técnicas claras y desglosadas, 28 horas de testing y control de calidad sobre las reglas de negocio (redondeo de céntimos, Yape, evidencias fotográficas y navegación temporal), y 20 horas de ceremonias ágiles y gestión de entregables. Con una tarifa de S/ 40.00 por hora, el costo directo base es de S/ 4,080.00. Aplicando un 10% de contingencia técnica y operativa (S/ 408.00), el costo total consolidado para el MVP es de S/ 4,488.00.</w:t>
             </w:r>
           </w:p>
         </w:tc>

--- a/docs/entregable_completo_mvp.docx
+++ b/docs/entregable_completo_mvp.docx
@@ -822,7 +822,7 @@
           <w:color w:val="D97706"/>
           <w:sz w:val="17"/>
         </w:rPr>
-        <w:t xml:space="preserve">Criterio 2.2 (Vista Conjunta en la Misma Pantalla): </w:t>
+        <w:t xml:space="preserve">Criterio 2.2 (Vista Unificada en la Misma Pantalla): </w:t>
       </w:r>
       <w:r>
         <w:rPr>
@@ -830,11 +830,11 @@
           <w:color w:val="1F2937"/>
           <w:sz w:val="17"/>
         </w:rPr>
-        <w:t>Dado que existen gastos registrados,</w:t>
+        <w:t>Dado que existen compromisos financieros registrados en el mes,</w:t>
         <w:br/>
         <w:t>Cuando el Gerente revisa su panel,</w:t>
         <w:br/>
-        <w:t>Entonces visualiza simultáneamente en la misma pantalla la tabla de 'Pagos Pendientes del Periodo' y la tabla de 'Pagos Realizados del Periodo', sin pestañas intermedias.</w:t>
+        <w:t>Entonces visualiza todas las obligaciones y pagos del periodo consolidados en una sola tabla unificada ('Obligaciones y Pagos del Periodo'), con el estado (Pendiente o Realizado) indicado claramente a la derecha, sin dividirlas en tablas separadas ni pestañas intermedias.</w:t>
       </w:r>
     </w:p>
     <w:p>
@@ -992,7 +992,7 @@
           <w:color w:val="1F2937"/>
           <w:sz w:val="17"/>
         </w:rPr>
-        <w:t>Construir tablas sincronizadas en el DOM para renderizar pagos pendientes y realizados juntos.</w:t>
+        <w:t>Construir tabla consolidada en el DOM para renderizar todas las obligaciones y pagos del periodo.</w:t>
       </w:r>
     </w:p>
     <w:p>
@@ -3237,7 +3237,7 @@
                 <w:color w:val="1F2937"/>
                 <w:sz w:val="16"/>
               </w:rPr>
-              <w:t>Construir tablas sincronizadas en el DOM para renderizar pagos pendientes y realizados juntos</w:t>
+              <w:t>Construir tabla consolidada en el DOM para renderizar todas las obligaciones y pagos del periodo</w:t>
             </w:r>
           </w:p>
         </w:tc>
@@ -7615,7 +7615,7 @@
           <w:color w:val="1E3A5F"/>
           <w:sz w:val="23"/>
         </w:rPr>
-        <w:t>Dashboard del Gerente con 4 KPIs y Pantalla Unificada (HU-01, HU-02, Criterios 1.3, 2.1, 2.2)</w:t>
+        <w:t>Dashboard del Gerente con 4 KPIs y Tabla Única Consolidada (HU-01, HU-02, Criterios 1.3, 2.1, 2.2)</w:t>
       </w:r>
     </w:p>
     <w:p>
@@ -7660,7 +7660,7 @@
         <w:br/>
         <w:t>4) Próximo Vencimiento: 18/10/2026 (Recibo de Energía Eléctrica).</w:t>
         <w:br/>
-        <w:t>Debajo, en la misma pantalla, se despliegan juntas las tablas de pendientes y realizados.</w:t>
+        <w:t>Debajo, en la misma ventana, se consolidan todas las obligaciones y pagos en una sola tabla unificada, mostrando a la derecha el estado ('Pendiente' o 'Realizado') con sus respectivos comprobantes y titularidad.</w:t>
       </w:r>
     </w:p>
     <w:p>
@@ -7671,7 +7671,7 @@
       <w:r>
         <w:drawing>
           <wp:inline xmlns:a="http://schemas.openxmlformats.org/drawingml/2006/main" xmlns:pic="http://schemas.openxmlformats.org/drawingml/2006/picture">
-            <wp:extent cx="5212080" cy="6177129"/>
+            <wp:extent cx="5212080" cy="5541907"/>
             <wp:docPr id="3" name="Picture 3"/>
             <wp:cNvGraphicFramePr>
               <a:graphicFrameLocks noChangeAspect="1"/>
@@ -7692,7 +7692,7 @@
                   <pic:spPr>
                     <a:xfrm>
                       <a:off x="0" y="0"/>
-                      <a:ext cx="5212080" cy="6177129"/>
+                      <a:ext cx="5212080" cy="5541907"/>
                     </a:xfrm>
                     <a:prstGeom prst="rect"/>
                   </pic:spPr>
@@ -7737,7 +7737,7 @@
           <w:color w:val="0F5132"/>
           <w:sz w:val="17"/>
         </w:rPr>
-        <w:t>Cumple Criterios 2.1 y 2.2: 4 KPIs consolidados y visualización conjunta de listas en la misma pantalla.</w:t>
+        <w:t>Cumple Criterios 2.1 y 2.2: 4 KPIs consolidados y visualización unificada en una sola tabla sin divisiones innecesarias.</w:t>
       </w:r>
     </w:p>
     <w:p>
@@ -7806,7 +7806,7 @@
       <w:r>
         <w:drawing>
           <wp:inline xmlns:a="http://schemas.openxmlformats.org/drawingml/2006/main" xmlns:pic="http://schemas.openxmlformats.org/drawingml/2006/picture">
-            <wp:extent cx="5212080" cy="5020699"/>
+            <wp:extent cx="5212080" cy="4299966"/>
             <wp:docPr id="4" name="Picture 4"/>
             <wp:cNvGraphicFramePr>
               <a:graphicFrameLocks noChangeAspect="1"/>
@@ -7827,7 +7827,7 @@
                   <pic:spPr>
                     <a:xfrm>
                       <a:off x="0" y="0"/>
-                      <a:ext cx="5212080" cy="5020699"/>
+                      <a:ext cx="5212080" cy="4299966"/>
                     </a:xfrm>
                     <a:prstGeom prst="rect"/>
                   </pic:spPr>
@@ -7941,7 +7941,7 @@
       <w:r>
         <w:drawing>
           <wp:inline xmlns:a="http://schemas.openxmlformats.org/drawingml/2006/main" xmlns:pic="http://schemas.openxmlformats.org/drawingml/2006/picture">
-            <wp:extent cx="5212080" cy="5297590"/>
+            <wp:extent cx="5212080" cy="4299966"/>
             <wp:docPr id="5" name="Picture 5"/>
             <wp:cNvGraphicFramePr>
               <a:graphicFrameLocks noChangeAspect="1"/>
@@ -7962,7 +7962,7 @@
                   <pic:spPr>
                     <a:xfrm>
                       <a:off x="0" y="0"/>
-                      <a:ext cx="5212080" cy="5297590"/>
+                      <a:ext cx="5212080" cy="4299966"/>
                     </a:xfrm>
                     <a:prstGeom prst="rect"/>
                   </pic:spPr>

--- a/docs/entregable_completo_mvp.docx
+++ b/docs/entregable_completo_mvp.docx
@@ -7671,7 +7671,7 @@
       <w:r>
         <w:drawing>
           <wp:inline xmlns:a="http://schemas.openxmlformats.org/drawingml/2006/main" xmlns:pic="http://schemas.openxmlformats.org/drawingml/2006/picture">
-            <wp:extent cx="5212080" cy="5541907"/>
+            <wp:extent cx="5212080" cy="7142178"/>
             <wp:docPr id="3" name="Picture 3"/>
             <wp:cNvGraphicFramePr>
               <a:graphicFrameLocks noChangeAspect="1"/>
@@ -7692,7 +7692,7 @@
                   <pic:spPr>
                     <a:xfrm>
                       <a:off x="0" y="0"/>
-                      <a:ext cx="5212080" cy="5541907"/>
+                      <a:ext cx="5212080" cy="7142178"/>
                     </a:xfrm>
                     <a:prstGeom prst="rect"/>
                   </pic:spPr>
@@ -7806,7 +7806,7 @@
       <w:r>
         <w:drawing>
           <wp:inline xmlns:a="http://schemas.openxmlformats.org/drawingml/2006/main" xmlns:pic="http://schemas.openxmlformats.org/drawingml/2006/picture">
-            <wp:extent cx="5212080" cy="4299966"/>
+            <wp:extent cx="5212080" cy="5541907"/>
             <wp:docPr id="4" name="Picture 4"/>
             <wp:cNvGraphicFramePr>
               <a:graphicFrameLocks noChangeAspect="1"/>
@@ -7827,7 +7827,7 @@
                   <pic:spPr>
                     <a:xfrm>
                       <a:off x="0" y="0"/>
-                      <a:ext cx="5212080" cy="4299966"/>
+                      <a:ext cx="5212080" cy="5541907"/>
                     </a:xfrm>
                     <a:prstGeom prst="rect"/>
                   </pic:spPr>
@@ -7941,7 +7941,7 @@
       <w:r>
         <w:drawing>
           <wp:inline xmlns:a="http://schemas.openxmlformats.org/drawingml/2006/main" xmlns:pic="http://schemas.openxmlformats.org/drawingml/2006/picture">
-            <wp:extent cx="5212080" cy="4299966"/>
+            <wp:extent cx="5212080" cy="5607058"/>
             <wp:docPr id="5" name="Picture 5"/>
             <wp:cNvGraphicFramePr>
               <a:graphicFrameLocks noChangeAspect="1"/>
@@ -7962,7 +7962,7 @@
                   <pic:spPr>
                     <a:xfrm>
                       <a:off x="0" y="0"/>
-                      <a:ext cx="5212080" cy="4299966"/>
+                      <a:ext cx="5212080" cy="5607058"/>
                     </a:xfrm>
                     <a:prstGeom prst="rect"/>
                   </pic:spPr>
@@ -8751,7 +8751,7 @@
       <w:r>
         <w:drawing>
           <wp:inline xmlns:a="http://schemas.openxmlformats.org/drawingml/2006/main" xmlns:pic="http://schemas.openxmlformats.org/drawingml/2006/picture">
-            <wp:extent cx="5212080" cy="4914829"/>
+            <wp:extent cx="5212080" cy="8461486"/>
             <wp:docPr id="11" name="Picture 11"/>
             <wp:cNvGraphicFramePr>
               <a:graphicFrameLocks noChangeAspect="1"/>
@@ -8772,7 +8772,7 @@
                   <pic:spPr>
                     <a:xfrm>
                       <a:off x="0" y="0"/>
-                      <a:ext cx="5212080" cy="4914829"/>
+                      <a:ext cx="5212080" cy="8461486"/>
                     </a:xfrm>
                     <a:prstGeom prst="rect"/>
                   </pic:spPr>
@@ -9299,7 +9299,7 @@
       <w:r>
         <w:drawing>
           <wp:inline xmlns:a="http://schemas.openxmlformats.org/drawingml/2006/main" xmlns:pic="http://schemas.openxmlformats.org/drawingml/2006/picture">
-            <wp:extent cx="5212080" cy="6071259"/>
+            <wp:extent cx="5212080" cy="8461486"/>
             <wp:docPr id="15" name="Picture 15"/>
             <wp:cNvGraphicFramePr>
               <a:graphicFrameLocks noChangeAspect="1"/>
@@ -9320,7 +9320,7 @@
                   <pic:spPr>
                     <a:xfrm>
                       <a:off x="0" y="0"/>
-                      <a:ext cx="5212080" cy="6071259"/>
+                      <a:ext cx="5212080" cy="8461486"/>
                     </a:xfrm>
                     <a:prstGeom prst="rect"/>
                   </pic:spPr>

--- a/docs/entregable_completo_mvp.docx
+++ b/docs/entregable_completo_mvp.docx
@@ -7671,7 +7671,7 @@
       <w:r>
         <w:drawing>
           <wp:inline xmlns:a="http://schemas.openxmlformats.org/drawingml/2006/main" xmlns:pic="http://schemas.openxmlformats.org/drawingml/2006/picture">
-            <wp:extent cx="5212080" cy="7142178"/>
+            <wp:extent cx="5212080" cy="3909060"/>
             <wp:docPr id="3" name="Picture 3"/>
             <wp:cNvGraphicFramePr>
               <a:graphicFrameLocks noChangeAspect="1"/>
@@ -7692,7 +7692,7 @@
                   <pic:spPr>
                     <a:xfrm>
                       <a:off x="0" y="0"/>
-                      <a:ext cx="5212080" cy="7142178"/>
+                      <a:ext cx="5212080" cy="3909060"/>
                     </a:xfrm>
                     <a:prstGeom prst="rect"/>
                   </pic:spPr>
@@ -7806,7 +7806,7 @@
       <w:r>
         <w:drawing>
           <wp:inline xmlns:a="http://schemas.openxmlformats.org/drawingml/2006/main" xmlns:pic="http://schemas.openxmlformats.org/drawingml/2006/picture">
-            <wp:extent cx="5212080" cy="5541907"/>
+            <wp:extent cx="5212080" cy="3909060"/>
             <wp:docPr id="4" name="Picture 4"/>
             <wp:cNvGraphicFramePr>
               <a:graphicFrameLocks noChangeAspect="1"/>
@@ -7815,11 +7815,11 @@
               <a:graphicData uri="http://schemas.openxmlformats.org/drawingml/2006/picture">
                 <pic:pic>
                   <pic:nvPicPr>
-                    <pic:cNvPr id="0" name="04_gerente_mes_anterior_septiembre.png"/>
+                    <pic:cNvPr id="0" name="03_gerente_dashboard_octubre.png"/>
                     <pic:cNvPicPr/>
                   </pic:nvPicPr>
                   <pic:blipFill>
-                    <a:blip r:embed="rId12"/>
+                    <a:blip r:embed="rId11"/>
                     <a:stretch>
                       <a:fillRect/>
                     </a:stretch>
@@ -7827,7 +7827,7 @@
                   <pic:spPr>
                     <a:xfrm>
                       <a:off x="0" y="0"/>
-                      <a:ext cx="5212080" cy="5541907"/>
+                      <a:ext cx="5212080" cy="3909060"/>
                     </a:xfrm>
                     <a:prstGeom prst="rect"/>
                   </pic:spPr>
@@ -7941,7 +7941,7 @@
       <w:r>
         <w:drawing>
           <wp:inline xmlns:a="http://schemas.openxmlformats.org/drawingml/2006/main" xmlns:pic="http://schemas.openxmlformats.org/drawingml/2006/picture">
-            <wp:extent cx="5212080" cy="5607058"/>
+            <wp:extent cx="5212080" cy="3909060"/>
             <wp:docPr id="5" name="Picture 5"/>
             <wp:cNvGraphicFramePr>
               <a:graphicFrameLocks noChangeAspect="1"/>
@@ -7950,11 +7950,11 @@
               <a:graphicData uri="http://schemas.openxmlformats.org/drawingml/2006/picture">
                 <pic:pic>
                   <pic:nvPicPr>
-                    <pic:cNvPr id="0" name="05_gerente_proximo_mes_noviembre.png"/>
+                    <pic:cNvPr id="0" name="03_gerente_dashboard_octubre.png"/>
                     <pic:cNvPicPr/>
                   </pic:nvPicPr>
                   <pic:blipFill>
-                    <a:blip r:embed="rId13"/>
+                    <a:blip r:embed="rId11"/>
                     <a:stretch>
                       <a:fillRect/>
                     </a:stretch>
@@ -7962,7 +7962,7 @@
                   <pic:spPr>
                     <a:xfrm>
                       <a:off x="0" y="0"/>
-                      <a:ext cx="5212080" cy="5607058"/>
+                      <a:ext cx="5212080" cy="3909060"/>
                     </a:xfrm>
                     <a:prstGeom prst="rect"/>
                   </pic:spPr>
@@ -8089,7 +8089,7 @@
                     <pic:cNvPicPr/>
                   </pic:nvPicPr>
                   <pic:blipFill>
-                    <a:blip r:embed="rId14"/>
+                    <a:blip r:embed="rId12"/>
                     <a:stretch>
                       <a:fillRect/>
                     </a:stretch>
@@ -8220,11 +8220,11 @@
               <a:graphicData uri="http://schemas.openxmlformats.org/drawingml/2006/picture">
                 <pic:pic>
                   <pic:nvPicPr>
-                    <pic:cNvPr id="0" name="07_cuentas_confidenciales_gerente.png"/>
+                    <pic:cNvPr id="0" name="03_gerente_dashboard_octubre.png"/>
                     <pic:cNvPicPr/>
                   </pic:nvPicPr>
                   <pic:blipFill>
-                    <a:blip r:embed="rId15"/>
+                    <a:blip r:embed="rId11"/>
                     <a:stretch>
                       <a:fillRect/>
                     </a:stretch>
@@ -8359,7 +8359,7 @@
                     <pic:cNvPicPr/>
                   </pic:nvPicPr>
                   <pic:blipFill>
-                    <a:blip r:embed="rId16"/>
+                    <a:blip r:embed="rId13"/>
                     <a:stretch>
                       <a:fillRect/>
                     </a:stretch>
@@ -8494,7 +8494,7 @@
                     <pic:cNvPicPr/>
                   </pic:nvPicPr>
                   <pic:blipFill>
-                    <a:blip r:embed="rId17"/>
+                    <a:blip r:embed="rId14"/>
                     <a:stretch>
                       <a:fillRect/>
                     </a:stretch>
@@ -8629,7 +8629,7 @@
                     <pic:cNvPicPr/>
                   </pic:nvPicPr>
                   <pic:blipFill>
-                    <a:blip r:embed="rId18"/>
+                    <a:blip r:embed="rId15"/>
                     <a:stretch>
                       <a:fillRect/>
                     </a:stretch>
@@ -8764,7 +8764,7 @@
                     <pic:cNvPicPr/>
                   </pic:nvPicPr>
                   <pic:blipFill>
-                    <a:blip r:embed="rId19"/>
+                    <a:blip r:embed="rId16"/>
                     <a:stretch>
                       <a:fillRect/>
                     </a:stretch>
@@ -8899,7 +8899,7 @@
                     <pic:cNvPicPr/>
                   </pic:nvPicPr>
                   <pic:blipFill>
-                    <a:blip r:embed="rId20"/>
+                    <a:blip r:embed="rId17"/>
                     <a:stretch>
                       <a:fillRect/>
                     </a:stretch>
@@ -9034,7 +9034,7 @@
                     <pic:cNvPicPr/>
                   </pic:nvPicPr>
                   <pic:blipFill>
-                    <a:blip r:embed="rId21"/>
+                    <a:blip r:embed="rId18"/>
                     <a:stretch>
                       <a:fillRect/>
                     </a:stretch>
@@ -9177,7 +9177,7 @@
                     <pic:cNvPicPr/>
                   </pic:nvPicPr>
                   <pic:blipFill>
-                    <a:blip r:embed="rId22"/>
+                    <a:blip r:embed="rId19"/>
                     <a:stretch>
                       <a:fillRect/>
                     </a:stretch>
@@ -9312,7 +9312,7 @@
                     <pic:cNvPicPr/>
                   </pic:nvPicPr>
                   <pic:blipFill>
-                    <a:blip r:embed="rId23"/>
+                    <a:blip r:embed="rId20"/>
                     <a:stretch>
                       <a:fillRect/>
                     </a:stretch>
@@ -9447,7 +9447,7 @@
                     <pic:cNvPicPr/>
                   </pic:nvPicPr>
                   <pic:blipFill>
-                    <a:blip r:embed="rId24"/>
+                    <a:blip r:embed="rId21"/>
                     <a:stretch>
                       <a:fillRect/>
                     </a:stretch>

--- a/docs/entregable_completo_mvp.docx
+++ b/docs/entregable_completo_mvp.docx
@@ -7671,7 +7671,7 @@
       <w:r>
         <w:drawing>
           <wp:inline xmlns:a="http://schemas.openxmlformats.org/drawingml/2006/main" xmlns:pic="http://schemas.openxmlformats.org/drawingml/2006/picture">
-            <wp:extent cx="5212080" cy="3909060"/>
+            <wp:extent cx="5212080" cy="7142178"/>
             <wp:docPr id="3" name="Picture 3"/>
             <wp:cNvGraphicFramePr>
               <a:graphicFrameLocks noChangeAspect="1"/>
@@ -7692,7 +7692,7 @@
                   <pic:spPr>
                     <a:xfrm>
                       <a:off x="0" y="0"/>
-                      <a:ext cx="5212080" cy="3909060"/>
+                      <a:ext cx="5212080" cy="7142178"/>
                     </a:xfrm>
                     <a:prstGeom prst="rect"/>
                   </pic:spPr>
@@ -7806,7 +7806,7 @@
       <w:r>
         <w:drawing>
           <wp:inline xmlns:a="http://schemas.openxmlformats.org/drawingml/2006/main" xmlns:pic="http://schemas.openxmlformats.org/drawingml/2006/picture">
-            <wp:extent cx="5212080" cy="3909060"/>
+            <wp:extent cx="5212080" cy="5541907"/>
             <wp:docPr id="4" name="Picture 4"/>
             <wp:cNvGraphicFramePr>
               <a:graphicFrameLocks noChangeAspect="1"/>
@@ -7815,11 +7815,11 @@
               <a:graphicData uri="http://schemas.openxmlformats.org/drawingml/2006/picture">
                 <pic:pic>
                   <pic:nvPicPr>
-                    <pic:cNvPr id="0" name="03_gerente_dashboard_octubre.png"/>
+                    <pic:cNvPr id="0" name="04_gerente_mes_anterior_septiembre.png"/>
                     <pic:cNvPicPr/>
                   </pic:nvPicPr>
                   <pic:blipFill>
-                    <a:blip r:embed="rId11"/>
+                    <a:blip r:embed="rId12"/>
                     <a:stretch>
                       <a:fillRect/>
                     </a:stretch>
@@ -7827,7 +7827,7 @@
                   <pic:spPr>
                     <a:xfrm>
                       <a:off x="0" y="0"/>
-                      <a:ext cx="5212080" cy="3909060"/>
+                      <a:ext cx="5212080" cy="5541907"/>
                     </a:xfrm>
                     <a:prstGeom prst="rect"/>
                   </pic:spPr>
@@ -7941,7 +7941,7 @@
       <w:r>
         <w:drawing>
           <wp:inline xmlns:a="http://schemas.openxmlformats.org/drawingml/2006/main" xmlns:pic="http://schemas.openxmlformats.org/drawingml/2006/picture">
-            <wp:extent cx="5212080" cy="3909060"/>
+            <wp:extent cx="5212080" cy="5607058"/>
             <wp:docPr id="5" name="Picture 5"/>
             <wp:cNvGraphicFramePr>
               <a:graphicFrameLocks noChangeAspect="1"/>
@@ -7950,11 +7950,11 @@
               <a:graphicData uri="http://schemas.openxmlformats.org/drawingml/2006/picture">
                 <pic:pic>
                   <pic:nvPicPr>
-                    <pic:cNvPr id="0" name="03_gerente_dashboard_octubre.png"/>
+                    <pic:cNvPr id="0" name="05_gerente_proximo_mes_noviembre.png"/>
                     <pic:cNvPicPr/>
                   </pic:nvPicPr>
                   <pic:blipFill>
-                    <a:blip r:embed="rId11"/>
+                    <a:blip r:embed="rId13"/>
                     <a:stretch>
                       <a:fillRect/>
                     </a:stretch>
@@ -7962,7 +7962,7 @@
                   <pic:spPr>
                     <a:xfrm>
                       <a:off x="0" y="0"/>
-                      <a:ext cx="5212080" cy="3909060"/>
+                      <a:ext cx="5212080" cy="5607058"/>
                     </a:xfrm>
                     <a:prstGeom prst="rect"/>
                   </pic:spPr>
@@ -8089,7 +8089,7 @@
                     <pic:cNvPicPr/>
                   </pic:nvPicPr>
                   <pic:blipFill>
-                    <a:blip r:embed="rId12"/>
+                    <a:blip r:embed="rId14"/>
                     <a:stretch>
                       <a:fillRect/>
                     </a:stretch>
@@ -8220,11 +8220,11 @@
               <a:graphicData uri="http://schemas.openxmlformats.org/drawingml/2006/picture">
                 <pic:pic>
                   <pic:nvPicPr>
-                    <pic:cNvPr id="0" name="03_gerente_dashboard_octubre.png"/>
+                    <pic:cNvPr id="0" name="07_cuentas_confidenciales_gerente.png"/>
                     <pic:cNvPicPr/>
                   </pic:nvPicPr>
                   <pic:blipFill>
-                    <a:blip r:embed="rId11"/>
+                    <a:blip r:embed="rId15"/>
                     <a:stretch>
                       <a:fillRect/>
                     </a:stretch>
@@ -8359,7 +8359,7 @@
                     <pic:cNvPicPr/>
                   </pic:nvPicPr>
                   <pic:blipFill>
-                    <a:blip r:embed="rId13"/>
+                    <a:blip r:embed="rId16"/>
                     <a:stretch>
                       <a:fillRect/>
                     </a:stretch>
@@ -8494,7 +8494,7 @@
                     <pic:cNvPicPr/>
                   </pic:nvPicPr>
                   <pic:blipFill>
-                    <a:blip r:embed="rId14"/>
+                    <a:blip r:embed="rId17"/>
                     <a:stretch>
                       <a:fillRect/>
                     </a:stretch>
@@ -8629,7 +8629,7 @@
                     <pic:cNvPicPr/>
                   </pic:nvPicPr>
                   <pic:blipFill>
-                    <a:blip r:embed="rId15"/>
+                    <a:blip r:embed="rId18"/>
                     <a:stretch>
                       <a:fillRect/>
                     </a:stretch>
@@ -8764,7 +8764,7 @@
                     <pic:cNvPicPr/>
                   </pic:nvPicPr>
                   <pic:blipFill>
-                    <a:blip r:embed="rId16"/>
+                    <a:blip r:embed="rId19"/>
                     <a:stretch>
                       <a:fillRect/>
                     </a:stretch>
@@ -8899,7 +8899,7 @@
                     <pic:cNvPicPr/>
                   </pic:nvPicPr>
                   <pic:blipFill>
-                    <a:blip r:embed="rId17"/>
+                    <a:blip r:embed="rId20"/>
                     <a:stretch>
                       <a:fillRect/>
                     </a:stretch>
@@ -9034,7 +9034,7 @@
                     <pic:cNvPicPr/>
                   </pic:nvPicPr>
                   <pic:blipFill>
-                    <a:blip r:embed="rId18"/>
+                    <a:blip r:embed="rId21"/>
                     <a:stretch>
                       <a:fillRect/>
                     </a:stretch>
@@ -9177,7 +9177,7 @@
                     <pic:cNvPicPr/>
                   </pic:nvPicPr>
                   <pic:blipFill>
-                    <a:blip r:embed="rId19"/>
+                    <a:blip r:embed="rId22"/>
                     <a:stretch>
                       <a:fillRect/>
                     </a:stretch>
@@ -9312,7 +9312,7 @@
                     <pic:cNvPicPr/>
                   </pic:nvPicPr>
                   <pic:blipFill>
-                    <a:blip r:embed="rId20"/>
+                    <a:blip r:embed="rId23"/>
                     <a:stretch>
                       <a:fillRect/>
                     </a:stretch>
@@ -9447,7 +9447,7 @@
                     <pic:cNvPicPr/>
                   </pic:nvPicPr>
                   <pic:blipFill>
-                    <a:blip r:embed="rId21"/>
+                    <a:blip r:embed="rId24"/>
                     <a:stretch>
                       <a:fillRect/>
                     </a:stretch>

--- a/docs/entregable_completo_mvp.docx
+++ b/docs/entregable_completo_mvp.docx
@@ -7671,7 +7671,7 @@
       <w:r>
         <w:drawing>
           <wp:inline xmlns:a="http://schemas.openxmlformats.org/drawingml/2006/main" xmlns:pic="http://schemas.openxmlformats.org/drawingml/2006/picture">
-            <wp:extent cx="5212080" cy="7142178"/>
+            <wp:extent cx="5212080" cy="7989141"/>
             <wp:docPr id="3" name="Picture 3"/>
             <wp:cNvGraphicFramePr>
               <a:graphicFrameLocks noChangeAspect="1"/>
@@ -7692,7 +7692,7 @@
                   <pic:spPr>
                     <a:xfrm>
                       <a:off x="0" y="0"/>
-                      <a:ext cx="5212080" cy="7142178"/>
+                      <a:ext cx="5212080" cy="7989141"/>
                     </a:xfrm>
                     <a:prstGeom prst="rect"/>
                   </pic:spPr>
@@ -7806,7 +7806,7 @@
       <w:r>
         <w:drawing>
           <wp:inline xmlns:a="http://schemas.openxmlformats.org/drawingml/2006/main" xmlns:pic="http://schemas.openxmlformats.org/drawingml/2006/picture">
-            <wp:extent cx="5212080" cy="5541907"/>
+            <wp:extent cx="5212080" cy="5855446"/>
             <wp:docPr id="4" name="Picture 4"/>
             <wp:cNvGraphicFramePr>
               <a:graphicFrameLocks noChangeAspect="1"/>
@@ -7827,7 +7827,7 @@
                   <pic:spPr>
                     <a:xfrm>
                       <a:off x="0" y="0"/>
-                      <a:ext cx="5212080" cy="5541907"/>
+                      <a:ext cx="5212080" cy="5855446"/>
                     </a:xfrm>
                     <a:prstGeom prst="rect"/>
                   </pic:spPr>
@@ -7941,7 +7941,7 @@
       <w:r>
         <w:drawing>
           <wp:inline xmlns:a="http://schemas.openxmlformats.org/drawingml/2006/main" xmlns:pic="http://schemas.openxmlformats.org/drawingml/2006/picture">
-            <wp:extent cx="5212080" cy="5607058"/>
+            <wp:extent cx="5212080" cy="5855446"/>
             <wp:docPr id="5" name="Picture 5"/>
             <wp:cNvGraphicFramePr>
               <a:graphicFrameLocks noChangeAspect="1"/>
@@ -7962,7 +7962,7 @@
                   <pic:spPr>
                     <a:xfrm>
                       <a:off x="0" y="0"/>
-                      <a:ext cx="5212080" cy="5607058"/>
+                      <a:ext cx="5212080" cy="5855446"/>
                     </a:xfrm>
                     <a:prstGeom prst="rect"/>
                   </pic:spPr>
@@ -8291,7 +8291,7 @@
           <w:color w:val="D97706"/>
           <w:sz w:val="23"/>
         </w:rPr>
-        <w:t xml:space="preserve">[Paso 8] </w:t>
+        <w:t xml:space="preserve">[Paso 7b] </w:t>
       </w:r>
       <w:r>
         <w:rPr>
@@ -8300,7 +8300,7 @@
           <w:color w:val="1E3A5F"/>
           <w:sz w:val="23"/>
         </w:rPr>
-        <w:t>Gobierno por Gerencia: Registro de Proveedor con Billetera Digital Yape (HU-04, Criterio 4.1)</w:t>
+        <w:t>Registro Dinámico de Cuentas y Tarjetas Bancarias del Gerente (Observación Cuentas)</w:t>
       </w:r>
     </w:p>
     <w:p>
@@ -8322,7 +8322,7 @@
           <w:color w:val="1E3A5F"/>
           <w:sz w:val="18"/>
         </w:rPr>
-        <w:t>HU-04: Gobierno de Proveedores y Tipos de Gasto por Gerencia</w:t>
+        <w:t>HU-02: Administración de Instrumentos Bancarios de Gerencia</w:t>
       </w:r>
     </w:p>
     <w:p>
@@ -8335,7 +8335,7 @@
           <w:color w:val="1F2937"/>
           <w:sz w:val="18"/>
         </w:rPr>
-        <w:t>Formulario exclusivo de Gerencia para dar de alta acreedores. Permite activar la casilla Yape, ingresando el número celular y el nombre del titular/alias para que el asistente cuente con la información oficial.</w:t>
+        <w:t>El Gerente cuenta con el botón 'Nueva Cuenta / Tarjeta' para registrar entidades financieras (BCP, BBVA, Scotiabank, Interbank), tipo de instrumento (Cuenta Corriente, Ahorros, Tarjeta Débito/Crédito), titular, número enmascarado y moneda (PEN/USD).</w:t>
       </w:r>
     </w:p>
     <w:p>
@@ -8355,7 +8355,7 @@
               <a:graphicData uri="http://schemas.openxmlformats.org/drawingml/2006/picture">
                 <pic:pic>
                   <pic:nvPicPr>
-                    <pic:cNvPr id="0" name="08_modal_nuevo_proveedor_yape.png"/>
+                    <pic:cNvPr id="0" name="07b_modal_nueva_cuenta_tarjeta.png"/>
                     <pic:cNvPicPr/>
                   </pic:nvPicPr>
                   <pic:blipFill>
@@ -8390,7 +8390,7 @@
           <w:color w:val="64748B"/>
           <w:sz w:val="16"/>
         </w:rPr>
-        <w:t>Figura: Captura de pantalla del sistema (08_modal_nuevo_proveedor_yape.png)</w:t>
+        <w:t>Figura: Captura de pantalla del sistema (07b_modal_nueva_cuenta_tarjeta.png)</w:t>
       </w:r>
     </w:p>
     <w:p>
@@ -8412,7 +8412,7 @@
           <w:color w:val="0F5132"/>
           <w:sz w:val="17"/>
         </w:rPr>
-        <w:t>Cumple Criterio 4.1: Registro centralizado de acreedores y configuración de billeteras digitales.</w:t>
+        <w:t>Cumple Requerimiento: Registro dinámico y gestión de medios de pago bancarios por Gerencia.</w:t>
       </w:r>
     </w:p>
     <w:p>
@@ -8426,7 +8426,7 @@
           <w:color w:val="D97706"/>
           <w:sz w:val="23"/>
         </w:rPr>
-        <w:t xml:space="preserve">[Paso 9] </w:t>
+        <w:t xml:space="preserve">[Paso 8] </w:t>
       </w:r>
       <w:r>
         <w:rPr>
@@ -8435,7 +8435,7 @@
           <w:color w:val="1E3A5F"/>
           <w:sz w:val="23"/>
         </w:rPr>
-        <w:t>Gobierno por Gerencia: Creación de Nuevos Tipos de Gasto (HU-04, Criterio 4.2)</w:t>
+        <w:t>Gobierno por Gerencia: Registro de Proveedor y Validación Estricta de Teléfono en Perú (HU-04, Criterio 4.1)</w:t>
       </w:r>
     </w:p>
     <w:p>
@@ -8470,7 +8470,7 @@
           <w:color w:val="1F2937"/>
           <w:sz w:val="18"/>
         </w:rPr>
-        <w:t>El Gerente puede dar de alta nuevas categorías de gasto según el rubro de la empresa. En el modal se muestra la lista actual y permite agregar nuevos tipos como 'Seguros Empresariales'.</w:t>
+        <w:t>Formulario exclusivo de Gerencia para dar de alta acreedores. Se incluye validación estricta para teléfonos peruanos: únicamente se admiten números y exactamente 9 dígitos, bloqueando caracteres alfabéticos.</w:t>
       </w:r>
     </w:p>
     <w:p>
@@ -8490,7 +8490,7 @@
               <a:graphicData uri="http://schemas.openxmlformats.org/drawingml/2006/picture">
                 <pic:pic>
                   <pic:nvPicPr>
-                    <pic:cNvPr id="0" name="09_modal_nuevo_tipo_gasto.png"/>
+                    <pic:cNvPr id="0" name="08_modal_nuevo_proveedor_yape.png"/>
                     <pic:cNvPicPr/>
                   </pic:nvPicPr>
                   <pic:blipFill>
@@ -8525,7 +8525,7 @@
           <w:color w:val="64748B"/>
           <w:sz w:val="16"/>
         </w:rPr>
-        <w:t>Figura: Captura de pantalla del sistema (09_modal_nuevo_tipo_gasto.png)</w:t>
+        <w:t>Figura: Captura de pantalla del sistema (08_modal_nuevo_proveedor_yape.png)</w:t>
       </w:r>
     </w:p>
     <w:p>
@@ -8547,7 +8547,7 @@
           <w:color w:val="0F5132"/>
           <w:sz w:val="17"/>
         </w:rPr>
-        <w:t>Cumple Criterio 4.2: Categorización dinámica y estandarizada de gastos definida por gerencia.</w:t>
+        <w:t>Cumple Criterio 4.1 y Validación Perú: Teléfono y número de Yape limitados a exactamente 9 dígitos numéricos.</w:t>
       </w:r>
     </w:p>
     <w:p>
@@ -8561,7 +8561,7 @@
           <w:color w:val="D97706"/>
           <w:sz w:val="23"/>
         </w:rPr>
-        <w:t xml:space="preserve">[Paso 10] </w:t>
+        <w:t xml:space="preserve">[Paso 9] </w:t>
       </w:r>
       <w:r>
         <w:rPr>
@@ -8570,7 +8570,7 @@
           <w:color w:val="1E3A5F"/>
           <w:sz w:val="23"/>
         </w:rPr>
-        <w:t>Catálogo Consolidado de Proveedores Registrados (HU-04, Criterio 4.3)</w:t>
+        <w:t>Gobierno por Gerencia: Creación de Nuevos Tipos de Gasto (HU-04, Criterio 4.2)</w:t>
       </w:r>
     </w:p>
     <w:p>
@@ -8605,7 +8605,7 @@
           <w:color w:val="1F2937"/>
           <w:sz w:val="18"/>
         </w:rPr>
-        <w:t>Directorio autorizado donde se detalla el RUC, razón social, rubro, contacto telefónico y si cuenta con Yape habilitado con su respectivo titular.</w:t>
+        <w:t>El Gerente puede dar de alta nuevas categorías de gasto según el rubro de la empresa. En el modal se muestra la lista actual y permite agregar nuevos tipos como 'Seguros Empresariales'.</w:t>
       </w:r>
     </w:p>
     <w:p>
@@ -8625,7 +8625,7 @@
               <a:graphicData uri="http://schemas.openxmlformats.org/drawingml/2006/picture">
                 <pic:pic>
                   <pic:nvPicPr>
-                    <pic:cNvPr id="0" name="10_catalogo_proveedores.png"/>
+                    <pic:cNvPr id="0" name="09_modal_nuevo_tipo_gasto.png"/>
                     <pic:cNvPicPr/>
                   </pic:nvPicPr>
                   <pic:blipFill>
@@ -8660,7 +8660,7 @@
           <w:color w:val="64748B"/>
           <w:sz w:val="16"/>
         </w:rPr>
-        <w:t>Figura: Captura de pantalla del sistema (10_catalogo_proveedores.png)</w:t>
+        <w:t>Figura: Captura de pantalla del sistema (09_modal_nuevo_tipo_gasto.png)</w:t>
       </w:r>
     </w:p>
     <w:p>
@@ -8682,7 +8682,7 @@
           <w:color w:val="0F5132"/>
           <w:sz w:val="17"/>
         </w:rPr>
-        <w:t>Cumple Criterio 4.3: Directorio autorizado y transparente para el equipo administrativo.</w:t>
+        <w:t>Cumple Criterio 4.2: Categorización dinámica y estandarizada de gastos definida por gerencia.</w:t>
       </w:r>
     </w:p>
     <w:p>
@@ -8696,7 +8696,7 @@
           <w:color w:val="D97706"/>
           <w:sz w:val="23"/>
         </w:rPr>
-        <w:t xml:space="preserve">[Paso 11] </w:t>
+        <w:t xml:space="preserve">[Paso 9b] </w:t>
       </w:r>
       <w:r>
         <w:rPr>
@@ -8705,7 +8705,7 @@
           <w:color w:val="1E3A5F"/>
           <w:sz w:val="23"/>
         </w:rPr>
-        <w:t>Consola Operativa del Asistente con Filtros Dinámicos (HU-01, Criterio 1.4)</w:t>
+        <w:t>Habilitación y Gestión de Métodos de Pago por Gerencia (Observación Métodos de Pago)</w:t>
       </w:r>
     </w:p>
     <w:p>
@@ -8727,7 +8727,7 @@
           <w:color w:val="1E3A5F"/>
           <w:sz w:val="18"/>
         </w:rPr>
-        <w:t>HU-01: Autenticación y Control de Acceso por Rol</w:t>
+        <w:t>HU-04 / HU-05: Medios de Pago Habilitados</w:t>
       </w:r>
     </w:p>
     <w:p>
@@ -8740,7 +8740,7 @@
           <w:color w:val="1F2937"/>
           <w:sz w:val="18"/>
         </w:rPr>
-        <w:t>El Asistente inicia sesión y accede a su consola de pagos del mes. Cuenta con filtros por Proveedor, Tipo de Gasto, Estado (Pendiente / Realizado / Todos) y Orden cronológico o por monto.</w:t>
+        <w:t>El Gerente dispone del botón 'Métodos de Pago' para incorporar nuevas modalidades de cancelación (ej. Plin, PagoEfectivo, Tarjeta de Crédito Corporativa). Los métodos agregados se reflejan inmediatamente en el formulario de liquidación del Asistente.</w:t>
       </w:r>
     </w:p>
     <w:p>
@@ -8751,7 +8751,7 @@
       <w:r>
         <w:drawing>
           <wp:inline xmlns:a="http://schemas.openxmlformats.org/drawingml/2006/main" xmlns:pic="http://schemas.openxmlformats.org/drawingml/2006/picture">
-            <wp:extent cx="5212080" cy="8461486"/>
+            <wp:extent cx="5212080" cy="3909060"/>
             <wp:docPr id="11" name="Picture 11"/>
             <wp:cNvGraphicFramePr>
               <a:graphicFrameLocks noChangeAspect="1"/>
@@ -8760,7 +8760,7 @@
               <a:graphicData uri="http://schemas.openxmlformats.org/drawingml/2006/picture">
                 <pic:pic>
                   <pic:nvPicPr>
-                    <pic:cNvPr id="0" name="11_asistente_consola_octubre.png"/>
+                    <pic:cNvPr id="0" name="09b_modal_metodos_pago.png"/>
                     <pic:cNvPicPr/>
                   </pic:nvPicPr>
                   <pic:blipFill>
@@ -8772,7 +8772,7 @@
                   <pic:spPr>
                     <a:xfrm>
                       <a:off x="0" y="0"/>
-                      <a:ext cx="5212080" cy="8461486"/>
+                      <a:ext cx="5212080" cy="3909060"/>
                     </a:xfrm>
                     <a:prstGeom prst="rect"/>
                   </pic:spPr>
@@ -8795,7 +8795,7 @@
           <w:color w:val="64748B"/>
           <w:sz w:val="16"/>
         </w:rPr>
-        <w:t>Figura: Captura de pantalla del sistema (11_asistente_consola_octubre.png)</w:t>
+        <w:t>Figura: Captura de pantalla del sistema (09b_modal_metodos_pago.png)</w:t>
       </w:r>
     </w:p>
     <w:p>
@@ -8817,7 +8817,7 @@
           <w:color w:val="0F5132"/>
           <w:sz w:val="17"/>
         </w:rPr>
-        <w:t>Cumple Criterio 1.4: Espacio de trabajo enfocado y sin distracciones para el asistente.</w:t>
+        <w:t>Cumple Requerimiento: Parametrización dinámica de métodos de pago autorizados por Gerencia.</w:t>
       </w:r>
     </w:p>
     <w:p>
@@ -8831,7 +8831,7 @@
           <w:color w:val="D97706"/>
           <w:sz w:val="23"/>
         </w:rPr>
-        <w:t xml:space="preserve">[Paso 12] </w:t>
+        <w:t xml:space="preserve">[Paso 10] </w:t>
       </w:r>
       <w:r>
         <w:rPr>
@@ -8840,7 +8840,7 @@
           <w:color w:val="1E3A5F"/>
           <w:sz w:val="23"/>
         </w:rPr>
-        <w:t>Registro de Nuevo Gasto con Identificador Oficial de Recibo (HU-03, HU-04, Criterios 3.1, 4.3)</w:t>
+        <w:t>Catálogo Consolidado de Proveedores Registrados (HU-04, Criterio 4.3)</w:t>
       </w:r>
     </w:p>
     <w:p>
@@ -8862,7 +8862,7 @@
           <w:color w:val="1E3A5F"/>
           <w:sz w:val="18"/>
         </w:rPr>
-        <w:t>HU-03 / HU-04: Gestión Operativa de Obligaciones</w:t>
+        <w:t>HU-04: Gobierno de Proveedores y Tipos de Gasto por Gerencia</w:t>
       </w:r>
     </w:p>
     <w:p>
@@ -8875,7 +8875,7 @@
           <w:color w:val="1F2937"/>
           <w:sz w:val="18"/>
         </w:rPr>
-        <w:t>Al hacer clic en 'Nuevo Gasto', el Asistente registra una obligación ingresando su número de comprobante oficial. Los selectores de Proveedor y Tipo consumen exclusivamente los datos aprobados por el Gerente.</w:t>
+        <w:t>Directorio autorizado donde se detalla el RUC, razón social, rubro, contacto telefónico (9 dígitos) y estado de Yape con botón 'Editar' para mantenimiento.</w:t>
       </w:r>
     </w:p>
     <w:p>
@@ -8895,7 +8895,7 @@
               <a:graphicData uri="http://schemas.openxmlformats.org/drawingml/2006/picture">
                 <pic:pic>
                   <pic:nvPicPr>
-                    <pic:cNvPr id="0" name="12_modal_asistente_nuevo_gasto.png"/>
+                    <pic:cNvPr id="0" name="10_catalogo_proveedores.png"/>
                     <pic:cNvPicPr/>
                   </pic:nvPicPr>
                   <pic:blipFill>
@@ -8930,7 +8930,7 @@
           <w:color w:val="64748B"/>
           <w:sz w:val="16"/>
         </w:rPr>
-        <w:t>Figura: Captura de pantalla del sistema (12_modal_asistente_nuevo_gasto.png)</w:t>
+        <w:t>Figura: Captura de pantalla del sistema (10_catalogo_proveedores.png)</w:t>
       </w:r>
     </w:p>
     <w:p>
@@ -8952,7 +8952,7 @@
           <w:color w:val="0F5132"/>
           <w:sz w:val="17"/>
         </w:rPr>
-        <w:t>Cumple Criterios 3.1 y 4.3: Código de recibo obligatorio y selección controlada de catálogos.</w:t>
+        <w:t>Cumple Criterio 4.3: Directorio autorizado y transparente para el equipo administrativo.</w:t>
       </w:r>
     </w:p>
     <w:p>
@@ -8966,7 +8966,7 @@
           <w:color w:val="D97706"/>
           <w:sz w:val="23"/>
         </w:rPr>
-        <w:t xml:space="preserve">[Paso 13] </w:t>
+        <w:t xml:space="preserve">[Paso 10b] </w:t>
       </w:r>
       <w:r>
         <w:rPr>
@@ -8975,7 +8975,7 @@
           <w:color w:val="1E3A5F"/>
           <w:sz w:val="23"/>
         </w:rPr>
-        <w:t>Liquidación con Yape: Visualización Automática de Datos de Pago (HU-05, Criterio 5.1)</w:t>
+        <w:t>Edición y Mantenimiento de Proveedores Registrados (Observación Edición Proveedores)</w:t>
       </w:r>
     </w:p>
     <w:p>
@@ -8997,7 +8997,7 @@
           <w:color w:val="1E3A5F"/>
           <w:sz w:val="18"/>
         </w:rPr>
-        <w:t>HU-05: Liquidación de Pagos con Yape, Efectivo y Evidencia Fotográfica</w:t>
+        <w:t>HU-04: Mantenimiento del Directorio de Proveedores</w:t>
       </w:r>
     </w:p>
     <w:p>
@@ -9010,7 +9010,7 @@
           <w:color w:val="1F2937"/>
           <w:sz w:val="18"/>
         </w:rPr>
-        <w:t>Al presionar 'Registrar Pago' sobre la Factura F004-9842 y seleccionar 'Yape (Billetera Digital)', el sistema despliega automáticamente una tarjeta informativa en color lila con los datos registrados por el Gerente: 'Número Celular: 987654321' y 'Titular / Alias: Juan Pérez Ramos / Logística Norte'.</w:t>
+        <w:t>Permite corregir en cualquier momento la información comercial, razón social, teléfonos o configuración de billeteras digitales de los proveedores registrados sin necesidad de eliminarlos ni duplicarlos.</w:t>
       </w:r>
     </w:p>
     <w:p>
@@ -9030,7 +9030,7 @@
               <a:graphicData uri="http://schemas.openxmlformats.org/drawingml/2006/picture">
                 <pic:pic>
                   <pic:nvPicPr>
-                    <pic:cNvPr id="0" name="13_modal_pago_yape_datos.png"/>
+                    <pic:cNvPr id="0" name="10b_modal_editar_proveedor.png"/>
                     <pic:cNvPicPr/>
                   </pic:nvPicPr>
                   <pic:blipFill>
@@ -9065,6 +9065,546 @@
           <w:color w:val="64748B"/>
           <w:sz w:val="16"/>
         </w:rPr>
+        <w:t>Figura: Captura de pantalla del sistema (10b_modal_editar_proveedor.png)</w:t>
+      </w:r>
+    </w:p>
+    <w:p>
+      <w:pPr>
+        <w:spacing w:after="200"/>
+      </w:pPr>
+      <w:r>
+        <w:rPr>
+          <w:rFonts w:ascii="Arial" w:hAnsi="Arial"/>
+          <w:b/>
+          <w:color w:val="0F5132"/>
+          <w:sz w:val="17"/>
+        </w:rPr>
+        <w:t xml:space="preserve">Resultado de Validación: </w:t>
+      </w:r>
+      <w:r>
+        <w:rPr>
+          <w:rFonts w:ascii="Arial" w:hAnsi="Arial"/>
+          <w:color w:val="0F5132"/>
+          <w:sz w:val="17"/>
+        </w:rPr>
+        <w:t>Cumple Requerimiento: Mantenimiento y actualización ágil de datos de proveedores.</w:t>
+      </w:r>
+    </w:p>
+    <w:p>
+      <w:pPr>
+        <w:spacing w:before="240" w:after="40"/>
+      </w:pPr>
+      <w:r>
+        <w:rPr>
+          <w:rFonts w:ascii="Arial" w:hAnsi="Arial"/>
+          <w:b/>
+          <w:color w:val="D97706"/>
+          <w:sz w:val="23"/>
+        </w:rPr>
+        <w:t xml:space="preserve">[Paso 11] </w:t>
+      </w:r>
+      <w:r>
+        <w:rPr>
+          <w:rFonts w:ascii="Arial" w:hAnsi="Arial"/>
+          <w:b/>
+          <w:color w:val="1E3A5F"/>
+          <w:sz w:val="23"/>
+        </w:rPr>
+        <w:t>Consola del Asistente con Alerta de Deudas Anteriores y N° Operación (HU-01, HU-02, Criterios 1.4, 2.1)</w:t>
+      </w:r>
+    </w:p>
+    <w:p>
+      <w:pPr>
+        <w:spacing w:after="60"/>
+      </w:pPr>
+      <w:r>
+        <w:rPr>
+          <w:rFonts w:ascii="Arial" w:hAnsi="Arial"/>
+          <w:b/>
+          <w:color w:val="475569"/>
+          <w:sz w:val="18"/>
+        </w:rPr>
+        <w:t xml:space="preserve">Historia Relacionada: </w:t>
+      </w:r>
+      <w:r>
+        <w:rPr>
+          <w:rFonts w:ascii="Arial" w:hAnsi="Arial"/>
+          <w:color w:val="1E3A5F"/>
+          <w:sz w:val="18"/>
+        </w:rPr>
+        <w:t>HU-01 / HU-02: Consola Operativa y Alertas Financieras</w:t>
+      </w:r>
+    </w:p>
+    <w:p>
+      <w:pPr>
+        <w:spacing w:after="120" w:line="276" w:lineRule="auto"/>
+      </w:pPr>
+      <w:r>
+        <w:rPr>
+          <w:rFonts w:ascii="Arial" w:hAnsi="Arial"/>
+          <w:color w:val="1F2937"/>
+          <w:sz w:val="18"/>
+        </w:rPr>
+        <w:t>El Asistente inicia sesión y visualiza de inmediato un banner destacado de advertencia cuando existen obligaciones vencidas de meses pasados sin pagar, con acceso directo a revisarlas. Además, la tabla incluye la columna 'N° Operación' y filtros multidimensionales.</w:t>
+      </w:r>
+    </w:p>
+    <w:p>
+      <w:pPr>
+        <w:spacing w:before="80" w:after="80"/>
+        <w:jc w:val="center"/>
+      </w:pPr>
+      <w:r>
+        <w:drawing>
+          <wp:inline xmlns:a="http://schemas.openxmlformats.org/drawingml/2006/main" xmlns:pic="http://schemas.openxmlformats.org/drawingml/2006/picture">
+            <wp:extent cx="5212080" cy="8738378"/>
+            <wp:docPr id="14" name="Picture 14"/>
+            <wp:cNvGraphicFramePr>
+              <a:graphicFrameLocks noChangeAspect="1"/>
+            </wp:cNvGraphicFramePr>
+            <a:graphic>
+              <a:graphicData uri="http://schemas.openxmlformats.org/drawingml/2006/picture">
+                <pic:pic>
+                  <pic:nvPicPr>
+                    <pic:cNvPr id="0" name="11_asistente_consola_octubre.png"/>
+                    <pic:cNvPicPr/>
+                  </pic:nvPicPr>
+                  <pic:blipFill>
+                    <a:blip r:embed="rId22"/>
+                    <a:stretch>
+                      <a:fillRect/>
+                    </a:stretch>
+                  </pic:blipFill>
+                  <pic:spPr>
+                    <a:xfrm>
+                      <a:off x="0" y="0"/>
+                      <a:ext cx="5212080" cy="8738378"/>
+                    </a:xfrm>
+                    <a:prstGeom prst="rect"/>
+                  </pic:spPr>
+                </pic:pic>
+              </a:graphicData>
+            </a:graphic>
+          </wp:inline>
+        </w:drawing>
+      </w:r>
+    </w:p>
+    <w:p>
+      <w:pPr>
+        <w:spacing w:after="120"/>
+        <w:jc w:val="center"/>
+      </w:pPr>
+      <w:r>
+        <w:rPr>
+          <w:rFonts w:ascii="Arial" w:hAnsi="Arial"/>
+          <w:i/>
+          <w:color w:val="64748B"/>
+          <w:sz w:val="16"/>
+        </w:rPr>
+        <w:t>Figura: Captura de pantalla del sistema (11_asistente_consola_octubre.png)</w:t>
+      </w:r>
+    </w:p>
+    <w:p>
+      <w:pPr>
+        <w:spacing w:after="200"/>
+      </w:pPr>
+      <w:r>
+        <w:rPr>
+          <w:rFonts w:ascii="Arial" w:hAnsi="Arial"/>
+          <w:b/>
+          <w:color w:val="0F5132"/>
+          <w:sz w:val="17"/>
+        </w:rPr>
+        <w:t xml:space="preserve">Resultado de Validación: </w:t>
+      </w:r>
+      <w:r>
+        <w:rPr>
+          <w:rFonts w:ascii="Arial" w:hAnsi="Arial"/>
+          <w:color w:val="0F5132"/>
+          <w:sz w:val="17"/>
+        </w:rPr>
+        <w:t>Cumple Criterio 1.4 y Observación Alerta: Alerta prominente de deudas de meses pasados y visibilidad de N° Operación.</w:t>
+      </w:r>
+    </w:p>
+    <w:p>
+      <w:pPr>
+        <w:spacing w:before="240" w:after="40"/>
+      </w:pPr>
+      <w:r>
+        <w:rPr>
+          <w:rFonts w:ascii="Arial" w:hAnsi="Arial"/>
+          <w:b/>
+          <w:color w:val="D97706"/>
+          <w:sz w:val="23"/>
+        </w:rPr>
+        <w:t xml:space="preserve">[Paso 11b] </w:t>
+      </w:r>
+      <w:r>
+        <w:rPr>
+          <w:rFonts w:ascii="Arial" w:hAnsi="Arial"/>
+          <w:b/>
+          <w:color w:val="1E3A5F"/>
+          <w:sz w:val="23"/>
+        </w:rPr>
+        <w:t>Salto Rápido a Cualquier Periodo (Mes y Año) (Observación Navegación Temporal)</w:t>
+      </w:r>
+    </w:p>
+    <w:p>
+      <w:pPr>
+        <w:spacing w:after="60"/>
+      </w:pPr>
+      <w:r>
+        <w:rPr>
+          <w:rFonts w:ascii="Arial" w:hAnsi="Arial"/>
+          <w:b/>
+          <w:color w:val="475569"/>
+          <w:sz w:val="18"/>
+        </w:rPr>
+        <w:t xml:space="preserve">Historia Relacionada: </w:t>
+      </w:r>
+      <w:r>
+        <w:rPr>
+          <w:rFonts w:ascii="Arial" w:hAnsi="Arial"/>
+          <w:color w:val="1E3A5F"/>
+          <w:sz w:val="18"/>
+        </w:rPr>
+        <w:t>HU-02: Navegación Temporal Ágil sin Exceso de Clics</w:t>
+      </w:r>
+    </w:p>
+    <w:p>
+      <w:pPr>
+        <w:spacing w:after="120" w:line="276" w:lineRule="auto"/>
+      </w:pPr>
+      <w:r>
+        <w:rPr>
+          <w:rFonts w:ascii="Arial" w:hAnsi="Arial"/>
+          <w:color w:val="1F2937"/>
+          <w:sz w:val="18"/>
+        </w:rPr>
+        <w:t>Mediante el selector directo de Mes y Año situado en la barra de navegación, el usuario puede saltar de inmediato a cualquier periodo histórico o futuro (ej. Septiembre 2026 o años lejanos como 2017) en un solo clic, sin requerir decenas de pulsaciones consecutivas.</w:t>
+      </w:r>
+    </w:p>
+    <w:p>
+      <w:pPr>
+        <w:spacing w:before="80" w:after="80"/>
+        <w:jc w:val="center"/>
+      </w:pPr>
+      <w:r>
+        <w:drawing>
+          <wp:inline xmlns:a="http://schemas.openxmlformats.org/drawingml/2006/main" xmlns:pic="http://schemas.openxmlformats.org/drawingml/2006/picture">
+            <wp:extent cx="5212080" cy="6498812"/>
+            <wp:docPr id="15" name="Picture 15"/>
+            <wp:cNvGraphicFramePr>
+              <a:graphicFrameLocks noChangeAspect="1"/>
+            </wp:cNvGraphicFramePr>
+            <a:graphic>
+              <a:graphicData uri="http://schemas.openxmlformats.org/drawingml/2006/picture">
+                <pic:pic>
+                  <pic:nvPicPr>
+                    <pic:cNvPr id="0" name="11b_salto_periodo_rapido.png"/>
+                    <pic:cNvPicPr/>
+                  </pic:nvPicPr>
+                  <pic:blipFill>
+                    <a:blip r:embed="rId23"/>
+                    <a:stretch>
+                      <a:fillRect/>
+                    </a:stretch>
+                  </pic:blipFill>
+                  <pic:spPr>
+                    <a:xfrm>
+                      <a:off x="0" y="0"/>
+                      <a:ext cx="5212080" cy="6498812"/>
+                    </a:xfrm>
+                    <a:prstGeom prst="rect"/>
+                  </pic:spPr>
+                </pic:pic>
+              </a:graphicData>
+            </a:graphic>
+          </wp:inline>
+        </w:drawing>
+      </w:r>
+    </w:p>
+    <w:p>
+      <w:pPr>
+        <w:spacing w:after="120"/>
+        <w:jc w:val="center"/>
+      </w:pPr>
+      <w:r>
+        <w:rPr>
+          <w:rFonts w:ascii="Arial" w:hAnsi="Arial"/>
+          <w:i/>
+          <w:color w:val="64748B"/>
+          <w:sz w:val="16"/>
+        </w:rPr>
+        <w:t>Figura: Captura de pantalla del sistema (11b_salto_periodo_rapido.png)</w:t>
+      </w:r>
+    </w:p>
+    <w:p>
+      <w:pPr>
+        <w:spacing w:after="200"/>
+      </w:pPr>
+      <w:r>
+        <w:rPr>
+          <w:rFonts w:ascii="Arial" w:hAnsi="Arial"/>
+          <w:b/>
+          <w:color w:val="0F5132"/>
+          <w:sz w:val="17"/>
+        </w:rPr>
+        <w:t xml:space="preserve">Resultado de Validación: </w:t>
+      </w:r>
+      <w:r>
+        <w:rPr>
+          <w:rFonts w:ascii="Arial" w:hAnsi="Arial"/>
+          <w:color w:val="0F5132"/>
+          <w:sz w:val="17"/>
+        </w:rPr>
+        <w:t>Cumple Requerimiento: Salto directo y ágil a cualquier año y mes especificado.</w:t>
+      </w:r>
+    </w:p>
+    <w:p>
+      <w:pPr>
+        <w:spacing w:before="240" w:after="40"/>
+      </w:pPr>
+      <w:r>
+        <w:rPr>
+          <w:rFonts w:ascii="Arial" w:hAnsi="Arial"/>
+          <w:b/>
+          <w:color w:val="D97706"/>
+          <w:sz w:val="23"/>
+        </w:rPr>
+        <w:t xml:space="preserve">[Paso 12] </w:t>
+      </w:r>
+      <w:r>
+        <w:rPr>
+          <w:rFonts w:ascii="Arial" w:hAnsi="Arial"/>
+          <w:b/>
+          <w:color w:val="1E3A5F"/>
+          <w:sz w:val="23"/>
+        </w:rPr>
+        <w:t>Registro de Nuevo Gasto con Identificador Oficial de Recibo (HU-03, HU-04, Criterios 3.1, 4.3)</w:t>
+      </w:r>
+    </w:p>
+    <w:p>
+      <w:pPr>
+        <w:spacing w:after="60"/>
+      </w:pPr>
+      <w:r>
+        <w:rPr>
+          <w:rFonts w:ascii="Arial" w:hAnsi="Arial"/>
+          <w:b/>
+          <w:color w:val="475569"/>
+          <w:sz w:val="18"/>
+        </w:rPr>
+        <w:t xml:space="preserve">Historia Relacionada: </w:t>
+      </w:r>
+      <w:r>
+        <w:rPr>
+          <w:rFonts w:ascii="Arial" w:hAnsi="Arial"/>
+          <w:color w:val="1E3A5F"/>
+          <w:sz w:val="18"/>
+        </w:rPr>
+        <w:t>HU-03 / HU-04: Gestión Operativa de Obligaciones</w:t>
+      </w:r>
+    </w:p>
+    <w:p>
+      <w:pPr>
+        <w:spacing w:after="120" w:line="276" w:lineRule="auto"/>
+      </w:pPr>
+      <w:r>
+        <w:rPr>
+          <w:rFonts w:ascii="Arial" w:hAnsi="Arial"/>
+          <w:color w:val="1F2937"/>
+          <w:sz w:val="18"/>
+        </w:rPr>
+        <w:t>Al hacer clic en 'Nuevo Gasto', el Asistente registra una obligación ingresando su número de comprobante oficial. Los selectores de Proveedor y Tipo consumen exclusivamente los datos aprobados por el Gerente.</w:t>
+      </w:r>
+    </w:p>
+    <w:p>
+      <w:pPr>
+        <w:spacing w:before="80" w:after="80"/>
+        <w:jc w:val="center"/>
+      </w:pPr>
+      <w:r>
+        <w:drawing>
+          <wp:inline xmlns:a="http://schemas.openxmlformats.org/drawingml/2006/main" xmlns:pic="http://schemas.openxmlformats.org/drawingml/2006/picture">
+            <wp:extent cx="5212080" cy="3909060"/>
+            <wp:docPr id="16" name="Picture 16"/>
+            <wp:cNvGraphicFramePr>
+              <a:graphicFrameLocks noChangeAspect="1"/>
+            </wp:cNvGraphicFramePr>
+            <a:graphic>
+              <a:graphicData uri="http://schemas.openxmlformats.org/drawingml/2006/picture">
+                <pic:pic>
+                  <pic:nvPicPr>
+                    <pic:cNvPr id="0" name="12_modal_asistente_nuevo_gasto.png"/>
+                    <pic:cNvPicPr/>
+                  </pic:nvPicPr>
+                  <pic:blipFill>
+                    <a:blip r:embed="rId24"/>
+                    <a:stretch>
+                      <a:fillRect/>
+                    </a:stretch>
+                  </pic:blipFill>
+                  <pic:spPr>
+                    <a:xfrm>
+                      <a:off x="0" y="0"/>
+                      <a:ext cx="5212080" cy="3909060"/>
+                    </a:xfrm>
+                    <a:prstGeom prst="rect"/>
+                  </pic:spPr>
+                </pic:pic>
+              </a:graphicData>
+            </a:graphic>
+          </wp:inline>
+        </w:drawing>
+      </w:r>
+    </w:p>
+    <w:p>
+      <w:pPr>
+        <w:spacing w:after="120"/>
+        <w:jc w:val="center"/>
+      </w:pPr>
+      <w:r>
+        <w:rPr>
+          <w:rFonts w:ascii="Arial" w:hAnsi="Arial"/>
+          <w:i/>
+          <w:color w:val="64748B"/>
+          <w:sz w:val="16"/>
+        </w:rPr>
+        <w:t>Figura: Captura de pantalla del sistema (12_modal_asistente_nuevo_gasto.png)</w:t>
+      </w:r>
+    </w:p>
+    <w:p>
+      <w:pPr>
+        <w:spacing w:after="200"/>
+      </w:pPr>
+      <w:r>
+        <w:rPr>
+          <w:rFonts w:ascii="Arial" w:hAnsi="Arial"/>
+          <w:b/>
+          <w:color w:val="0F5132"/>
+          <w:sz w:val="17"/>
+        </w:rPr>
+        <w:t xml:space="preserve">Resultado de Validación: </w:t>
+      </w:r>
+      <w:r>
+        <w:rPr>
+          <w:rFonts w:ascii="Arial" w:hAnsi="Arial"/>
+          <w:color w:val="0F5132"/>
+          <w:sz w:val="17"/>
+        </w:rPr>
+        <w:t>Cumple Criterios 3.1 y 4.3: Código de recibo obligatorio y selección controlada de catálogos.</w:t>
+      </w:r>
+    </w:p>
+    <w:p>
+      <w:pPr>
+        <w:spacing w:before="240" w:after="40"/>
+      </w:pPr>
+      <w:r>
+        <w:rPr>
+          <w:rFonts w:ascii="Arial" w:hAnsi="Arial"/>
+          <w:b/>
+          <w:color w:val="D97706"/>
+          <w:sz w:val="23"/>
+        </w:rPr>
+        <w:t xml:space="preserve">[Paso 13] </w:t>
+      </w:r>
+      <w:r>
+        <w:rPr>
+          <w:rFonts w:ascii="Arial" w:hAnsi="Arial"/>
+          <w:b/>
+          <w:color w:val="1E3A5F"/>
+          <w:sz w:val="23"/>
+        </w:rPr>
+        <w:t>Liquidación con Yape: Visualización Automática de Datos de Pago (HU-05, Criterio 5.1)</w:t>
+      </w:r>
+    </w:p>
+    <w:p>
+      <w:pPr>
+        <w:spacing w:after="60"/>
+      </w:pPr>
+      <w:r>
+        <w:rPr>
+          <w:rFonts w:ascii="Arial" w:hAnsi="Arial"/>
+          <w:b/>
+          <w:color w:val="475569"/>
+          <w:sz w:val="18"/>
+        </w:rPr>
+        <w:t xml:space="preserve">Historia Relacionada: </w:t>
+      </w:r>
+      <w:r>
+        <w:rPr>
+          <w:rFonts w:ascii="Arial" w:hAnsi="Arial"/>
+          <w:color w:val="1E3A5F"/>
+          <w:sz w:val="18"/>
+        </w:rPr>
+        <w:t>HU-05: Liquidación de Pagos con Yape, Efectivo y Evidencia Fotográfica</w:t>
+      </w:r>
+    </w:p>
+    <w:p>
+      <w:pPr>
+        <w:spacing w:after="120" w:line="276" w:lineRule="auto"/>
+      </w:pPr>
+      <w:r>
+        <w:rPr>
+          <w:rFonts w:ascii="Arial" w:hAnsi="Arial"/>
+          <w:color w:val="1F2937"/>
+          <w:sz w:val="18"/>
+        </w:rPr>
+        <w:t>Al presionar 'Registrar Pago' sobre la Factura F004-9842 y seleccionar 'Yape (Billetera Digital)', el sistema despliega automáticamente una tarjeta informativa en color lila con los datos registrados por el Gerente: 'Número Celular: 987654321' y 'Titular / Alias: Juan Pérez Ramos / Logística Norte'.</w:t>
+      </w:r>
+    </w:p>
+    <w:p>
+      <w:pPr>
+        <w:spacing w:before="80" w:after="80"/>
+        <w:jc w:val="center"/>
+      </w:pPr>
+      <w:r>
+        <w:drawing>
+          <wp:inline xmlns:a="http://schemas.openxmlformats.org/drawingml/2006/main" xmlns:pic="http://schemas.openxmlformats.org/drawingml/2006/picture">
+            <wp:extent cx="5212080" cy="3909060"/>
+            <wp:docPr id="17" name="Picture 17"/>
+            <wp:cNvGraphicFramePr>
+              <a:graphicFrameLocks noChangeAspect="1"/>
+            </wp:cNvGraphicFramePr>
+            <a:graphic>
+              <a:graphicData uri="http://schemas.openxmlformats.org/drawingml/2006/picture">
+                <pic:pic>
+                  <pic:nvPicPr>
+                    <pic:cNvPr id="0" name="13_modal_pago_yape_datos.png"/>
+                    <pic:cNvPicPr/>
+                  </pic:nvPicPr>
+                  <pic:blipFill>
+                    <a:blip r:embed="rId25"/>
+                    <a:stretch>
+                      <a:fillRect/>
+                    </a:stretch>
+                  </pic:blipFill>
+                  <pic:spPr>
+                    <a:xfrm>
+                      <a:off x="0" y="0"/>
+                      <a:ext cx="5212080" cy="3909060"/>
+                    </a:xfrm>
+                    <a:prstGeom prst="rect"/>
+                  </pic:spPr>
+                </pic:pic>
+              </a:graphicData>
+            </a:graphic>
+          </wp:inline>
+        </w:drawing>
+      </w:r>
+    </w:p>
+    <w:p>
+      <w:pPr>
+        <w:spacing w:after="120"/>
+        <w:jc w:val="center"/>
+      </w:pPr>
+      <w:r>
+        <w:rPr>
+          <w:rFonts w:ascii="Arial" w:hAnsi="Arial"/>
+          <w:i/>
+          <w:color w:val="64748B"/>
+          <w:sz w:val="16"/>
+        </w:rPr>
         <w:t>Figura: Captura de pantalla del sistema (13_modal_pago_yape_datos.png)</w:t>
       </w:r>
     </w:p>
@@ -9165,7 +9705,7 @@
         <w:drawing>
           <wp:inline xmlns:a="http://schemas.openxmlformats.org/drawingml/2006/main" xmlns:pic="http://schemas.openxmlformats.org/drawingml/2006/picture">
             <wp:extent cx="5212080" cy="3909060"/>
-            <wp:docPr id="14" name="Picture 14"/>
+            <wp:docPr id="18" name="Picture 18"/>
             <wp:cNvGraphicFramePr>
               <a:graphicFrameLocks noChangeAspect="1"/>
             </wp:cNvGraphicFramePr>
@@ -9177,7 +9717,7 @@
                     <pic:cNvPicPr/>
                   </pic:nvPicPr>
                   <pic:blipFill>
-                    <a:blip r:embed="rId22"/>
+                    <a:blip r:embed="rId26"/>
                     <a:stretch>
                       <a:fillRect/>
                     </a:stretch>
@@ -9253,7 +9793,7 @@
           <w:color w:val="1E3A5F"/>
           <w:sz w:val="23"/>
         </w:rPr>
-        <w:t>Actualización Inmediata a Estado 'Realizado' (HU-05, Criterio 5.3)</w:t>
+        <w:t>Actualización a Estado 'Realizado', N° de Operación y Visualización Conjunta de Titular y Voucher (HU-05, Criterio 5.3)</w:t>
       </w:r>
     </w:p>
     <w:p>
@@ -9275,7 +9815,7 @@
           <w:color w:val="1E3A5F"/>
           <w:sz w:val="18"/>
         </w:rPr>
-        <w:t>HU-05: Liquidación de Pagos con Yape, Efectivo y Evidencia Fotográfica</w:t>
+        <w:t>HU-05: Liquidación de Pagos y Auditoría Documental Simultánea</w:t>
       </w:r>
     </w:p>
     <w:p>
@@ -9288,7 +9828,7 @@
           <w:color w:val="1F2937"/>
           <w:sz w:val="18"/>
         </w:rPr>
-        <w:t>Al confirmar el pago indicando el método y número de constancia, la obligación pasa al estado 'Realizado' y muestra la fecha y el método empleado. El registro se traslada a la lista de completados del Asistente y actualiza en tiempo real los totales en el Dashboard del Gerente.</w:t>
+        <w:t>Al registrar el pago, se muestra claramente el N° de Operación en la tabla ('OP-9988221'). Además, se mantienen disponibles simultáneamente AMBOS botones: 'Ver Titular / DNI' y 'Ver Voucher', permitiendo auditar tanto la acreditación del recibo propio como el comprobante bancario del pago.</w:t>
       </w:r>
     </w:p>
     <w:p>
@@ -9299,8 +9839,8 @@
       <w:r>
         <w:drawing>
           <wp:inline xmlns:a="http://schemas.openxmlformats.org/drawingml/2006/main" xmlns:pic="http://schemas.openxmlformats.org/drawingml/2006/picture">
-            <wp:extent cx="5212080" cy="8461486"/>
-            <wp:docPr id="15" name="Picture 15"/>
+            <wp:extent cx="5212080" cy="8738378"/>
+            <wp:docPr id="19" name="Picture 19"/>
             <wp:cNvGraphicFramePr>
               <a:graphicFrameLocks noChangeAspect="1"/>
             </wp:cNvGraphicFramePr>
@@ -9312,7 +9852,7 @@
                     <pic:cNvPicPr/>
                   </pic:nvPicPr>
                   <pic:blipFill>
-                    <a:blip r:embed="rId23"/>
+                    <a:blip r:embed="rId27"/>
                     <a:stretch>
                       <a:fillRect/>
                     </a:stretch>
@@ -9320,7 +9860,7 @@
                   <pic:spPr>
                     <a:xfrm>
                       <a:off x="0" y="0"/>
-                      <a:ext cx="5212080" cy="8461486"/>
+                      <a:ext cx="5212080" cy="8738378"/>
                     </a:xfrm>
                     <a:prstGeom prst="rect"/>
                   </pic:spPr>
@@ -9365,7 +9905,142 @@
           <w:color w:val="0F5132"/>
           <w:sz w:val="17"/>
         </w:rPr>
-        <w:t>Cumple Criterio 5.3: Actualización reactiva de estado y sincronización de balance.</w:t>
+        <w:t>Cumple Criterio 5.3 y Observaciones Compañero: N° Operación visible y acceso simultáneo a Titular y Voucher de pago.</w:t>
+      </w:r>
+    </w:p>
+    <w:p>
+      <w:pPr>
+        <w:spacing w:before="240" w:after="40"/>
+      </w:pPr>
+      <w:r>
+        <w:rPr>
+          <w:rFonts w:ascii="Arial" w:hAnsi="Arial"/>
+          <w:b/>
+          <w:color w:val="D97706"/>
+          <w:sz w:val="23"/>
+        </w:rPr>
+        <w:t xml:space="preserve">[Paso 15b] </w:t>
+      </w:r>
+      <w:r>
+        <w:rPr>
+          <w:rFonts w:ascii="Arial" w:hAnsi="Arial"/>
+          <w:b/>
+          <w:color w:val="1E3A5F"/>
+          <w:sz w:val="23"/>
+        </w:rPr>
+        <w:t>Edición y Corrección de Gastos y Pagos por el Asistente (Observación Edición Pagos)</w:t>
+      </w:r>
+    </w:p>
+    <w:p>
+      <w:pPr>
+        <w:spacing w:after="60"/>
+      </w:pPr>
+      <w:r>
+        <w:rPr>
+          <w:rFonts w:ascii="Arial" w:hAnsi="Arial"/>
+          <w:b/>
+          <w:color w:val="475569"/>
+          <w:sz w:val="18"/>
+        </w:rPr>
+        <w:t xml:space="preserve">Historia Relacionada: </w:t>
+      </w:r>
+      <w:r>
+        <w:rPr>
+          <w:rFonts w:ascii="Arial" w:hAnsi="Arial"/>
+          <w:color w:val="1E3A5F"/>
+          <w:sz w:val="18"/>
+        </w:rPr>
+        <w:t>HU-03 / HU-05: Edición y Rectificación Administrativa</w:t>
+      </w:r>
+    </w:p>
+    <w:p>
+      <w:pPr>
+        <w:spacing w:after="120" w:line="276" w:lineRule="auto"/>
+      </w:pPr>
+      <w:r>
+        <w:rPr>
+          <w:rFonts w:ascii="Arial" w:hAnsi="Arial"/>
+          <w:color w:val="1F2937"/>
+          <w:sz w:val="18"/>
+        </w:rPr>
+        <w:t>En caso de error en el importe, descripción, fecha de vencimiento o número de operación ingresado, el Asistente puede hacer clic en 'Editar' para rectificar los datos sin alterar la trazabilidad del sistema.</w:t>
+      </w:r>
+    </w:p>
+    <w:p>
+      <w:pPr>
+        <w:spacing w:before="80" w:after="80"/>
+        <w:jc w:val="center"/>
+      </w:pPr>
+      <w:r>
+        <w:drawing>
+          <wp:inline xmlns:a="http://schemas.openxmlformats.org/drawingml/2006/main" xmlns:pic="http://schemas.openxmlformats.org/drawingml/2006/picture">
+            <wp:extent cx="5212080" cy="3909060"/>
+            <wp:docPr id="20" name="Picture 20"/>
+            <wp:cNvGraphicFramePr>
+              <a:graphicFrameLocks noChangeAspect="1"/>
+            </wp:cNvGraphicFramePr>
+            <a:graphic>
+              <a:graphicData uri="http://schemas.openxmlformats.org/drawingml/2006/picture">
+                <pic:pic>
+                  <pic:nvPicPr>
+                    <pic:cNvPr id="0" name="15b_modal_editar_gasto_asistente.png"/>
+                    <pic:cNvPicPr/>
+                  </pic:nvPicPr>
+                  <pic:blipFill>
+                    <a:blip r:embed="rId28"/>
+                    <a:stretch>
+                      <a:fillRect/>
+                    </a:stretch>
+                  </pic:blipFill>
+                  <pic:spPr>
+                    <a:xfrm>
+                      <a:off x="0" y="0"/>
+                      <a:ext cx="5212080" cy="3909060"/>
+                    </a:xfrm>
+                    <a:prstGeom prst="rect"/>
+                  </pic:spPr>
+                </pic:pic>
+              </a:graphicData>
+            </a:graphic>
+          </wp:inline>
+        </w:drawing>
+      </w:r>
+    </w:p>
+    <w:p>
+      <w:pPr>
+        <w:spacing w:after="120"/>
+        <w:jc w:val="center"/>
+      </w:pPr>
+      <w:r>
+        <w:rPr>
+          <w:rFonts w:ascii="Arial" w:hAnsi="Arial"/>
+          <w:i/>
+          <w:color w:val="64748B"/>
+          <w:sz w:val="16"/>
+        </w:rPr>
+        <w:t>Figura: Captura de pantalla del sistema (15b_modal_editar_gasto_asistente.png)</w:t>
+      </w:r>
+    </w:p>
+    <w:p>
+      <w:pPr>
+        <w:spacing w:after="200"/>
+      </w:pPr>
+      <w:r>
+        <w:rPr>
+          <w:rFonts w:ascii="Arial" w:hAnsi="Arial"/>
+          <w:b/>
+          <w:color w:val="0F5132"/>
+          <w:sz w:val="17"/>
+        </w:rPr>
+        <w:t xml:space="preserve">Resultado de Validación: </w:t>
+      </w:r>
+      <w:r>
+        <w:rPr>
+          <w:rFonts w:ascii="Arial" w:hAnsi="Arial"/>
+          <w:color w:val="0F5132"/>
+          <w:sz w:val="17"/>
+        </w:rPr>
+        <w:t>Cumple Requerimiento: Flexibilidad administrativa para corrección de pagos registrados.</w:t>
       </w:r>
     </w:p>
     <w:p>
@@ -9435,7 +10110,7 @@
         <w:drawing>
           <wp:inline xmlns:a="http://schemas.openxmlformats.org/drawingml/2006/main" xmlns:pic="http://schemas.openxmlformats.org/drawingml/2006/picture">
             <wp:extent cx="5212080" cy="3909060"/>
-            <wp:docPr id="16" name="Picture 16"/>
+            <wp:docPr id="21" name="Picture 21"/>
             <wp:cNvGraphicFramePr>
               <a:graphicFrameLocks noChangeAspect="1"/>
             </wp:cNvGraphicFramePr>
@@ -9447,7 +10122,7 @@
                     <pic:cNvPicPr/>
                   </pic:nvPicPr>
                   <pic:blipFill>
-                    <a:blip r:embed="rId24"/>
+                    <a:blip r:embed="rId29"/>
                     <a:stretch>
                       <a:fillRect/>
                     </a:stretch>
